--- a/4.质量管理/1.流程制度规范类文件/HXDL-ITSS-0408 纠正与预防措施控制程序.docx
+++ b/4.质量管理/1.流程制度规范类文件/HXDL-ITSS-0408 纠正与预防措施控制程序.docx
@@ -1,11 +1,10 @@
 
 <file path=word/document.xml><?xml version="1.0" encoding="utf-8"?>
-<w:document xmlns:wpc="http://schemas.microsoft.com/office/word/2010/wordprocessingCanvas" xmlns:mc="http://schemas.openxmlformats.org/markup-compatibility/2006" xmlns:o="urn:schemas-microsoft-com:office:office" xmlns:r="http://schemas.openxmlformats.org/officeDocument/2006/relationships" xmlns:m="http://schemas.openxmlformats.org/officeDocument/2006/math" xmlns:v="urn:schemas-microsoft-com:vml" xmlns:wp14="http://schemas.microsoft.com/office/word/2010/wordprocessingDrawing" xmlns:wp="http://schemas.openxmlformats.org/drawingml/2006/wordprocessingDrawing" xmlns:w10="urn:schemas-microsoft-com:office:word" xmlns:w="http://schemas.openxmlformats.org/wordprocessingml/2006/main" xmlns:w14="http://schemas.microsoft.com/office/word/2010/wordml" xmlns:w15="http://schemas.microsoft.com/office/word/2012/wordml" xmlns:wne="http://schemas.microsoft.com/office/word/2006/wordml" xmlns:wpg="http://schemas.microsoft.com/office/word/2010/wordprocessingGroup" xmlns:wpi="http://schemas.microsoft.com/office/word/2010/wordprocessingInk" xmlns:wps="http://schemas.microsoft.com/office/word/2010/wordprocessingShape" mc:Ignorable="w14 w15 wp14">
-  <!-- Generated by Aspose.Words for .NET 13.3.0.1 -->
+<w:document xmlns:wpc="http://schemas.microsoft.com/office/word/2010/wordprocessingCanvas" xmlns:mc="http://schemas.openxmlformats.org/markup-compatibility/2006" xmlns:o="urn:schemas-microsoft-com:office:office" xmlns:r="http://schemas.openxmlformats.org/officeDocument/2006/relationships" xmlns:m="http://schemas.openxmlformats.org/officeDocument/2006/math" xmlns:v="urn:schemas-microsoft-com:vml" xmlns:wp14="http://schemas.microsoft.com/office/word/2010/wordprocessingDrawing" xmlns:wp="http://schemas.openxmlformats.org/drawingml/2006/wordprocessingDrawing" xmlns:w="http://schemas.openxmlformats.org/wordprocessingml/2006/main" xmlns:w14="http://schemas.microsoft.com/office/word/2010/wordml" xmlns:w10="urn:schemas-microsoft-com:office:word" xmlns:w15="http://schemas.microsoft.com/office/word/2012/wordml" xmlns:wpg="http://schemas.microsoft.com/office/word/2010/wordprocessingGroup" xmlns:wpi="http://schemas.microsoft.com/office/word/2010/wordprocessingInk" xmlns:wne="http://schemas.microsoft.com/office/word/2006/wordml" xmlns:wps="http://schemas.microsoft.com/office/word/2010/wordprocessingShape" xmlns:wpsCustomData="http://www.wps.cn/officeDocument/2013/wpsCustomData" mc:Ignorable="w14 w15 wp14">
   <w:body>
     <w:p>
       <w:pPr>
-        <w:pStyle w:val="a"/>
+        <w:pStyle w:val="24"/>
         <w:keepNext w:val="0"/>
         <w:keepLines w:val="0"/>
         <w:pageBreakBefore w:val="0"/>
@@ -19,7 +18,7 @@
         <w:bidi w:val="0"/>
         <w:adjustRightInd w:val="0"/>
         <w:snapToGrid w:val="0"/>
-        <w:ind w:left="0" w:right="0" w:firstLine="0" w:leftChars="0" w:rightChars="0" w:firstLineChars="0"/>
+        <w:ind w:left="0" w:leftChars="0" w:right="0" w:rightChars="0" w:firstLine="0" w:firstLineChars="0"/>
         <w:jc w:val="center"/>
         <w:textAlignment w:val="baseline"/>
         <w:rPr>
@@ -30,7 +29,7 @@
       <w:bookmarkStart w:id="0" w:name="_Toc2849"/>
       <w:r>
         <w:drawing>
-          <wp:anchor distT="0" distB="0" distL="114300" distR="114300" simplePos="0" relativeHeight="251658240" behindDoc="1" locked="0" layoutInCell="1" allowOverlap="1">
+          <wp:anchor distT="0" distB="0" distL="114300" distR="114300" simplePos="0" relativeHeight="251659264" behindDoc="1" locked="0" layoutInCell="1" allowOverlap="1">
             <wp:simplePos x="0" y="0"/>
             <wp:positionH relativeFrom="column">
               <wp:posOffset>-1186815</wp:posOffset>
@@ -55,7 +54,7 @@
                     </pic:cNvPicPr>
                   </pic:nvPicPr>
                   <pic:blipFill>
-                    <a:blip xmlns:r="http://schemas.openxmlformats.org/officeDocument/2006/relationships" r:embed="rId4"/>
+                    <a:blip r:embed="rId6"/>
                     <a:stretch>
                       <a:fillRect/>
                     </a:stretch>
@@ -90,7 +89,7 @@
     </w:p>
     <w:p>
       <w:pPr>
-        <w:pStyle w:val="a0"/>
+        <w:pStyle w:val="25"/>
         <w:keepNext w:val="0"/>
         <w:keepLines w:val="0"/>
         <w:pageBreakBefore w:val="0"/>
@@ -105,7 +104,7 @@
         <w:adjustRightInd w:val="0"/>
         <w:snapToGrid w:val="0"/>
         <w:spacing w:before="0" w:after="0" w:afterLines="0"/>
-        <w:ind w:left="0" w:right="0" w:firstLine="0" w:leftChars="0" w:rightChars="0" w:firstLineChars="0"/>
+        <w:ind w:left="0" w:leftChars="0" w:right="0" w:rightChars="0" w:firstLine="0" w:firstLineChars="0"/>
         <w:jc w:val="center"/>
         <w:textAlignment w:val="baseline"/>
         <w:rPr>
@@ -125,7 +124,7 @@
     </w:p>
     <w:p>
       <w:pPr>
-        <w:pStyle w:val="a0"/>
+        <w:pStyle w:val="25"/>
         <w:keepNext w:val="0"/>
         <w:keepLines w:val="0"/>
         <w:pageBreakBefore w:val="0"/>
@@ -140,7 +139,7 @@
         <w:adjustRightInd w:val="0"/>
         <w:snapToGrid w:val="0"/>
         <w:spacing w:before="0" w:after="0" w:afterLines="0"/>
-        <w:ind w:left="0" w:right="0" w:firstLine="0" w:leftChars="0" w:rightChars="0" w:firstLineChars="0"/>
+        <w:ind w:left="0" w:leftChars="0" w:right="0" w:rightChars="0" w:firstLine="0" w:firstLineChars="0"/>
         <w:jc w:val="center"/>
         <w:textAlignment w:val="baseline"/>
         <w:rPr>
@@ -173,7 +172,7 @@
         <w:bidi w:val="0"/>
         <w:adjustRightInd w:val="0"/>
         <w:snapToGrid w:val="0"/>
-        <w:ind w:left="0" w:right="0" w:firstLine="0" w:leftChars="0" w:rightChars="0" w:firstLineChars="0"/>
+        <w:ind w:left="0" w:leftChars="0" w:right="0" w:rightChars="0" w:firstLine="0" w:firstLineChars="0"/>
         <w:jc w:val="center"/>
         <w:textAlignment w:val="baseline"/>
         <w:rPr>
@@ -184,17 +183,18 @@
     </w:p>
     <w:tbl>
       <w:tblPr>
-        <w:tblStyle w:val="TableGrid"/>
+        <w:tblStyle w:val="21"/>
         <w:tblW w:w="0" w:type="auto"/>
         <w:jc w:val="center"/>
         <w:tblBorders>
-          <w:top w:val="nil"/>
-          <w:left w:val="nil"/>
-          <w:bottom w:val="nil"/>
-          <w:right w:val="nil"/>
-          <w:insideH w:val="nil"/>
-          <w:insideV w:val="nil"/>
+          <w:top w:val="none" w:color="auto" w:sz="0" w:space="0"/>
+          <w:left w:val="none" w:color="auto" w:sz="0" w:space="0"/>
+          <w:bottom w:val="none" w:color="auto" w:sz="0" w:space="0"/>
+          <w:right w:val="none" w:color="auto" w:sz="0" w:space="0"/>
+          <w:insideH w:val="none" w:color="auto" w:sz="0" w:space="0"/>
+          <w:insideV w:val="none" w:color="auto" w:sz="0" w:space="0"/>
         </w:tblBorders>
+        <w:tblLayout w:type="autofit"/>
         <w:tblCellMar>
           <w:top w:w="0" w:type="dxa"/>
           <w:left w:w="108" w:type="dxa"/>
@@ -208,15 +208,13 @@
       </w:tblGrid>
       <w:tr>
         <w:tblPrEx>
-          <w:tblW w:w="0" w:type="auto"/>
-          <w:jc w:val="center"/>
           <w:tblBorders>
-            <w:top w:val="nil"/>
-            <w:left w:val="nil"/>
-            <w:bottom w:val="nil"/>
-            <w:right w:val="nil"/>
-            <w:insideH w:val="nil"/>
-            <w:insideV w:val="nil"/>
+            <w:top w:val="none" w:color="auto" w:sz="0" w:space="0"/>
+            <w:left w:val="none" w:color="auto" w:sz="0" w:space="0"/>
+            <w:bottom w:val="none" w:color="auto" w:sz="0" w:space="0"/>
+            <w:right w:val="none" w:color="auto" w:sz="0" w:space="0"/>
+            <w:insideH w:val="none" w:color="auto" w:sz="0" w:space="0"/>
+            <w:insideV w:val="none" w:color="auto" w:sz="0" w:space="0"/>
           </w:tblBorders>
           <w:tblCellMar>
             <w:top w:w="0" w:type="dxa"/>
@@ -226,7 +224,7 @@
           </w:tblCellMar>
         </w:tblPrEx>
         <w:trPr>
-          <w:trHeight w:val="810"/>
+          <w:trHeight w:val="810" w:hRule="atLeast"/>
           <w:jc w:val="center"/>
         </w:trPr>
         <w:tc>
@@ -248,7 +246,7 @@
               <w:bidi w:val="0"/>
               <w:adjustRightInd w:val="0"/>
               <w:snapToGrid w:val="0"/>
-              <w:ind w:left="0" w:right="0" w:firstLine="0" w:leftChars="0" w:rightChars="0" w:firstLineChars="0"/>
+              <w:ind w:left="0" w:leftChars="0" w:right="0" w:rightChars="0" w:firstLine="0" w:firstLineChars="0"/>
               <w:jc w:val="left"/>
               <w:textAlignment w:val="baseline"/>
               <w:rPr>
@@ -267,7 +265,7 @@
             </w:r>
             <w:r>
               <w:rPr>
-                <w:rFonts w:asciiTheme="minorAscii" w:eastAsiaTheme="minorEastAsia" w:hAnsiTheme="minorAscii" w:hint="default"/>
+                <w:rFonts w:hint="default" w:asciiTheme="minorAscii" w:hAnsiTheme="minorAscii" w:eastAsiaTheme="minorEastAsia"/>
                 <w:spacing w:val="227"/>
                 <w:sz w:val="21"/>
                 <w:vertAlign w:val="baseline"/>
@@ -305,7 +303,7 @@
               <w:bidi w:val="0"/>
               <w:adjustRightInd w:val="0"/>
               <w:snapToGrid w:val="0"/>
-              <w:ind w:left="0" w:right="0" w:firstLine="0" w:leftChars="0" w:rightChars="0" w:firstLineChars="0"/>
+              <w:ind w:left="0" w:leftChars="0" w:right="0" w:rightChars="0" w:firstLine="0" w:firstLineChars="0"/>
               <w:jc w:val="right"/>
               <w:textAlignment w:val="baseline"/>
               <w:rPr>
@@ -324,7 +322,7 @@
             </w:r>
             <w:r>
               <w:rPr>
-                <w:rFonts w:asciiTheme="minorAscii" w:eastAsiaTheme="minorEastAsia" w:hAnsiTheme="minorAscii" w:hint="eastAsia"/>
+                <w:rFonts w:hint="eastAsia" w:asciiTheme="minorAscii" w:hAnsiTheme="minorAscii" w:eastAsiaTheme="minorEastAsia"/>
                 <w:spacing w:val="227"/>
                 <w:sz w:val="21"/>
                 <w:vertAlign w:val="baseline"/>
@@ -346,8 +344,14 @@
       </w:tr>
       <w:tr>
         <w:tblPrEx>
-          <w:tblW w:w="0" w:type="auto"/>
-          <w:jc w:val="center"/>
+          <w:tblBorders>
+            <w:top w:val="none" w:color="auto" w:sz="0" w:space="0"/>
+            <w:left w:val="none" w:color="auto" w:sz="0" w:space="0"/>
+            <w:bottom w:val="none" w:color="auto" w:sz="0" w:space="0"/>
+            <w:right w:val="none" w:color="auto" w:sz="0" w:space="0"/>
+            <w:insideH w:val="none" w:color="auto" w:sz="0" w:space="0"/>
+            <w:insideV w:val="none" w:color="auto" w:sz="0" w:space="0"/>
+          </w:tblBorders>
           <w:tblCellMar>
             <w:top w:w="0" w:type="dxa"/>
             <w:left w:w="108" w:type="dxa"/>
@@ -356,7 +360,7 @@
           </w:tblCellMar>
         </w:tblPrEx>
         <w:trPr>
-          <w:trHeight w:val="810"/>
+          <w:trHeight w:val="810" w:hRule="atLeast"/>
           <w:jc w:val="center"/>
         </w:trPr>
         <w:tc>
@@ -379,11 +383,11 @@
               <w:bidi w:val="0"/>
               <w:adjustRightInd w:val="0"/>
               <w:snapToGrid w:val="0"/>
-              <w:ind w:left="0" w:right="0" w:firstLine="0" w:leftChars="0" w:rightChars="0" w:firstLineChars="0"/>
+              <w:ind w:left="0" w:leftChars="0" w:right="0" w:rightChars="0" w:firstLine="0" w:firstLineChars="0"/>
               <w:jc w:val="left"/>
               <w:textAlignment w:val="baseline"/>
               <w:rPr>
-                <w:rFonts w:ascii="Arial" w:eastAsia="Arial" w:hAnsi="Arial" w:cs="Arial" w:hint="eastAsia"/>
+                <w:rFonts w:hint="eastAsia" w:ascii="Arial" w:hAnsi="Arial" w:eastAsia="Arial" w:cs="Arial"/>
                 <w:snapToGrid w:val="0"/>
                 <w:color w:val="000000"/>
                 <w:kern w:val="0"/>
@@ -403,7 +407,7 @@
             </w:r>
             <w:r>
               <w:rPr>
-                <w:rFonts w:asciiTheme="minorAscii" w:eastAsiaTheme="minorEastAsia" w:hAnsiTheme="minorAscii" w:hint="default"/>
+                <w:rFonts w:hint="default" w:asciiTheme="minorAscii" w:hAnsiTheme="minorAscii" w:eastAsiaTheme="minorEastAsia"/>
                 <w:spacing w:val="227"/>
                 <w:sz w:val="21"/>
                 <w:vertAlign w:val="baseline"/>
@@ -442,11 +446,11 @@
               <w:bidi w:val="0"/>
               <w:adjustRightInd w:val="0"/>
               <w:snapToGrid w:val="0"/>
-              <w:ind w:left="0" w:right="0" w:firstLine="0" w:leftChars="0" w:rightChars="0" w:firstLineChars="0"/>
+              <w:ind w:left="0" w:leftChars="0" w:right="0" w:rightChars="0" w:firstLine="0" w:firstLineChars="0"/>
               <w:jc w:val="right"/>
               <w:textAlignment w:val="baseline"/>
               <w:rPr>
-                <w:rFonts w:ascii="Arial" w:eastAsia="Arial" w:hAnsi="Arial" w:cs="Arial" w:hint="eastAsia"/>
+                <w:rFonts w:hint="eastAsia" w:ascii="Arial" w:hAnsi="Arial" w:eastAsia="Arial" w:cs="Arial"/>
                 <w:snapToGrid w:val="0"/>
                 <w:color w:val="000000"/>
                 <w:kern w:val="0"/>
@@ -466,7 +470,7 @@
             </w:r>
             <w:r>
               <w:rPr>
-                <w:rFonts w:asciiTheme="minorAscii" w:eastAsiaTheme="minorEastAsia" w:hAnsiTheme="minorAscii" w:hint="eastAsia"/>
+                <w:rFonts w:hint="eastAsia" w:asciiTheme="minorAscii" w:hAnsiTheme="minorAscii" w:eastAsiaTheme="minorEastAsia"/>
                 <w:spacing w:val="227"/>
                 <w:sz w:val="21"/>
                 <w:vertAlign w:val="baseline"/>
@@ -488,8 +492,14 @@
       </w:tr>
       <w:tr>
         <w:tblPrEx>
-          <w:tblW w:w="0" w:type="auto"/>
-          <w:jc w:val="center"/>
+          <w:tblBorders>
+            <w:top w:val="none" w:color="auto" w:sz="0" w:space="0"/>
+            <w:left w:val="none" w:color="auto" w:sz="0" w:space="0"/>
+            <w:bottom w:val="none" w:color="auto" w:sz="0" w:space="0"/>
+            <w:right w:val="none" w:color="auto" w:sz="0" w:space="0"/>
+            <w:insideH w:val="none" w:color="auto" w:sz="0" w:space="0"/>
+            <w:insideV w:val="none" w:color="auto" w:sz="0" w:space="0"/>
+          </w:tblBorders>
           <w:tblCellMar>
             <w:top w:w="0" w:type="dxa"/>
             <w:left w:w="108" w:type="dxa"/>
@@ -498,7 +508,7 @@
           </w:tblCellMar>
         </w:tblPrEx>
         <w:trPr>
-          <w:trHeight w:val="635"/>
+          <w:trHeight w:val="635" w:hRule="atLeast"/>
           <w:jc w:val="center"/>
         </w:trPr>
         <w:tc>
@@ -520,7 +530,7 @@
               <w:bidi w:val="0"/>
               <w:adjustRightInd w:val="0"/>
               <w:snapToGrid w:val="0"/>
-              <w:ind w:left="0" w:right="0" w:firstLine="0" w:leftChars="0" w:rightChars="0" w:firstLineChars="0"/>
+              <w:ind w:left="0" w:leftChars="0" w:right="0" w:rightChars="0" w:firstLine="0" w:firstLineChars="0"/>
               <w:jc w:val="left"/>
               <w:textAlignment w:val="baseline"/>
               <w:rPr>
@@ -539,7 +549,7 @@
             </w:r>
             <w:r>
               <w:rPr>
-                <w:rFonts w:asciiTheme="minorAscii" w:eastAsiaTheme="minorEastAsia" w:hAnsiTheme="minorAscii" w:hint="eastAsia"/>
+                <w:rFonts w:hint="eastAsia" w:asciiTheme="minorAscii" w:hAnsiTheme="minorAscii" w:eastAsiaTheme="minorEastAsia"/>
                 <w:spacing w:val="227"/>
                 <w:sz w:val="21"/>
                 <w:vertAlign w:val="baseline"/>
@@ -576,7 +586,7 @@
               <w:bidi w:val="0"/>
               <w:adjustRightInd w:val="0"/>
               <w:snapToGrid w:val="0"/>
-              <w:ind w:left="0" w:right="0" w:firstLine="0" w:leftChars="0" w:rightChars="0" w:firstLineChars="0"/>
+              <w:ind w:left="0" w:leftChars="0" w:right="0" w:rightChars="0" w:firstLine="0" w:firstLineChars="0"/>
               <w:jc w:val="right"/>
               <w:textAlignment w:val="baseline"/>
               <w:rPr>
@@ -595,7 +605,7 @@
             </w:r>
             <w:r>
               <w:rPr>
-                <w:rFonts w:asciiTheme="minorAscii" w:eastAsiaTheme="minorEastAsia" w:hAnsiTheme="minorAscii" w:hint="eastAsia"/>
+                <w:rFonts w:hint="eastAsia" w:asciiTheme="minorAscii" w:hAnsiTheme="minorAscii" w:eastAsiaTheme="minorEastAsia"/>
                 <w:spacing w:val="227"/>
                 <w:sz w:val="21"/>
                 <w:vertAlign w:val="baseline"/>
@@ -665,7 +675,7 @@
         <w:textAlignment w:val="baseline"/>
         <w:outlineLvl w:val="0"/>
         <w:rPr>
-          <w:rFonts w:ascii="宋体" w:eastAsia="宋体" w:hAnsi="宋体" w:cs="宋体"/>
+          <w:rFonts w:ascii="宋体" w:hAnsi="宋体" w:eastAsia="宋体" w:cs="宋体"/>
           <w:sz w:val="30"/>
           <w:szCs w:val="30"/>
         </w:rPr>
@@ -673,7 +683,7 @@
       <w:bookmarkStart w:id="3" w:name="_Toc27301"/>
       <w:r>
         <w:rPr>
-          <w:rFonts w:ascii="宋体" w:eastAsia="宋体" w:hAnsi="宋体" w:cs="宋体"/>
+          <w:rFonts w:ascii="宋体" w:hAnsi="宋体" w:eastAsia="宋体" w:cs="宋体"/>
           <w:b/>
           <w:bCs/>
           <w:spacing w:val="-4"/>
@@ -686,16 +696,16 @@
     </w:p>
     <w:tbl>
       <w:tblPr>
-        <w:tblStyle w:val="TableNormal00"/>
+        <w:tblStyle w:val="42"/>
         <w:tblW w:w="9005" w:type="dxa"/>
         <w:tblInd w:w="34" w:type="dxa"/>
         <w:tblBorders>
-          <w:top w:val="single" w:sz="6" w:space="0" w:color="000000"/>
-          <w:left w:val="single" w:sz="6" w:space="0" w:color="000000"/>
-          <w:bottom w:val="single" w:sz="6" w:space="0" w:color="000000"/>
-          <w:right w:val="single" w:sz="6" w:space="0" w:color="000000"/>
-          <w:insideH w:val="single" w:sz="6" w:space="0" w:color="000000"/>
-          <w:insideV w:val="single" w:sz="6" w:space="0" w:color="000000"/>
+          <w:top w:val="single" w:color="000000" w:sz="6" w:space="0"/>
+          <w:left w:val="single" w:color="000000" w:sz="6" w:space="0"/>
+          <w:bottom w:val="single" w:color="000000" w:sz="6" w:space="0"/>
+          <w:right w:val="single" w:color="000000" w:sz="6" w:space="0"/>
+          <w:insideH w:val="single" w:color="000000" w:sz="6" w:space="0"/>
+          <w:insideV w:val="single" w:color="000000" w:sz="6" w:space="0"/>
         </w:tblBorders>
         <w:tblLayout w:type="fixed"/>
         <w:tblCellMar>
@@ -717,17 +727,14 @@
       </w:tblGrid>
       <w:tr>
         <w:tblPrEx>
-          <w:tblW w:w="9005" w:type="dxa"/>
-          <w:tblInd w:w="34" w:type="dxa"/>
           <w:tblBorders>
-            <w:top w:val="single" w:sz="6" w:space="0" w:color="000000"/>
-            <w:left w:val="single" w:sz="6" w:space="0" w:color="000000"/>
-            <w:bottom w:val="single" w:sz="6" w:space="0" w:color="000000"/>
-            <w:right w:val="single" w:sz="6" w:space="0" w:color="000000"/>
-            <w:insideH w:val="single" w:sz="6" w:space="0" w:color="000000"/>
-            <w:insideV w:val="single" w:sz="6" w:space="0" w:color="000000"/>
+            <w:top w:val="single" w:color="000000" w:sz="6" w:space="0"/>
+            <w:left w:val="single" w:color="000000" w:sz="6" w:space="0"/>
+            <w:bottom w:val="single" w:color="000000" w:sz="6" w:space="0"/>
+            <w:right w:val="single" w:color="000000" w:sz="6" w:space="0"/>
+            <w:insideH w:val="single" w:color="000000" w:sz="6" w:space="0"/>
+            <w:insideV w:val="single" w:color="000000" w:sz="6" w:space="0"/>
           </w:tblBorders>
-          <w:tblLayout w:type="fixed"/>
           <w:tblCellMar>
             <w:top w:w="0" w:type="dxa"/>
             <w:left w:w="0" w:type="dxa"/>
@@ -736,15 +743,15 @@
           </w:tblCellMar>
         </w:tblPrEx>
         <w:trPr>
-          <w:trHeight w:val="489"/>
+          <w:trHeight w:val="489" w:hRule="atLeast"/>
         </w:trPr>
         <w:tc>
           <w:tcPr>
             <w:tcW w:w="845" w:type="dxa"/>
             <w:vMerge w:val="restart"/>
             <w:tcBorders>
-              <w:top w:val="single" w:sz="10" w:space="0" w:color="000000"/>
-              <w:left w:val="single" w:sz="10" w:space="0" w:color="000000"/>
+              <w:top w:val="single" w:color="000000" w:sz="10" w:space="0"/>
+              <w:left w:val="single" w:color="000000" w:sz="10" w:space="0"/>
               <w:bottom w:val="nil"/>
             </w:tcBorders>
             <w:shd w:val="clear" w:color="auto" w:fill="D9D9D9"/>
@@ -791,14 +798,14 @@
               <w:ind w:left="172"/>
               <w:textAlignment w:val="baseline"/>
               <w:rPr>
-                <w:rFonts w:ascii="宋体" w:eastAsia="宋体" w:hAnsi="宋体" w:cs="宋体"/>
+                <w:rFonts w:ascii="宋体" w:hAnsi="宋体" w:eastAsia="宋体" w:cs="宋体"/>
                 <w:sz w:val="24"/>
                 <w:szCs w:val="24"/>
               </w:rPr>
             </w:pPr>
             <w:r>
               <w:rPr>
-                <w:rFonts w:ascii="宋体" w:eastAsia="宋体" w:hAnsi="宋体" w:cs="宋体"/>
+                <w:rFonts w:ascii="宋体" w:hAnsi="宋体" w:eastAsia="宋体" w:cs="宋体"/>
                 <w:b/>
                 <w:bCs/>
                 <w:spacing w:val="-5"/>
@@ -814,7 +821,7 @@
             <w:tcW w:w="2155" w:type="dxa"/>
             <w:gridSpan w:val="2"/>
             <w:tcBorders>
-              <w:top w:val="single" w:sz="10" w:space="0" w:color="000000"/>
+              <w:top w:val="single" w:color="000000" w:sz="10" w:space="0"/>
             </w:tcBorders>
             <w:shd w:val="clear" w:color="auto" w:fill="D9D9D9"/>
           </w:tcPr>
@@ -837,14 +844,14 @@
               <w:ind w:left="528"/>
               <w:textAlignment w:val="baseline"/>
               <w:rPr>
-                <w:rFonts w:ascii="宋体" w:eastAsia="宋体" w:hAnsi="宋体" w:cs="宋体"/>
+                <w:rFonts w:ascii="宋体" w:hAnsi="宋体" w:eastAsia="宋体" w:cs="宋体"/>
                 <w:sz w:val="24"/>
                 <w:szCs w:val="24"/>
               </w:rPr>
             </w:pPr>
             <w:r>
               <w:rPr>
-                <w:rFonts w:ascii="宋体" w:eastAsia="宋体" w:hAnsi="宋体" w:cs="宋体"/>
+                <w:rFonts w:ascii="宋体" w:hAnsi="宋体" w:eastAsia="宋体" w:cs="宋体"/>
                 <w:b/>
                 <w:bCs/>
                 <w:spacing w:val="-4"/>
@@ -860,7 +867,7 @@
             <w:tcW w:w="2334" w:type="dxa"/>
             <w:gridSpan w:val="2"/>
             <w:tcBorders>
-              <w:top w:val="single" w:sz="10" w:space="0" w:color="000000"/>
+              <w:top w:val="single" w:color="000000" w:sz="10" w:space="0"/>
             </w:tcBorders>
             <w:shd w:val="clear" w:color="auto" w:fill="D9D9D9"/>
           </w:tcPr>
@@ -883,14 +890,14 @@
               <w:ind w:left="927"/>
               <w:textAlignment w:val="baseline"/>
               <w:rPr>
-                <w:rFonts w:ascii="宋体" w:eastAsia="宋体" w:hAnsi="宋体" w:cs="宋体"/>
+                <w:rFonts w:ascii="宋体" w:hAnsi="宋体" w:eastAsia="宋体" w:cs="宋体"/>
                 <w:sz w:val="24"/>
                 <w:szCs w:val="24"/>
               </w:rPr>
             </w:pPr>
             <w:r>
               <w:rPr>
-                <w:rFonts w:ascii="宋体" w:eastAsia="宋体" w:hAnsi="宋体" w:cs="宋体"/>
+                <w:rFonts w:ascii="宋体" w:hAnsi="宋体" w:eastAsia="宋体" w:cs="宋体"/>
                 <w:b/>
                 <w:bCs/>
                 <w:spacing w:val="-6"/>
@@ -906,7 +913,7 @@
             <w:tcW w:w="2288" w:type="dxa"/>
             <w:gridSpan w:val="2"/>
             <w:tcBorders>
-              <w:top w:val="single" w:sz="10" w:space="0" w:color="000000"/>
+              <w:top w:val="single" w:color="000000" w:sz="10" w:space="0"/>
             </w:tcBorders>
             <w:shd w:val="clear" w:color="auto" w:fill="D9D9D9"/>
           </w:tcPr>
@@ -929,14 +936,14 @@
               <w:ind w:left="911"/>
               <w:textAlignment w:val="baseline"/>
               <w:rPr>
-                <w:rFonts w:ascii="宋体" w:eastAsia="宋体" w:hAnsi="宋体" w:cs="宋体"/>
+                <w:rFonts w:ascii="宋体" w:hAnsi="宋体" w:eastAsia="宋体" w:cs="宋体"/>
                 <w:sz w:val="24"/>
                 <w:szCs w:val="24"/>
               </w:rPr>
             </w:pPr>
             <w:r>
               <w:rPr>
-                <w:rFonts w:ascii="宋体" w:eastAsia="宋体" w:hAnsi="宋体" w:cs="宋体"/>
+                <w:rFonts w:ascii="宋体" w:hAnsi="宋体" w:eastAsia="宋体" w:cs="宋体"/>
                 <w:b/>
                 <w:bCs/>
                 <w:spacing w:val="-6"/>
@@ -952,9 +959,9 @@
             <w:tcW w:w="1383" w:type="dxa"/>
             <w:vMerge w:val="restart"/>
             <w:tcBorders>
-              <w:top w:val="single" w:sz="10" w:space="0" w:color="000000"/>
+              <w:top w:val="single" w:color="000000" w:sz="10" w:space="0"/>
               <w:bottom w:val="nil"/>
-              <w:right w:val="single" w:sz="10" w:space="0" w:color="000000"/>
+              <w:right w:val="single" w:color="000000" w:sz="10" w:space="0"/>
             </w:tcBorders>
             <w:shd w:val="clear" w:color="auto" w:fill="D9D9D9"/>
           </w:tcPr>
@@ -1000,14 +1007,14 @@
               <w:ind w:left="217"/>
               <w:textAlignment w:val="baseline"/>
               <w:rPr>
-                <w:rFonts w:ascii="宋体" w:eastAsia="宋体" w:hAnsi="宋体" w:cs="宋体"/>
+                <w:rFonts w:ascii="宋体" w:hAnsi="宋体" w:eastAsia="宋体" w:cs="宋体"/>
                 <w:sz w:val="24"/>
                 <w:szCs w:val="24"/>
               </w:rPr>
             </w:pPr>
             <w:r>
               <w:rPr>
-                <w:rFonts w:ascii="宋体" w:eastAsia="宋体" w:hAnsi="宋体" w:cs="宋体"/>
+                <w:rFonts w:ascii="宋体" w:hAnsi="宋体" w:eastAsia="宋体" w:cs="宋体"/>
                 <w:b/>
                 <w:bCs/>
                 <w:spacing w:val="-5"/>
@@ -1021,9 +1028,14 @@
       </w:tr>
       <w:tr>
         <w:tblPrEx>
-          <w:tblW w:w="9005" w:type="dxa"/>
-          <w:tblInd w:w="34" w:type="dxa"/>
-          <w:tblLayout w:type="fixed"/>
+          <w:tblBorders>
+            <w:top w:val="single" w:color="000000" w:sz="6" w:space="0"/>
+            <w:left w:val="single" w:color="000000" w:sz="6" w:space="0"/>
+            <w:bottom w:val="single" w:color="000000" w:sz="6" w:space="0"/>
+            <w:right w:val="single" w:color="000000" w:sz="6" w:space="0"/>
+            <w:insideH w:val="single" w:color="000000" w:sz="6" w:space="0"/>
+            <w:insideV w:val="single" w:color="000000" w:sz="6" w:space="0"/>
+          </w:tblBorders>
           <w:tblCellMar>
             <w:top w:w="0" w:type="dxa"/>
             <w:left w:w="0" w:type="dxa"/>
@@ -1032,15 +1044,15 @@
           </w:tblCellMar>
         </w:tblPrEx>
         <w:trPr>
-          <w:trHeight w:val="479"/>
+          <w:trHeight w:val="479" w:hRule="atLeast"/>
         </w:trPr>
         <w:tc>
           <w:tcPr>
             <w:tcW w:w="845" w:type="dxa"/>
-            <w:vMerge/>
+            <w:vMerge w:val="continue"/>
             <w:tcBorders>
               <w:top w:val="nil"/>
-              <w:left w:val="single" w:sz="10" w:space="0" w:color="000000"/>
+              <w:left w:val="single" w:color="000000" w:sz="10" w:space="0"/>
             </w:tcBorders>
           </w:tcPr>
           <w:p>
@@ -1090,14 +1102,14 @@
               <w:ind w:left="191"/>
               <w:textAlignment w:val="baseline"/>
               <w:rPr>
-                <w:rFonts w:ascii="宋体" w:eastAsia="宋体" w:hAnsi="宋体" w:cs="宋体"/>
+                <w:rFonts w:ascii="宋体" w:hAnsi="宋体" w:eastAsia="宋体" w:cs="宋体"/>
                 <w:sz w:val="24"/>
                 <w:szCs w:val="24"/>
               </w:rPr>
             </w:pPr>
             <w:r>
               <w:rPr>
-                <w:rFonts w:ascii="宋体" w:eastAsia="宋体" w:hAnsi="宋体" w:cs="宋体"/>
+                <w:rFonts w:ascii="宋体" w:hAnsi="宋体" w:eastAsia="宋体" w:cs="宋体"/>
                 <w:b/>
                 <w:bCs/>
                 <w:spacing w:val="-5"/>
@@ -1132,14 +1144,14 @@
               <w:ind w:left="430"/>
               <w:textAlignment w:val="baseline"/>
               <w:rPr>
-                <w:rFonts w:ascii="宋体" w:eastAsia="宋体" w:hAnsi="宋体" w:cs="宋体"/>
+                <w:rFonts w:ascii="宋体" w:hAnsi="宋体" w:eastAsia="宋体" w:cs="宋体"/>
                 <w:sz w:val="24"/>
                 <w:szCs w:val="24"/>
               </w:rPr>
             </w:pPr>
             <w:r>
               <w:rPr>
-                <w:rFonts w:ascii="宋体" w:eastAsia="宋体" w:hAnsi="宋体" w:cs="宋体"/>
+                <w:rFonts w:ascii="宋体" w:hAnsi="宋体" w:eastAsia="宋体" w:cs="宋体"/>
                 <w:b/>
                 <w:bCs/>
                 <w:spacing w:val="-15"/>
@@ -1174,14 +1186,14 @@
               <w:ind w:left="244"/>
               <w:textAlignment w:val="baseline"/>
               <w:rPr>
-                <w:rFonts w:ascii="宋体" w:eastAsia="宋体" w:hAnsi="宋体" w:cs="宋体"/>
+                <w:rFonts w:ascii="宋体" w:hAnsi="宋体" w:eastAsia="宋体" w:cs="宋体"/>
                 <w:sz w:val="24"/>
                 <w:szCs w:val="24"/>
               </w:rPr>
             </w:pPr>
             <w:r>
               <w:rPr>
-                <w:rFonts w:ascii="宋体" w:eastAsia="宋体" w:hAnsi="宋体" w:cs="宋体"/>
+                <w:rFonts w:ascii="宋体" w:hAnsi="宋体" w:eastAsia="宋体" w:cs="宋体"/>
                 <w:b/>
                 <w:bCs/>
                 <w:spacing w:val="-8"/>
@@ -1216,14 +1228,14 @@
               <w:ind w:left="487"/>
               <w:textAlignment w:val="baseline"/>
               <w:rPr>
-                <w:rFonts w:ascii="宋体" w:eastAsia="宋体" w:hAnsi="宋体" w:cs="宋体"/>
+                <w:rFonts w:ascii="宋体" w:hAnsi="宋体" w:eastAsia="宋体" w:cs="宋体"/>
                 <w:sz w:val="24"/>
                 <w:szCs w:val="24"/>
               </w:rPr>
             </w:pPr>
             <w:r>
               <w:rPr>
-                <w:rFonts w:ascii="宋体" w:eastAsia="宋体" w:hAnsi="宋体" w:cs="宋体"/>
+                <w:rFonts w:ascii="宋体" w:hAnsi="宋体" w:eastAsia="宋体" w:cs="宋体"/>
                 <w:b/>
                 <w:bCs/>
                 <w:spacing w:val="-15"/>
@@ -1258,14 +1270,14 @@
               <w:ind w:left="268"/>
               <w:textAlignment w:val="baseline"/>
               <w:rPr>
-                <w:rFonts w:ascii="宋体" w:eastAsia="宋体" w:hAnsi="宋体" w:cs="宋体"/>
+                <w:rFonts w:ascii="宋体" w:hAnsi="宋体" w:eastAsia="宋体" w:cs="宋体"/>
                 <w:sz w:val="24"/>
                 <w:szCs w:val="24"/>
               </w:rPr>
             </w:pPr>
             <w:r>
               <w:rPr>
-                <w:rFonts w:ascii="宋体" w:eastAsia="宋体" w:hAnsi="宋体" w:cs="宋体"/>
+                <w:rFonts w:ascii="宋体" w:hAnsi="宋体" w:eastAsia="宋体" w:cs="宋体"/>
                 <w:b/>
                 <w:bCs/>
                 <w:spacing w:val="-5"/>
@@ -1300,14 +1312,14 @@
               <w:ind w:left="441"/>
               <w:textAlignment w:val="baseline"/>
               <w:rPr>
-                <w:rFonts w:ascii="宋体" w:eastAsia="宋体" w:hAnsi="宋体" w:cs="宋体"/>
+                <w:rFonts w:ascii="宋体" w:hAnsi="宋体" w:eastAsia="宋体" w:cs="宋体"/>
                 <w:sz w:val="24"/>
                 <w:szCs w:val="24"/>
               </w:rPr>
             </w:pPr>
             <w:r>
               <w:rPr>
-                <w:rFonts w:ascii="宋体" w:eastAsia="宋体" w:hAnsi="宋体" w:cs="宋体"/>
+                <w:rFonts w:ascii="宋体" w:hAnsi="宋体" w:eastAsia="宋体" w:cs="宋体"/>
                 <w:b/>
                 <w:bCs/>
                 <w:spacing w:val="-15"/>
@@ -1321,10 +1333,10 @@
         <w:tc>
           <w:tcPr>
             <w:tcW w:w="1383" w:type="dxa"/>
-            <w:vMerge/>
+            <w:vMerge w:val="continue"/>
             <w:tcBorders>
               <w:top w:val="nil"/>
-              <w:right w:val="single" w:sz="10" w:space="0" w:color="000000"/>
+              <w:right w:val="single" w:color="000000" w:sz="10" w:space="0"/>
             </w:tcBorders>
           </w:tcPr>
           <w:p>
@@ -1353,9 +1365,14 @@
       </w:tr>
       <w:tr>
         <w:tblPrEx>
-          <w:tblW w:w="9005" w:type="dxa"/>
-          <w:tblInd w:w="34" w:type="dxa"/>
-          <w:tblLayout w:type="fixed"/>
+          <w:tblBorders>
+            <w:top w:val="single" w:color="000000" w:sz="6" w:space="0"/>
+            <w:left w:val="single" w:color="000000" w:sz="6" w:space="0"/>
+            <w:bottom w:val="single" w:color="000000" w:sz="6" w:space="0"/>
+            <w:right w:val="single" w:color="000000" w:sz="6" w:space="0"/>
+            <w:insideH w:val="single" w:color="000000" w:sz="6" w:space="0"/>
+            <w:insideV w:val="single" w:color="000000" w:sz="6" w:space="0"/>
+          </w:tblBorders>
           <w:tblCellMar>
             <w:top w:w="0" w:type="dxa"/>
             <w:left w:w="0" w:type="dxa"/>
@@ -1364,18 +1381,18 @@
           </w:tblCellMar>
         </w:tblPrEx>
         <w:trPr>
-          <w:trHeight w:val="651"/>
+          <w:trHeight w:val="651" w:hRule="atLeast"/>
         </w:trPr>
         <w:tc>
           <w:tcPr>
             <w:tcW w:w="845" w:type="dxa"/>
             <w:tcBorders>
-              <w:left w:val="single" w:sz="10" w:space="0" w:color="000000"/>
+              <w:left w:val="single" w:color="000000" w:sz="10" w:space="0"/>
             </w:tcBorders>
           </w:tcPr>
           <w:p>
             <w:pPr>
-              <w:pStyle w:val="TableText"/>
+              <w:pStyle w:val="27"/>
               <w:keepNext w:val="0"/>
               <w:keepLines w:val="0"/>
               <w:pageBreakBefore w:val="0"/>
@@ -1407,7 +1424,7 @@
           </w:tcPr>
           <w:p>
             <w:pPr>
-              <w:pStyle w:val="TableText"/>
+              <w:pStyle w:val="27"/>
               <w:keepNext w:val="0"/>
               <w:keepLines w:val="0"/>
               <w:pageBreakBefore w:val="0"/>
@@ -1440,7 +1457,7 @@
           </w:tcPr>
           <w:p>
             <w:pPr>
-              <w:pStyle w:val="TableText"/>
+              <w:pStyle w:val="27"/>
               <w:keepNext w:val="0"/>
               <w:keepLines w:val="0"/>
               <w:pageBreakBefore w:val="0"/>
@@ -1472,7 +1489,7 @@
           </w:tcPr>
           <w:p>
             <w:pPr>
-              <w:pStyle w:val="TableText"/>
+              <w:pStyle w:val="27"/>
               <w:keepNext w:val="0"/>
               <w:keepLines w:val="0"/>
               <w:pageBreakBefore w:val="0"/>
@@ -1504,7 +1521,7 @@
           </w:tcPr>
           <w:p>
             <w:pPr>
-              <w:pStyle w:val="TableText"/>
+              <w:pStyle w:val="27"/>
               <w:keepNext w:val="0"/>
               <w:keepLines w:val="0"/>
               <w:pageBreakBefore w:val="0"/>
@@ -1536,7 +1553,7 @@
           </w:tcPr>
           <w:p>
             <w:pPr>
-              <w:pStyle w:val="TableText"/>
+              <w:pStyle w:val="27"/>
               <w:keepNext w:val="0"/>
               <w:keepLines w:val="0"/>
               <w:pageBreakBefore w:val="0"/>
@@ -1568,7 +1585,7 @@
           </w:tcPr>
           <w:p>
             <w:pPr>
-              <w:pStyle w:val="TableText"/>
+              <w:pStyle w:val="27"/>
               <w:keepNext w:val="0"/>
               <w:keepLines w:val="0"/>
               <w:pageBreakBefore w:val="0"/>
@@ -1598,12 +1615,12 @@
           <w:tcPr>
             <w:tcW w:w="1383" w:type="dxa"/>
             <w:tcBorders>
-              <w:right w:val="single" w:sz="10" w:space="0" w:color="000000"/>
+              <w:right w:val="single" w:color="000000" w:sz="10" w:space="0"/>
             </w:tcBorders>
           </w:tcPr>
           <w:p>
             <w:pPr>
-              <w:pStyle w:val="TableText"/>
+              <w:pStyle w:val="27"/>
               <w:keepNext w:val="0"/>
               <w:keepLines w:val="0"/>
               <w:pageBreakBefore w:val="0"/>
@@ -1632,9 +1649,14 @@
       </w:tr>
       <w:tr>
         <w:tblPrEx>
-          <w:tblW w:w="9005" w:type="dxa"/>
-          <w:tblInd w:w="34" w:type="dxa"/>
-          <w:tblLayout w:type="fixed"/>
+          <w:tblBorders>
+            <w:top w:val="single" w:color="000000" w:sz="6" w:space="0"/>
+            <w:left w:val="single" w:color="000000" w:sz="6" w:space="0"/>
+            <w:bottom w:val="single" w:color="000000" w:sz="6" w:space="0"/>
+            <w:right w:val="single" w:color="000000" w:sz="6" w:space="0"/>
+            <w:insideH w:val="single" w:color="000000" w:sz="6" w:space="0"/>
+            <w:insideV w:val="single" w:color="000000" w:sz="6" w:space="0"/>
+          </w:tblBorders>
           <w:tblCellMar>
             <w:top w:w="0" w:type="dxa"/>
             <w:left w:w="0" w:type="dxa"/>
@@ -1643,18 +1665,18 @@
           </w:tblCellMar>
         </w:tblPrEx>
         <w:trPr>
-          <w:trHeight w:val="485"/>
+          <w:trHeight w:val="485" w:hRule="atLeast"/>
         </w:trPr>
         <w:tc>
           <w:tcPr>
             <w:tcW w:w="845" w:type="dxa"/>
             <w:tcBorders>
-              <w:left w:val="single" w:sz="10" w:space="0" w:color="000000"/>
+              <w:left w:val="single" w:color="000000" w:sz="10" w:space="0"/>
             </w:tcBorders>
           </w:tcPr>
           <w:p>
             <w:pPr>
-              <w:pStyle w:val="TableText"/>
+              <w:pStyle w:val="27"/>
               <w:keepNext w:val="0"/>
               <w:keepLines w:val="0"/>
               <w:pageBreakBefore w:val="0"/>
@@ -1680,7 +1702,7 @@
           </w:tcPr>
           <w:p>
             <w:pPr>
-              <w:pStyle w:val="TableText"/>
+              <w:pStyle w:val="27"/>
               <w:keepNext w:val="0"/>
               <w:keepLines w:val="0"/>
               <w:pageBreakBefore w:val="0"/>
@@ -1706,7 +1728,7 @@
           </w:tcPr>
           <w:p>
             <w:pPr>
-              <w:pStyle w:val="TableText"/>
+              <w:pStyle w:val="27"/>
               <w:keepNext w:val="0"/>
               <w:keepLines w:val="0"/>
               <w:pageBreakBefore w:val="0"/>
@@ -1732,7 +1754,7 @@
           </w:tcPr>
           <w:p>
             <w:pPr>
-              <w:pStyle w:val="TableText"/>
+              <w:pStyle w:val="27"/>
               <w:keepNext w:val="0"/>
               <w:keepLines w:val="0"/>
               <w:pageBreakBefore w:val="0"/>
@@ -1758,7 +1780,7 @@
           </w:tcPr>
           <w:p>
             <w:pPr>
-              <w:pStyle w:val="TableText"/>
+              <w:pStyle w:val="27"/>
               <w:keepNext w:val="0"/>
               <w:keepLines w:val="0"/>
               <w:pageBreakBefore w:val="0"/>
@@ -1784,7 +1806,7 @@
           </w:tcPr>
           <w:p>
             <w:pPr>
-              <w:pStyle w:val="TableText"/>
+              <w:pStyle w:val="27"/>
               <w:keepNext w:val="0"/>
               <w:keepLines w:val="0"/>
               <w:pageBreakBefore w:val="0"/>
@@ -1810,7 +1832,7 @@
           </w:tcPr>
           <w:p>
             <w:pPr>
-              <w:pStyle w:val="TableText"/>
+              <w:pStyle w:val="27"/>
               <w:keepNext w:val="0"/>
               <w:keepLines w:val="0"/>
               <w:pageBreakBefore w:val="0"/>
@@ -1834,12 +1856,12 @@
           <w:tcPr>
             <w:tcW w:w="1383" w:type="dxa"/>
             <w:tcBorders>
-              <w:right w:val="single" w:sz="10" w:space="0" w:color="000000"/>
+              <w:right w:val="single" w:color="000000" w:sz="10" w:space="0"/>
             </w:tcBorders>
           </w:tcPr>
           <w:p>
             <w:pPr>
-              <w:pStyle w:val="TableText"/>
+              <w:pStyle w:val="27"/>
               <w:keepNext w:val="0"/>
               <w:keepLines w:val="0"/>
               <w:pageBreakBefore w:val="0"/>
@@ -1862,9 +1884,14 @@
       </w:tr>
       <w:tr>
         <w:tblPrEx>
-          <w:tblW w:w="9005" w:type="dxa"/>
-          <w:tblInd w:w="34" w:type="dxa"/>
-          <w:tblLayout w:type="fixed"/>
+          <w:tblBorders>
+            <w:top w:val="single" w:color="000000" w:sz="6" w:space="0"/>
+            <w:left w:val="single" w:color="000000" w:sz="6" w:space="0"/>
+            <w:bottom w:val="single" w:color="000000" w:sz="6" w:space="0"/>
+            <w:right w:val="single" w:color="000000" w:sz="6" w:space="0"/>
+            <w:insideH w:val="single" w:color="000000" w:sz="6" w:space="0"/>
+            <w:insideV w:val="single" w:color="000000" w:sz="6" w:space="0"/>
+          </w:tblBorders>
           <w:tblCellMar>
             <w:top w:w="0" w:type="dxa"/>
             <w:left w:w="0" w:type="dxa"/>
@@ -1873,19 +1900,19 @@
           </w:tblCellMar>
         </w:tblPrEx>
         <w:trPr>
-          <w:trHeight w:val="503"/>
+          <w:trHeight w:val="503" w:hRule="atLeast"/>
         </w:trPr>
         <w:tc>
           <w:tcPr>
             <w:tcW w:w="845" w:type="dxa"/>
             <w:tcBorders>
-              <w:left w:val="single" w:sz="10" w:space="0" w:color="000000"/>
-              <w:bottom w:val="single" w:sz="10" w:space="0" w:color="000000"/>
+              <w:left w:val="single" w:color="000000" w:sz="10" w:space="0"/>
+              <w:bottom w:val="single" w:color="000000" w:sz="10" w:space="0"/>
             </w:tcBorders>
           </w:tcPr>
           <w:p>
             <w:pPr>
-              <w:pStyle w:val="TableText"/>
+              <w:pStyle w:val="27"/>
               <w:keepNext w:val="0"/>
               <w:keepLines w:val="0"/>
               <w:pageBreakBefore w:val="0"/>
@@ -1909,12 +1936,12 @@
           <w:tcPr>
             <w:tcW w:w="881" w:type="dxa"/>
             <w:tcBorders>
-              <w:bottom w:val="single" w:sz="10" w:space="0" w:color="000000"/>
+              <w:bottom w:val="single" w:color="000000" w:sz="10" w:space="0"/>
             </w:tcBorders>
           </w:tcPr>
           <w:p>
             <w:pPr>
-              <w:pStyle w:val="TableText"/>
+              <w:pStyle w:val="27"/>
               <w:keepNext w:val="0"/>
               <w:keepLines w:val="0"/>
               <w:pageBreakBefore w:val="0"/>
@@ -1938,12 +1965,12 @@
           <w:tcPr>
             <w:tcW w:w="1274" w:type="dxa"/>
             <w:tcBorders>
-              <w:bottom w:val="single" w:sz="10" w:space="0" w:color="000000"/>
+              <w:bottom w:val="single" w:color="000000" w:sz="10" w:space="0"/>
             </w:tcBorders>
           </w:tcPr>
           <w:p>
             <w:pPr>
-              <w:pStyle w:val="TableText"/>
+              <w:pStyle w:val="27"/>
               <w:keepNext w:val="0"/>
               <w:keepLines w:val="0"/>
               <w:pageBreakBefore w:val="0"/>
@@ -1967,12 +1994,12 @@
           <w:tcPr>
             <w:tcW w:w="957" w:type="dxa"/>
             <w:tcBorders>
-              <w:bottom w:val="single" w:sz="10" w:space="0" w:color="000000"/>
+              <w:bottom w:val="single" w:color="000000" w:sz="10" w:space="0"/>
             </w:tcBorders>
           </w:tcPr>
           <w:p>
             <w:pPr>
-              <w:pStyle w:val="TableText"/>
+              <w:pStyle w:val="27"/>
               <w:keepNext w:val="0"/>
               <w:keepLines w:val="0"/>
               <w:pageBreakBefore w:val="0"/>
@@ -1996,12 +2023,12 @@
           <w:tcPr>
             <w:tcW w:w="1377" w:type="dxa"/>
             <w:tcBorders>
-              <w:bottom w:val="single" w:sz="10" w:space="0" w:color="000000"/>
+              <w:bottom w:val="single" w:color="000000" w:sz="10" w:space="0"/>
             </w:tcBorders>
           </w:tcPr>
           <w:p>
             <w:pPr>
-              <w:pStyle w:val="TableText"/>
+              <w:pStyle w:val="27"/>
               <w:keepNext w:val="0"/>
               <w:keepLines w:val="0"/>
               <w:pageBreakBefore w:val="0"/>
@@ -2025,12 +2052,12 @@
           <w:tcPr>
             <w:tcW w:w="1017" w:type="dxa"/>
             <w:tcBorders>
-              <w:bottom w:val="single" w:sz="10" w:space="0" w:color="000000"/>
+              <w:bottom w:val="single" w:color="000000" w:sz="10" w:space="0"/>
             </w:tcBorders>
           </w:tcPr>
           <w:p>
             <w:pPr>
-              <w:pStyle w:val="TableText"/>
+              <w:pStyle w:val="27"/>
               <w:keepNext w:val="0"/>
               <w:keepLines w:val="0"/>
               <w:pageBreakBefore w:val="0"/>
@@ -2054,12 +2081,12 @@
           <w:tcPr>
             <w:tcW w:w="1271" w:type="dxa"/>
             <w:tcBorders>
-              <w:bottom w:val="single" w:sz="10" w:space="0" w:color="000000"/>
+              <w:bottom w:val="single" w:color="000000" w:sz="10" w:space="0"/>
             </w:tcBorders>
           </w:tcPr>
           <w:p>
             <w:pPr>
-              <w:pStyle w:val="TableText"/>
+              <w:pStyle w:val="27"/>
               <w:keepNext w:val="0"/>
               <w:keepLines w:val="0"/>
               <w:pageBreakBefore w:val="0"/>
@@ -2083,13 +2110,13 @@
           <w:tcPr>
             <w:tcW w:w="1383" w:type="dxa"/>
             <w:tcBorders>
-              <w:bottom w:val="single" w:sz="10" w:space="0" w:color="000000"/>
-              <w:right w:val="single" w:sz="10" w:space="0" w:color="000000"/>
+              <w:bottom w:val="single" w:color="000000" w:sz="10" w:space="0"/>
+              <w:right w:val="single" w:color="000000" w:sz="10" w:space="0"/>
             </w:tcBorders>
           </w:tcPr>
           <w:p>
             <w:pPr>
-              <w:pStyle w:val="TableText"/>
+              <w:pStyle w:val="27"/>
               <w:keepNext w:val="0"/>
               <w:keepLines w:val="0"/>
               <w:pageBreakBefore w:val="0"/>
@@ -2143,7 +2170,7 @@
     <w:sdt>
       <w:sdtPr>
         <w:rPr>
-          <w:rFonts w:ascii="宋体" w:eastAsia="宋体" w:hAnsi="宋体" w:cs="Arial"/>
+          <w:rFonts w:ascii="宋体" w:hAnsi="宋体" w:eastAsia="宋体" w:cs="Arial"/>
           <w:snapToGrid w:val="0"/>
           <w:color w:val="000000"/>
           <w:kern w:val="0"/>
@@ -2159,7 +2186,7 @@
       </w:sdtPr>
       <w:sdtEndPr>
         <w:rPr>
-          <w:rFonts w:ascii="宋体" w:eastAsia="宋体" w:hAnsi="宋体" w:cs="Arial"/>
+          <w:rFonts w:ascii="宋体" w:hAnsi="宋体" w:eastAsia="宋体" w:cs="Arial"/>
           <w:snapToGrid w:val="0"/>
           <w:color w:val="000000"/>
           <w:kern w:val="0"/>
@@ -2172,12 +2199,12 @@
         <w:p>
           <w:pPr>
             <w:spacing w:before="0" w:beforeLines="0" w:after="0" w:afterLines="0" w:line="240" w:lineRule="auto"/>
-            <w:ind w:left="0" w:right="0" w:firstLine="0" w:leftChars="0" w:rightChars="0" w:firstLineChars="0"/>
+            <w:ind w:left="0" w:leftChars="0" w:right="0" w:rightChars="0" w:firstLine="0" w:firstLineChars="0"/>
             <w:jc w:val="center"/>
           </w:pPr>
           <w:r>
             <w:rPr>
-              <w:rFonts w:ascii="宋体" w:eastAsia="宋体" w:hAnsi="宋体"/>
+              <w:rFonts w:ascii="宋体" w:hAnsi="宋体" w:eastAsia="宋体"/>
               <w:sz w:val="21"/>
             </w:rPr>
             <w:t>目录</w:t>
@@ -2185,7 +2212,7 @@
         </w:p>
         <w:p>
           <w:pPr>
-            <w:pStyle w:val="TOC1"/>
+            <w:pStyle w:val="16"/>
             <w:tabs>
               <w:tab w:val="right" w:leader="dot" w:pos="8306"/>
             </w:tabs>
@@ -2239,7 +2266,7 @@
         </w:p>
         <w:p>
           <w:pPr>
-            <w:pStyle w:val="TOC1"/>
+            <w:pStyle w:val="16"/>
             <w:tabs>
               <w:tab w:val="right" w:leader="dot" w:pos="8306"/>
             </w:tabs>
@@ -2284,7 +2311,7 @@
         </w:p>
         <w:p>
           <w:pPr>
-            <w:pStyle w:val="TOC1"/>
+            <w:pStyle w:val="16"/>
             <w:tabs>
               <w:tab w:val="right" w:leader="dot" w:pos="8306"/>
             </w:tabs>
@@ -2329,7 +2356,7 @@
         </w:p>
         <w:p>
           <w:pPr>
-            <w:pStyle w:val="TOC1"/>
+            <w:pStyle w:val="16"/>
             <w:tabs>
               <w:tab w:val="right" w:leader="dot" w:pos="8306"/>
             </w:tabs>
@@ -2345,7 +2372,7 @@
           </w:r>
           <w:r>
             <w:rPr>
-              <w:rFonts w:ascii="宋体" w:eastAsia="宋体" w:hAnsi="宋体" w:cs="宋体"/>
+              <w:rFonts w:ascii="宋体" w:hAnsi="宋体" w:eastAsia="宋体" w:cs="宋体"/>
               <w:bCs/>
               <w:spacing w:val="-4"/>
               <w:szCs w:val="30"/>
@@ -2376,7 +2403,7 @@
         </w:p>
         <w:p>
           <w:pPr>
-            <w:pStyle w:val="TOC1"/>
+            <w:pStyle w:val="16"/>
             <w:tabs>
               <w:tab w:val="right" w:leader="dot" w:pos="8306"/>
             </w:tabs>
@@ -2421,7 +2448,7 @@
         </w:p>
         <w:p>
           <w:pPr>
-            <w:pStyle w:val="TOC1"/>
+            <w:pStyle w:val="16"/>
             <w:tabs>
               <w:tab w:val="right" w:leader="dot" w:pos="8306"/>
             </w:tabs>
@@ -2466,7 +2493,7 @@
         </w:p>
         <w:p>
           <w:pPr>
-            <w:pStyle w:val="TOC1"/>
+            <w:pStyle w:val="16"/>
             <w:tabs>
               <w:tab w:val="right" w:leader="dot" w:pos="8306"/>
             </w:tabs>
@@ -2511,7 +2538,7 @@
         </w:p>
         <w:p>
           <w:pPr>
-            <w:pStyle w:val="TOC2"/>
+            <w:pStyle w:val="17"/>
             <w:tabs>
               <w:tab w:val="right" w:leader="dot" w:pos="8306"/>
             </w:tabs>
@@ -2563,7 +2590,7 @@
         </w:p>
         <w:p>
           <w:pPr>
-            <w:pStyle w:val="TOC2"/>
+            <w:pStyle w:val="17"/>
             <w:tabs>
               <w:tab w:val="right" w:leader="dot" w:pos="8306"/>
             </w:tabs>
@@ -2622,7 +2649,7 @@
         </w:p>
         <w:p>
           <w:pPr>
-            <w:pStyle w:val="TOC2"/>
+            <w:pStyle w:val="17"/>
             <w:tabs>
               <w:tab w:val="right" w:leader="dot" w:pos="8306"/>
             </w:tabs>
@@ -2667,7 +2694,7 @@
         </w:p>
         <w:p>
           <w:pPr>
-            <w:pStyle w:val="TOC1"/>
+            <w:pStyle w:val="16"/>
             <w:tabs>
               <w:tab w:val="right" w:leader="dot" w:pos="8306"/>
             </w:tabs>
@@ -2712,7 +2739,7 @@
         </w:p>
         <w:p>
           <w:pPr>
-            <w:pStyle w:val="TOC2"/>
+            <w:pStyle w:val="17"/>
             <w:tabs>
               <w:tab w:val="right" w:leader="dot" w:pos="8306"/>
             </w:tabs>
@@ -2757,7 +2784,7 @@
         </w:p>
         <w:p>
           <w:pPr>
-            <w:pStyle w:val="TOC3"/>
+            <w:pStyle w:val="13"/>
             <w:tabs>
               <w:tab w:val="right" w:leader="dot" w:pos="8306"/>
             </w:tabs>
@@ -2802,7 +2829,7 @@
         </w:p>
         <w:p>
           <w:pPr>
-            <w:pStyle w:val="TOC3"/>
+            <w:pStyle w:val="13"/>
             <w:tabs>
               <w:tab w:val="right" w:leader="dot" w:pos="8306"/>
             </w:tabs>
@@ -2847,7 +2874,7 @@
         </w:p>
         <w:p>
           <w:pPr>
-            <w:pStyle w:val="TOC3"/>
+            <w:pStyle w:val="13"/>
             <w:tabs>
               <w:tab w:val="right" w:leader="dot" w:pos="8306"/>
             </w:tabs>
@@ -2892,7 +2919,7 @@
         </w:p>
         <w:p>
           <w:pPr>
-            <w:pStyle w:val="TOC3"/>
+            <w:pStyle w:val="13"/>
             <w:tabs>
               <w:tab w:val="right" w:leader="dot" w:pos="8306"/>
             </w:tabs>
@@ -2937,7 +2964,7 @@
         </w:p>
         <w:p>
           <w:pPr>
-            <w:pStyle w:val="TOC2"/>
+            <w:pStyle w:val="17"/>
             <w:tabs>
               <w:tab w:val="right" w:leader="dot" w:pos="8306"/>
             </w:tabs>
@@ -2982,7 +3009,7 @@
         </w:p>
         <w:p>
           <w:pPr>
-            <w:pStyle w:val="TOC3"/>
+            <w:pStyle w:val="13"/>
             <w:tabs>
               <w:tab w:val="right" w:leader="dot" w:pos="8306"/>
             </w:tabs>
@@ -3027,7 +3054,7 @@
         </w:p>
         <w:p>
           <w:pPr>
-            <w:pStyle w:val="TOC3"/>
+            <w:pStyle w:val="13"/>
             <w:tabs>
               <w:tab w:val="right" w:leader="dot" w:pos="8306"/>
             </w:tabs>
@@ -3072,7 +3099,7 @@
         </w:p>
         <w:p>
           <w:pPr>
-            <w:pStyle w:val="TOC3"/>
+            <w:pStyle w:val="13"/>
             <w:tabs>
               <w:tab w:val="right" w:leader="dot" w:pos="8306"/>
             </w:tabs>
@@ -3117,7 +3144,7 @@
         </w:p>
         <w:p>
           <w:pPr>
-            <w:pStyle w:val="TOC3"/>
+            <w:pStyle w:val="13"/>
             <w:tabs>
               <w:tab w:val="right" w:leader="dot" w:pos="8306"/>
             </w:tabs>
@@ -3162,7 +3189,7 @@
         </w:p>
         <w:p>
           <w:pPr>
-            <w:pStyle w:val="TOC2"/>
+            <w:pStyle w:val="17"/>
             <w:tabs>
               <w:tab w:val="right" w:leader="dot" w:pos="8306"/>
             </w:tabs>
@@ -3207,7 +3234,7 @@
         </w:p>
         <w:p>
           <w:pPr>
-            <w:pStyle w:val="TOC3"/>
+            <w:pStyle w:val="13"/>
             <w:tabs>
               <w:tab w:val="right" w:leader="dot" w:pos="8306"/>
             </w:tabs>
@@ -3252,7 +3279,7 @@
         </w:p>
         <w:p>
           <w:pPr>
-            <w:pStyle w:val="TOC3"/>
+            <w:pStyle w:val="13"/>
             <w:tabs>
               <w:tab w:val="right" w:leader="dot" w:pos="8306"/>
             </w:tabs>
@@ -3297,7 +3324,7 @@
         </w:p>
         <w:p>
           <w:pPr>
-            <w:pStyle w:val="TOC3"/>
+            <w:pStyle w:val="13"/>
             <w:tabs>
               <w:tab w:val="right" w:leader="dot" w:pos="8306"/>
             </w:tabs>
@@ -3342,7 +3369,7 @@
         </w:p>
         <w:p>
           <w:pPr>
-            <w:pStyle w:val="TOC1"/>
+            <w:pStyle w:val="16"/>
             <w:tabs>
               <w:tab w:val="right" w:leader="dot" w:pos="8306"/>
             </w:tabs>
@@ -3389,10 +3416,11 @@
           <w:r>
             <w:fldChar w:fldCharType="end"/>
           </w:r>
+          <w:bookmarkStart w:id="26" w:name="_GoBack"/>
+          <w:bookmarkEnd w:id="26"/>
         </w:p>
       </w:sdtContent>
     </w:sdt>
-    <w:p/>
     <w:p>
       <w:pPr>
         <w:rPr>
@@ -3410,7 +3438,7 @@
     </w:p>
     <w:p>
       <w:pPr>
-        <w:pStyle w:val="1"/>
+        <w:pStyle w:val="28"/>
         <w:keepNext w:val="0"/>
         <w:keepLines w:val="0"/>
         <w:pageBreakBefore w:val="0"/>
@@ -3442,7 +3470,7 @@
     </w:p>
     <w:p>
       <w:pPr>
-        <w:pStyle w:val="a1"/>
+        <w:pStyle w:val="29"/>
         <w:keepNext w:val="0"/>
         <w:keepLines w:val="0"/>
         <w:pageBreakBefore w:val="0"/>
@@ -3472,7 +3500,7 @@
     </w:p>
     <w:p>
       <w:pPr>
-        <w:pStyle w:val="1"/>
+        <w:pStyle w:val="28"/>
         <w:keepNext w:val="0"/>
         <w:keepLines w:val="0"/>
         <w:pageBreakBefore w:val="0"/>
@@ -3504,7 +3532,7 @@
     </w:p>
     <w:p>
       <w:pPr>
-        <w:pStyle w:val="a1"/>
+        <w:pStyle w:val="29"/>
         <w:keepNext w:val="0"/>
         <w:keepLines w:val="0"/>
         <w:pageBreakBefore w:val="0"/>
@@ -3534,7 +3562,7 @@
     </w:p>
     <w:p>
       <w:pPr>
-        <w:pStyle w:val="1"/>
+        <w:pStyle w:val="28"/>
         <w:keepNext w:val="0"/>
         <w:keepLines w:val="0"/>
         <w:pageBreakBefore w:val="0"/>
@@ -3566,7 +3594,7 @@
     </w:p>
     <w:p>
       <w:pPr>
-        <w:pStyle w:val="2"/>
+        <w:pStyle w:val="30"/>
         <w:keepNext w:val="0"/>
         <w:keepLines w:val="0"/>
         <w:pageBreakBefore w:val="0"/>
@@ -3598,7 +3626,7 @@
     </w:p>
     <w:p>
       <w:pPr>
-        <w:pStyle w:val="a1"/>
+        <w:pStyle w:val="29"/>
         <w:keepNext w:val="0"/>
         <w:keepLines w:val="0"/>
         <w:pageBreakBefore w:val="0"/>
@@ -3628,7 +3656,7 @@
     </w:p>
     <w:p>
       <w:pPr>
-        <w:pStyle w:val="2"/>
+        <w:pStyle w:val="30"/>
         <w:keepNext w:val="0"/>
         <w:keepLines w:val="0"/>
         <w:pageBreakBefore w:val="0"/>
@@ -3667,7 +3695,7 @@
     </w:p>
     <w:p>
       <w:pPr>
-        <w:pStyle w:val="a1"/>
+        <w:pStyle w:val="29"/>
         <w:keepNext w:val="0"/>
         <w:keepLines w:val="0"/>
         <w:pageBreakBefore w:val="0"/>
@@ -3697,7 +3725,7 @@
     </w:p>
     <w:p>
       <w:pPr>
-        <w:pStyle w:val="2"/>
+        <w:pStyle w:val="30"/>
         <w:keepNext w:val="0"/>
         <w:keepLines w:val="0"/>
         <w:pageBreakBefore w:val="0"/>
@@ -3729,7 +3757,7 @@
     </w:p>
     <w:p>
       <w:pPr>
-        <w:pStyle w:val="a1"/>
+        <w:pStyle w:val="29"/>
         <w:keepNext w:val="0"/>
         <w:keepLines w:val="0"/>
         <w:pageBreakBefore w:val="0"/>
@@ -3759,7 +3787,7 @@
     </w:p>
     <w:p>
       <w:pPr>
-        <w:pStyle w:val="1"/>
+        <w:pStyle w:val="28"/>
         <w:keepNext w:val="0"/>
         <w:keepLines w:val="0"/>
         <w:pageBreakBefore w:val="0"/>
@@ -3791,7 +3819,7 @@
     </w:p>
     <w:p>
       <w:pPr>
-        <w:pStyle w:val="2"/>
+        <w:pStyle w:val="30"/>
         <w:keepNext w:val="0"/>
         <w:keepLines w:val="0"/>
         <w:pageBreakBefore w:val="0"/>
@@ -3823,7 +3851,7 @@
     </w:p>
     <w:p>
       <w:pPr>
-        <w:pStyle w:val="3"/>
+        <w:pStyle w:val="31"/>
         <w:keepNext w:val="0"/>
         <w:keepLines w:val="0"/>
         <w:pageBreakBefore w:val="0"/>
@@ -3855,7 +3883,7 @@
     </w:p>
     <w:p>
       <w:pPr>
-        <w:pStyle w:val="a1"/>
+        <w:pStyle w:val="29"/>
         <w:keepNext w:val="0"/>
         <w:keepLines w:val="0"/>
         <w:pageBreakBefore w:val="0"/>
@@ -3885,7 +3913,7 @@
     </w:p>
     <w:p>
       <w:pPr>
-        <w:pStyle w:val="3"/>
+        <w:pStyle w:val="31"/>
         <w:keepNext w:val="0"/>
         <w:keepLines w:val="0"/>
         <w:pageBreakBefore w:val="0"/>
@@ -3917,7 +3945,7 @@
     </w:p>
     <w:p>
       <w:pPr>
-        <w:pStyle w:val="a1"/>
+        <w:pStyle w:val="29"/>
         <w:keepNext w:val="0"/>
         <w:keepLines w:val="0"/>
         <w:pageBreakBefore w:val="0"/>
@@ -3947,7 +3975,7 @@
     </w:p>
     <w:p>
       <w:pPr>
-        <w:pStyle w:val="a1"/>
+        <w:pStyle w:val="29"/>
         <w:keepNext w:val="0"/>
         <w:keepLines w:val="0"/>
         <w:pageBreakBefore w:val="0"/>
@@ -3977,7 +4005,7 @@
     </w:p>
     <w:p>
       <w:pPr>
-        <w:pStyle w:val="a1"/>
+        <w:pStyle w:val="29"/>
         <w:keepNext w:val="0"/>
         <w:keepLines w:val="0"/>
         <w:pageBreakBefore w:val="0"/>
@@ -4007,7 +4035,7 @@
     </w:p>
     <w:p>
       <w:pPr>
-        <w:pStyle w:val="a1"/>
+        <w:pStyle w:val="29"/>
         <w:keepNext w:val="0"/>
         <w:keepLines w:val="0"/>
         <w:pageBreakBefore w:val="0"/>
@@ -4037,7 +4065,7 @@
     </w:p>
     <w:p>
       <w:pPr>
-        <w:pStyle w:val="a1"/>
+        <w:pStyle w:val="29"/>
         <w:keepNext w:val="0"/>
         <w:keepLines w:val="0"/>
         <w:pageBreakBefore w:val="0"/>
@@ -4067,7 +4095,7 @@
     </w:p>
     <w:p>
       <w:pPr>
-        <w:pStyle w:val="a1"/>
+        <w:pStyle w:val="29"/>
         <w:keepNext w:val="0"/>
         <w:keepLines w:val="0"/>
         <w:pageBreakBefore w:val="0"/>
@@ -4097,7 +4125,7 @@
     </w:p>
     <w:p>
       <w:pPr>
-        <w:pStyle w:val="a1"/>
+        <w:pStyle w:val="29"/>
         <w:keepNext w:val="0"/>
         <w:keepLines w:val="0"/>
         <w:pageBreakBefore w:val="0"/>
@@ -4127,7 +4155,7 @@
     </w:p>
     <w:p>
       <w:pPr>
-        <w:pStyle w:val="3"/>
+        <w:pStyle w:val="31"/>
         <w:keepNext w:val="0"/>
         <w:keepLines w:val="0"/>
         <w:pageBreakBefore w:val="0"/>
@@ -4159,7 +4187,7 @@
     </w:p>
     <w:p>
       <w:pPr>
-        <w:pStyle w:val="a1"/>
+        <w:pStyle w:val="29"/>
         <w:keepNext w:val="0"/>
         <w:keepLines w:val="0"/>
         <w:pageBreakBefore w:val="0"/>
@@ -4189,7 +4217,7 @@
     </w:p>
     <w:p>
       <w:pPr>
-        <w:pStyle w:val="a1"/>
+        <w:pStyle w:val="29"/>
         <w:keepNext w:val="0"/>
         <w:keepLines w:val="0"/>
         <w:pageBreakBefore w:val="0"/>
@@ -4247,7 +4275,7 @@
     </w:p>
     <w:p>
       <w:pPr>
-        <w:pStyle w:val="a1"/>
+        <w:pStyle w:val="29"/>
         <w:keepNext w:val="0"/>
         <w:keepLines w:val="0"/>
         <w:pageBreakBefore w:val="0"/>
@@ -4305,7 +4333,7 @@
     </w:p>
     <w:p>
       <w:pPr>
-        <w:pStyle w:val="a1"/>
+        <w:pStyle w:val="29"/>
         <w:keepNext w:val="0"/>
         <w:keepLines w:val="0"/>
         <w:pageBreakBefore w:val="0"/>
@@ -4335,7 +4363,7 @@
     </w:p>
     <w:p>
       <w:pPr>
-        <w:pStyle w:val="3"/>
+        <w:pStyle w:val="31"/>
         <w:keepNext w:val="0"/>
         <w:keepLines w:val="0"/>
         <w:pageBreakBefore w:val="0"/>
@@ -4367,7 +4395,7 @@
     </w:p>
     <w:p>
       <w:pPr>
-        <w:pStyle w:val="a1"/>
+        <w:pStyle w:val="29"/>
         <w:keepNext w:val="0"/>
         <w:keepLines w:val="0"/>
         <w:pageBreakBefore w:val="0"/>
@@ -4385,7 +4413,7 @@
         <w:bidi w:val="0"/>
         <w:adjustRightInd w:val="0"/>
         <w:snapToGrid w:val="0"/>
-        <w:ind w:left="425" w:hanging="425" w:leftChars="0" w:firstLineChars="0"/>
+        <w:ind w:left="425" w:leftChars="0" w:hanging="425" w:firstLineChars="0"/>
         <w:textAlignment w:val="baseline"/>
         <w:rPr>
           <w:rFonts w:hint="default"/>
@@ -4402,7 +4430,7 @@
     </w:p>
     <w:p>
       <w:pPr>
-        <w:pStyle w:val="a1"/>
+        <w:pStyle w:val="29"/>
         <w:keepNext w:val="0"/>
         <w:keepLines w:val="0"/>
         <w:pageBreakBefore w:val="0"/>
@@ -4420,7 +4448,7 @@
         <w:bidi w:val="0"/>
         <w:adjustRightInd w:val="0"/>
         <w:snapToGrid w:val="0"/>
-        <w:ind w:left="425" w:hanging="425" w:leftChars="0" w:firstLineChars="0"/>
+        <w:ind w:left="425" w:leftChars="0" w:hanging="425" w:firstLineChars="0"/>
         <w:textAlignment w:val="baseline"/>
         <w:rPr>
           <w:rFonts w:hint="default"/>
@@ -4437,7 +4465,7 @@
     </w:p>
     <w:p>
       <w:pPr>
-        <w:pStyle w:val="2"/>
+        <w:pStyle w:val="30"/>
         <w:keepNext w:val="0"/>
         <w:keepLines w:val="0"/>
         <w:pageBreakBefore w:val="0"/>
@@ -4469,7 +4497,7 @@
     </w:p>
     <w:p>
       <w:pPr>
-        <w:pStyle w:val="3"/>
+        <w:pStyle w:val="31"/>
         <w:keepNext w:val="0"/>
         <w:keepLines w:val="0"/>
         <w:pageBreakBefore w:val="0"/>
@@ -4501,7 +4529,7 @@
     </w:p>
     <w:p>
       <w:pPr>
-        <w:pStyle w:val="a1"/>
+        <w:pStyle w:val="29"/>
         <w:keepNext w:val="0"/>
         <w:keepLines w:val="0"/>
         <w:pageBreakBefore w:val="0"/>
@@ -4531,7 +4559,7 @@
     </w:p>
     <w:p>
       <w:pPr>
-        <w:pStyle w:val="3"/>
+        <w:pStyle w:val="31"/>
         <w:keepNext w:val="0"/>
         <w:keepLines w:val="0"/>
         <w:pageBreakBefore w:val="0"/>
@@ -4563,7 +4591,7 @@
     </w:p>
     <w:p>
       <w:pPr>
-        <w:pStyle w:val="a1"/>
+        <w:pStyle w:val="29"/>
         <w:keepNext w:val="0"/>
         <w:keepLines w:val="0"/>
         <w:pageBreakBefore w:val="0"/>
@@ -4593,7 +4621,7 @@
     </w:p>
     <w:p>
       <w:pPr>
-        <w:pStyle w:val="a1"/>
+        <w:pStyle w:val="29"/>
         <w:keepNext w:val="0"/>
         <w:keepLines w:val="0"/>
         <w:pageBreakBefore w:val="0"/>
@@ -4611,7 +4639,7 @@
         <w:bidi w:val="0"/>
         <w:adjustRightInd w:val="0"/>
         <w:snapToGrid w:val="0"/>
-        <w:ind w:left="425" w:hanging="425" w:leftChars="0" w:firstLineChars="0"/>
+        <w:ind w:left="425" w:leftChars="0" w:hanging="425" w:firstLineChars="0"/>
         <w:textAlignment w:val="baseline"/>
         <w:rPr>
           <w:rFonts w:hint="default"/>
@@ -4628,7 +4656,7 @@
     </w:p>
     <w:p>
       <w:pPr>
-        <w:pStyle w:val="a1"/>
+        <w:pStyle w:val="29"/>
         <w:keepNext w:val="0"/>
         <w:keepLines w:val="0"/>
         <w:pageBreakBefore w:val="0"/>
@@ -4646,7 +4674,7 @@
         <w:bidi w:val="0"/>
         <w:adjustRightInd w:val="0"/>
         <w:snapToGrid w:val="0"/>
-        <w:ind w:left="425" w:hanging="425" w:leftChars="0" w:firstLineChars="0"/>
+        <w:ind w:left="425" w:leftChars="0" w:hanging="425" w:firstLineChars="0"/>
         <w:textAlignment w:val="baseline"/>
         <w:rPr>
           <w:rFonts w:hint="default"/>
@@ -4663,7 +4691,7 @@
     </w:p>
     <w:p>
       <w:pPr>
-        <w:pStyle w:val="a1"/>
+        <w:pStyle w:val="29"/>
         <w:keepNext w:val="0"/>
         <w:keepLines w:val="0"/>
         <w:pageBreakBefore w:val="0"/>
@@ -4681,7 +4709,7 @@
         <w:bidi w:val="0"/>
         <w:adjustRightInd w:val="0"/>
         <w:snapToGrid w:val="0"/>
-        <w:ind w:left="425" w:hanging="425" w:leftChars="0" w:firstLineChars="0"/>
+        <w:ind w:left="425" w:leftChars="0" w:hanging="425" w:firstLineChars="0"/>
         <w:textAlignment w:val="baseline"/>
         <w:rPr>
           <w:rFonts w:hint="default"/>
@@ -4698,7 +4726,7 @@
     </w:p>
     <w:p>
       <w:pPr>
-        <w:pStyle w:val="a1"/>
+        <w:pStyle w:val="29"/>
         <w:keepNext w:val="0"/>
         <w:keepLines w:val="0"/>
         <w:pageBreakBefore w:val="0"/>
@@ -4716,7 +4744,7 @@
         <w:bidi w:val="0"/>
         <w:adjustRightInd w:val="0"/>
         <w:snapToGrid w:val="0"/>
-        <w:ind w:left="425" w:hanging="425" w:leftChars="0" w:firstLineChars="0"/>
+        <w:ind w:left="425" w:leftChars="0" w:hanging="425" w:firstLineChars="0"/>
         <w:textAlignment w:val="baseline"/>
         <w:rPr>
           <w:rFonts w:hint="default"/>
@@ -4733,7 +4761,7 @@
     </w:p>
     <w:p>
       <w:pPr>
-        <w:pStyle w:val="3"/>
+        <w:pStyle w:val="31"/>
         <w:keepNext w:val="0"/>
         <w:keepLines w:val="0"/>
         <w:pageBreakBefore w:val="0"/>
@@ -4765,7 +4793,7 @@
     </w:p>
     <w:p>
       <w:pPr>
-        <w:pStyle w:val="a1"/>
+        <w:pStyle w:val="29"/>
         <w:keepNext w:val="0"/>
         <w:keepLines w:val="0"/>
         <w:pageBreakBefore w:val="0"/>
@@ -4818,16 +4846,7 @@
           <w:rFonts w:hint="default"/>
           <w:lang w:val="en-US" w:eastAsia="zh-CN"/>
         </w:rPr>
-        <w:t>、运维部</w:t>
-      </w:r>
-      <w:bookmarkStart w:id="20" w:name="_GoBack"/>
-      <w:bookmarkEnd w:id="20"/>
-      <w:r>
-        <w:rPr>
-          <w:rFonts w:hint="default"/>
-          <w:lang w:val="en-US" w:eastAsia="zh-CN"/>
-        </w:rPr>
-        <w:t>召开公司质量分析会，收集和分析相关记录。发现有潜在的不合格事实时，根据潜在问题影响程度确定轻重缓急，分析原因，评价防止不合格发生的措施的需求，并定出预防措施和责任部门。</w:t>
+        <w:t>、运维部召开公司质量分析会，收集和分析相关记录。发现有潜在的不合格事实时，根据潜在问题影响程度确定轻重缓急，分析原因，评价防止不合格发生的措施的需求，并定出预防措施和责任部门。</w:t>
       </w:r>
       <w:r>
         <w:rPr>
@@ -4860,7 +4879,7 @@
     </w:p>
     <w:p>
       <w:pPr>
-        <w:pStyle w:val="3"/>
+        <w:pStyle w:val="31"/>
         <w:keepNext w:val="0"/>
         <w:keepLines w:val="0"/>
         <w:pageBreakBefore w:val="0"/>
@@ -4880,7 +4899,7 @@
           <w:lang w:val="en-US" w:eastAsia="zh-CN"/>
         </w:rPr>
       </w:pPr>
-      <w:bookmarkStart w:id="21" w:name="_Toc23440"/>
+      <w:bookmarkStart w:id="20" w:name="_Toc23440"/>
       <w:r>
         <w:rPr>
           <w:rFonts w:hint="default"/>
@@ -4888,11 +4907,11 @@
         </w:rPr>
         <w:t>评审所采取的预防措施</w:t>
       </w:r>
-      <w:bookmarkEnd w:id="21"/>
+      <w:bookmarkEnd w:id="20"/>
     </w:p>
     <w:p>
       <w:pPr>
-        <w:pStyle w:val="a1"/>
+        <w:pStyle w:val="29"/>
         <w:keepNext w:val="0"/>
         <w:keepLines w:val="0"/>
         <w:pageBreakBefore w:val="0"/>
@@ -4910,7 +4929,7 @@
         <w:bidi w:val="0"/>
         <w:adjustRightInd w:val="0"/>
         <w:snapToGrid w:val="0"/>
-        <w:ind w:left="425" w:hanging="425" w:leftChars="0" w:firstLineChars="0"/>
+        <w:ind w:left="425" w:leftChars="0" w:hanging="425" w:firstLineChars="0"/>
         <w:textAlignment w:val="baseline"/>
         <w:rPr>
           <w:rFonts w:hint="default"/>
@@ -4934,7 +4953,7 @@
     </w:p>
     <w:p>
       <w:pPr>
-        <w:pStyle w:val="a1"/>
+        <w:pStyle w:val="29"/>
         <w:keepNext w:val="0"/>
         <w:keepLines w:val="0"/>
         <w:pageBreakBefore w:val="0"/>
@@ -4952,7 +4971,7 @@
         <w:bidi w:val="0"/>
         <w:adjustRightInd w:val="0"/>
         <w:snapToGrid w:val="0"/>
-        <w:ind w:left="425" w:hanging="425" w:leftChars="0" w:firstLineChars="0"/>
+        <w:ind w:left="425" w:leftChars="0" w:hanging="425" w:firstLineChars="0"/>
         <w:textAlignment w:val="baseline"/>
         <w:rPr>
           <w:rFonts w:hint="default"/>
@@ -4969,7 +4988,7 @@
     </w:p>
     <w:p>
       <w:pPr>
-        <w:pStyle w:val="2"/>
+        <w:pStyle w:val="30"/>
         <w:keepNext w:val="0"/>
         <w:keepLines w:val="0"/>
         <w:pageBreakBefore w:val="0"/>
@@ -4989,7 +5008,7 @@
           <w:lang w:val="en-US" w:eastAsia="zh-CN"/>
         </w:rPr>
       </w:pPr>
-      <w:bookmarkStart w:id="22" w:name="_Toc2956"/>
+      <w:bookmarkStart w:id="21" w:name="_Toc2956"/>
       <w:r>
         <w:rPr>
           <w:rFonts w:hint="default"/>
@@ -4997,11 +5016,11 @@
         </w:rPr>
         <w:t>纠正和预防措施状况</w:t>
       </w:r>
-      <w:bookmarkEnd w:id="22"/>
+      <w:bookmarkEnd w:id="21"/>
     </w:p>
     <w:p>
       <w:pPr>
-        <w:pStyle w:val="3"/>
+        <w:pStyle w:val="31"/>
         <w:keepNext w:val="0"/>
         <w:keepLines w:val="0"/>
         <w:pageBreakBefore w:val="0"/>
@@ -5021,7 +5040,7 @@
           <w:lang w:val="en-US" w:eastAsia="zh-CN"/>
         </w:rPr>
       </w:pPr>
-      <w:bookmarkStart w:id="23" w:name="_Toc13778"/>
+      <w:bookmarkStart w:id="22" w:name="_Toc13778"/>
       <w:r>
         <w:rPr>
           <w:rFonts w:hint="default"/>
@@ -5029,11 +5048,11 @@
         </w:rPr>
         <w:t>资源与监督</w:t>
       </w:r>
-      <w:bookmarkEnd w:id="23"/>
+      <w:bookmarkEnd w:id="22"/>
     </w:p>
     <w:p>
       <w:pPr>
-        <w:pStyle w:val="a1"/>
+        <w:pStyle w:val="29"/>
         <w:keepNext w:val="0"/>
         <w:keepLines w:val="0"/>
         <w:pageBreakBefore w:val="0"/>
@@ -5077,7 +5096,7 @@
     </w:p>
     <w:p>
       <w:pPr>
-        <w:pStyle w:val="3"/>
+        <w:pStyle w:val="31"/>
         <w:keepNext w:val="0"/>
         <w:keepLines w:val="0"/>
         <w:pageBreakBefore w:val="0"/>
@@ -5097,7 +5116,7 @@
           <w:lang w:val="en-US" w:eastAsia="zh-CN"/>
         </w:rPr>
       </w:pPr>
-      <w:bookmarkStart w:id="24" w:name="_Toc8703"/>
+      <w:bookmarkStart w:id="23" w:name="_Toc8703"/>
       <w:r>
         <w:rPr>
           <w:rFonts w:hint="default"/>
@@ -5105,11 +5124,11 @@
         </w:rPr>
         <w:t>记录与统计</w:t>
       </w:r>
-      <w:bookmarkEnd w:id="24"/>
+      <w:bookmarkEnd w:id="23"/>
     </w:p>
     <w:p>
       <w:pPr>
-        <w:pStyle w:val="a1"/>
+        <w:pStyle w:val="29"/>
         <w:keepNext w:val="0"/>
         <w:keepLines w:val="0"/>
         <w:pageBreakBefore w:val="0"/>
@@ -5146,7 +5165,7 @@
     </w:p>
     <w:p>
       <w:pPr>
-        <w:pStyle w:val="3"/>
+        <w:pStyle w:val="31"/>
         <w:keepNext w:val="0"/>
         <w:keepLines w:val="0"/>
         <w:pageBreakBefore w:val="0"/>
@@ -5166,7 +5185,7 @@
           <w:lang w:val="en-US" w:eastAsia="zh-CN"/>
         </w:rPr>
       </w:pPr>
-      <w:bookmarkStart w:id="25" w:name="_Toc3945"/>
+      <w:bookmarkStart w:id="24" w:name="_Toc3945"/>
       <w:r>
         <w:rPr>
           <w:rFonts w:hint="default"/>
@@ -5174,11 +5193,11 @@
         </w:rPr>
         <w:t>管理评审输入</w:t>
       </w:r>
-      <w:bookmarkEnd w:id="25"/>
+      <w:bookmarkEnd w:id="24"/>
     </w:p>
     <w:p>
       <w:pPr>
-        <w:pStyle w:val="a1"/>
+        <w:pStyle w:val="29"/>
         <w:keepNext w:val="0"/>
         <w:keepLines w:val="0"/>
         <w:pageBreakBefore w:val="0"/>
@@ -5208,7 +5227,7 @@
     </w:p>
     <w:p>
       <w:pPr>
-        <w:pStyle w:val="1"/>
+        <w:pStyle w:val="28"/>
         <w:keepNext w:val="0"/>
         <w:keepLines w:val="0"/>
         <w:pageBreakBefore w:val="0"/>
@@ -5228,7 +5247,7 @@
           <w:lang w:val="en-US" w:eastAsia="zh-CN"/>
         </w:rPr>
       </w:pPr>
-      <w:bookmarkStart w:id="26" w:name="_Toc6283"/>
+      <w:bookmarkStart w:id="25" w:name="_Toc6283"/>
       <w:r>
         <w:rPr>
           <w:rFonts w:hint="default"/>
@@ -5236,11 +5255,11 @@
         </w:rPr>
         <w:t>相关记录</w:t>
       </w:r>
-      <w:bookmarkEnd w:id="26"/>
+      <w:bookmarkEnd w:id="25"/>
     </w:p>
     <w:p>
       <w:pPr>
-        <w:pStyle w:val="a1"/>
+        <w:pStyle w:val="29"/>
         <w:keepNext w:val="0"/>
         <w:keepLines w:val="0"/>
         <w:pageBreakBefore w:val="0"/>
@@ -5270,7 +5289,7 @@
     </w:p>
     <w:p>
       <w:pPr>
-        <w:pStyle w:val="a1"/>
+        <w:pStyle w:val="29"/>
         <w:keepNext w:val="0"/>
         <w:keepLines w:val="0"/>
         <w:pageBreakBefore w:val="0"/>
@@ -5300,7 +5319,7 @@
     </w:p>
     <w:p>
       <w:pPr>
-        <w:pStyle w:val="a1"/>
+        <w:pStyle w:val="29"/>
         <w:keepNext w:val="0"/>
         <w:keepLines w:val="0"/>
         <w:pageBreakBefore w:val="0"/>
@@ -5331,23 +5350,73 @@
     <w:sectPr>
       <w:pgSz w:w="11906" w:h="16838"/>
       <w:pgMar w:top="1440" w:right="1800" w:bottom="1440" w:left="1800" w:header="851" w:footer="992" w:gutter="0"/>
-      <w:cols w:num="1" w:space="425"/>
+      <w:cols w:space="425" w:num="1"/>
       <w:docGrid w:type="lines" w:linePitch="312" w:charSpace="0"/>
     </w:sectPr>
   </w:body>
 </w:document>
 </file>
 
+<file path=word/endnotes.xml><?xml version="1.0" encoding="utf-8"?>
+<w:endnotes xmlns:wpc="http://schemas.microsoft.com/office/word/2010/wordprocessingCanvas" xmlns:mc="http://schemas.openxmlformats.org/markup-compatibility/2006" xmlns:o="urn:schemas-microsoft-com:office:office" xmlns:r="http://schemas.openxmlformats.org/officeDocument/2006/relationships" xmlns:m="http://schemas.openxmlformats.org/officeDocument/2006/math" xmlns:v="urn:schemas-microsoft-com:vml" xmlns:wp14="http://schemas.microsoft.com/office/word/2010/wordprocessingDrawing" xmlns:wp="http://schemas.openxmlformats.org/drawingml/2006/wordprocessingDrawing" xmlns:w="http://schemas.openxmlformats.org/wordprocessingml/2006/main" xmlns:w14="http://schemas.microsoft.com/office/word/2010/wordml" xmlns:w15="http://schemas.microsoft.com/office/word/2012/wordml" xmlns:w10="urn:schemas-microsoft-com:office:word" xmlns:wpg="http://schemas.microsoft.com/office/word/2010/wordprocessingGroup" xmlns:wpi="http://schemas.microsoft.com/office/word/2010/wordprocessingInk" xmlns:wne="http://schemas.microsoft.com/office/word/2006/wordml" xmlns:wps="http://schemas.microsoft.com/office/word/2010/wordprocessingShape" xmlns:wpsCustomData="http://www.wps.cn/officeDocument/2013/wpsCustomData" mc:Ignorable="w14 w15 wp14">
+  <w:endnote w:type="separator" w:id="0">
+    <w:p>
+      <w:pPr>
+        <w:spacing w:line="240" w:lineRule="auto"/>
+      </w:pPr>
+      <w:r>
+        <w:separator/>
+      </w:r>
+    </w:p>
+  </w:endnote>
+  <w:endnote w:type="continuationSeparator" w:id="1">
+    <w:p>
+      <w:pPr>
+        <w:spacing w:line="240" w:lineRule="auto"/>
+      </w:pPr>
+      <w:r>
+        <w:continuationSeparator/>
+      </w:r>
+    </w:p>
+  </w:endnote>
+</w:endnotes>
+</file>
+
+<file path=word/footnotes.xml><?xml version="1.0" encoding="utf-8"?>
+<w:footnotes xmlns:wpc="http://schemas.microsoft.com/office/word/2010/wordprocessingCanvas" xmlns:mc="http://schemas.openxmlformats.org/markup-compatibility/2006" xmlns:o="urn:schemas-microsoft-com:office:office" xmlns:r="http://schemas.openxmlformats.org/officeDocument/2006/relationships" xmlns:m="http://schemas.openxmlformats.org/officeDocument/2006/math" xmlns:v="urn:schemas-microsoft-com:vml" xmlns:wp14="http://schemas.microsoft.com/office/word/2010/wordprocessingDrawing" xmlns:wp="http://schemas.openxmlformats.org/drawingml/2006/wordprocessingDrawing" xmlns:w="http://schemas.openxmlformats.org/wordprocessingml/2006/main" xmlns:w14="http://schemas.microsoft.com/office/word/2010/wordml" xmlns:w15="http://schemas.microsoft.com/office/word/2012/wordml" xmlns:w10="urn:schemas-microsoft-com:office:word" xmlns:wpg="http://schemas.microsoft.com/office/word/2010/wordprocessingGroup" xmlns:wpi="http://schemas.microsoft.com/office/word/2010/wordprocessingInk" xmlns:wne="http://schemas.microsoft.com/office/word/2006/wordml" xmlns:wps="http://schemas.microsoft.com/office/word/2010/wordprocessingShape" xmlns:wpsCustomData="http://www.wps.cn/officeDocument/2013/wpsCustomData" mc:Ignorable="w14 w15 wp14">
+  <w:footnote w:type="separator" w:id="0">
+    <w:p>
+      <w:pPr>
+        <w:spacing w:line="360" w:lineRule="auto"/>
+      </w:pPr>
+      <w:r>
+        <w:separator/>
+      </w:r>
+    </w:p>
+  </w:footnote>
+  <w:footnote w:type="continuationSeparator" w:id="1">
+    <w:p>
+      <w:pPr>
+        <w:spacing w:line="360" w:lineRule="auto"/>
+      </w:pPr>
+      <w:r>
+        <w:continuationSeparator/>
+      </w:r>
+    </w:p>
+  </w:footnote>
+</w:footnotes>
+</file>
+
 <file path=word/numbering.xml><?xml version="1.0" encoding="utf-8"?>
-<w:numbering xmlns:wpc="http://schemas.microsoft.com/office/word/2010/wordprocessingCanvas" xmlns:mc="http://schemas.openxmlformats.org/markup-compatibility/2006" xmlns:o="urn:schemas-microsoft-com:office:office" xmlns:r="http://schemas.openxmlformats.org/officeDocument/2006/relationships" xmlns:m="http://schemas.openxmlformats.org/officeDocument/2006/math" xmlns:v="urn:schemas-microsoft-com:vml" xmlns:wp14="http://schemas.microsoft.com/office/word/2010/wordprocessingDrawing" xmlns:wp="http://schemas.openxmlformats.org/drawingml/2006/wordprocessingDrawing" xmlns:w10="urn:schemas-microsoft-com:office:word" xmlns:w="http://schemas.openxmlformats.org/wordprocessingml/2006/main" xmlns:w14="http://schemas.microsoft.com/office/word/2010/wordml" xmlns:w15="http://schemas.microsoft.com/office/word/2012/wordml" xmlns:wne="http://schemas.microsoft.com/office/word/2006/wordml" xmlns:wpg="http://schemas.microsoft.com/office/word/2010/wordprocessingGroup" xmlns:wpi="http://schemas.microsoft.com/office/word/2010/wordprocessingInk" xmlns:wps="http://schemas.microsoft.com/office/word/2010/wordprocessingShape" mc:Ignorable="w14 w15 wp14">
+<w:numbering xmlns:wpc="http://schemas.microsoft.com/office/word/2010/wordprocessingCanvas" xmlns:mc="http://schemas.openxmlformats.org/markup-compatibility/2006" xmlns:o="urn:schemas-microsoft-com:office:office" xmlns:r="http://schemas.openxmlformats.org/officeDocument/2006/relationships" xmlns:m="http://schemas.openxmlformats.org/officeDocument/2006/math" xmlns:v="urn:schemas-microsoft-com:vml" xmlns:wp14="http://schemas.microsoft.com/office/word/2010/wordprocessingDrawing" xmlns:wp="http://schemas.openxmlformats.org/drawingml/2006/wordprocessingDrawing" xmlns:w10="urn:schemas-microsoft-com:office:word" xmlns:w="http://schemas.openxmlformats.org/wordprocessingml/2006/main" xmlns:w14="http://schemas.microsoft.com/office/word/2010/wordml" xmlns:wpg="http://schemas.microsoft.com/office/word/2010/wordprocessingGroup" xmlns:wpi="http://schemas.microsoft.com/office/word/2010/wordprocessingInk" xmlns:wne="http://schemas.microsoft.com/office/word/2006/wordml" xmlns:wps="http://schemas.microsoft.com/office/word/2010/wordprocessingShape" xmlns:wpsCustomData="http://www.wps.cn/officeDocument/2013/wpsCustomData" mc:Ignorable="w14 wp14">
   <w:abstractNum w:abstractNumId="0">
     <w:nsid w:val="8E964DCE"/>
     <w:multiLevelType w:val="multilevel"/>
     <w:tmpl w:val="8E964DCE"/>
-    <w:lvl w:ilvl="0">
+    <w:lvl w:ilvl="0" w:tentative="0">
       <w:start w:val="1"/>
       <w:numFmt w:val="decimal"/>
-      <w:pStyle w:val="Heading1"/>
+      <w:pStyle w:val="2"/>
       <w:lvlText w:val="%1."/>
       <w:lvlJc w:val="left"/>
       <w:pPr>
@@ -5357,10 +5426,10 @@
         <w:rFonts w:hint="default"/>
       </w:rPr>
     </w:lvl>
-    <w:lvl w:ilvl="1">
+    <w:lvl w:ilvl="1" w:tentative="0">
       <w:start w:val="1"/>
       <w:numFmt w:val="decimal"/>
-      <w:pStyle w:val="Heading2"/>
+      <w:pStyle w:val="3"/>
       <w:lvlText w:val="%1.%2."/>
       <w:lvlJc w:val="left"/>
       <w:pPr>
@@ -5370,10 +5439,10 @@
         <w:rFonts w:hint="default"/>
       </w:rPr>
     </w:lvl>
-    <w:lvl w:ilvl="2">
+    <w:lvl w:ilvl="2" w:tentative="0">
       <w:start w:val="1"/>
       <w:numFmt w:val="decimal"/>
-      <w:pStyle w:val="Heading3"/>
+      <w:pStyle w:val="4"/>
       <w:lvlText w:val="%1.%2.%3."/>
       <w:lvlJc w:val="left"/>
       <w:pPr>
@@ -5383,10 +5452,10 @@
         <w:rFonts w:hint="default"/>
       </w:rPr>
     </w:lvl>
-    <w:lvl w:ilvl="3">
+    <w:lvl w:ilvl="3" w:tentative="0">
       <w:start w:val="1"/>
       <w:numFmt w:val="decimal"/>
-      <w:pStyle w:val="Heading4"/>
+      <w:pStyle w:val="5"/>
       <w:lvlText w:val="%1.%2.%3.%4."/>
       <w:lvlJc w:val="left"/>
       <w:pPr>
@@ -5396,10 +5465,10 @@
         <w:rFonts w:hint="default"/>
       </w:rPr>
     </w:lvl>
-    <w:lvl w:ilvl="4">
+    <w:lvl w:ilvl="4" w:tentative="0">
       <w:start w:val="1"/>
       <w:numFmt w:val="decimal"/>
-      <w:pStyle w:val="Heading5"/>
+      <w:pStyle w:val="6"/>
       <w:lvlText w:val="%1.%2.%3.%4.%5."/>
       <w:lvlJc w:val="left"/>
       <w:pPr>
@@ -5409,10 +5478,10 @@
         <w:rFonts w:hint="default"/>
       </w:rPr>
     </w:lvl>
-    <w:lvl w:ilvl="5">
+    <w:lvl w:ilvl="5" w:tentative="0">
       <w:start w:val="1"/>
       <w:numFmt w:val="decimal"/>
-      <w:pStyle w:val="Heading6"/>
+      <w:pStyle w:val="7"/>
       <w:lvlText w:val="%1.%2.%3.%4.%5.%6."/>
       <w:lvlJc w:val="left"/>
       <w:pPr>
@@ -5422,10 +5491,10 @@
         <w:rFonts w:hint="default"/>
       </w:rPr>
     </w:lvl>
-    <w:lvl w:ilvl="6">
+    <w:lvl w:ilvl="6" w:tentative="0">
       <w:start w:val="1"/>
       <w:numFmt w:val="decimal"/>
-      <w:pStyle w:val="Heading7"/>
+      <w:pStyle w:val="8"/>
       <w:lvlText w:val="%1.%2.%3.%4.%5.%6.%7."/>
       <w:lvlJc w:val="left"/>
       <w:pPr>
@@ -5435,10 +5504,10 @@
         <w:rFonts w:hint="default"/>
       </w:rPr>
     </w:lvl>
-    <w:lvl w:ilvl="7">
+    <w:lvl w:ilvl="7" w:tentative="0">
       <w:start w:val="1"/>
       <w:numFmt w:val="decimal"/>
-      <w:pStyle w:val="Heading8"/>
+      <w:pStyle w:val="9"/>
       <w:lvlText w:val="%1.%2.%3.%4.%5.%6.%7.%8."/>
       <w:lvlJc w:val="left"/>
       <w:pPr>
@@ -5448,10 +5517,10 @@
         <w:rFonts w:hint="default"/>
       </w:rPr>
     </w:lvl>
-    <w:lvl w:ilvl="8">
+    <w:lvl w:ilvl="8" w:tentative="0">
       <w:start w:val="1"/>
       <w:numFmt w:val="decimal"/>
-      <w:pStyle w:val="Heading9"/>
+      <w:pStyle w:val="10"/>
       <w:lvlText w:val="%1.%2.%3.%4.%5.%6.%7.%8.%9."/>
       <w:lvlJc w:val="left"/>
       <w:pPr>
@@ -5466,7 +5535,7 @@
     <w:nsid w:val="BC4C96BB"/>
     <w:multiLevelType w:val="singleLevel"/>
     <w:tmpl w:val="BC4C96BB"/>
-    <w:lvl w:ilvl="0">
+    <w:lvl w:ilvl="0" w:tentative="0">
       <w:start w:val="1"/>
       <w:numFmt w:val="decimal"/>
       <w:lvlText w:val="%1."/>
@@ -5483,7 +5552,7 @@
     <w:nsid w:val="CC6B0BC3"/>
     <w:multiLevelType w:val="singleLevel"/>
     <w:tmpl w:val="CC6B0BC3"/>
-    <w:lvl w:ilvl="0">
+    <w:lvl w:ilvl="0" w:tentative="0">
       <w:start w:val="1"/>
       <w:numFmt w:val="decimal"/>
       <w:lvlText w:val="%1."/>
@@ -5500,7 +5569,7 @@
     <w:nsid w:val="537166EA"/>
     <w:multiLevelType w:val="singleLevel"/>
     <w:tmpl w:val="537166EA"/>
-    <w:lvl w:ilvl="0">
+    <w:lvl w:ilvl="0" w:tentative="0">
       <w:start w:val="1"/>
       <w:numFmt w:val="decimal"/>
       <w:lvlText w:val="%1."/>
@@ -5529,267 +5598,269 @@
 </file>
 
 <file path=word/styles.xml><?xml version="1.0" encoding="utf-8"?>
-<w:styles xmlns:mc="http://schemas.openxmlformats.org/markup-compatibility/2006" xmlns:r="http://schemas.openxmlformats.org/officeDocument/2006/relationships" xmlns:w="http://schemas.openxmlformats.org/wordprocessingml/2006/main" xmlns:w14="http://schemas.microsoft.com/office/word/2010/wordml" xmlns:w15="http://schemas.microsoft.com/office/word/2012/wordml" mc:Ignorable="w14 w15">
+<w:styles xmlns:mc="http://schemas.openxmlformats.org/markup-compatibility/2006" xmlns:o="urn:schemas-microsoft-com:office:office" xmlns:r="http://schemas.openxmlformats.org/officeDocument/2006/relationships" xmlns:m="http://schemas.openxmlformats.org/officeDocument/2006/math" xmlns:v="urn:schemas-microsoft-com:vml" xmlns:w="http://schemas.openxmlformats.org/wordprocessingml/2006/main" xmlns:w14="http://schemas.microsoft.com/office/word/2010/wordml" xmlns:w10="urn:schemas-microsoft-com:office:word" xmlns:sl="http://schemas.openxmlformats.org/schemaLibrary/2006/main" xmlns:wpsCustomData="http://www.wps.cn/officeDocument/2013/wpsCustomData" mc:Ignorable="w14">
   <w:docDefaults>
     <w:rPrDefault>
       <w:rPr>
-        <w:rFonts w:ascii="Times New Roman" w:eastAsia="宋体" w:hAnsi="Times New Roman" w:cs="Times New Roman"/>
+        <w:rFonts w:ascii="Times New Roman" w:hAnsi="Times New Roman" w:eastAsia="宋体" w:cs="Times New Roman"/>
       </w:rPr>
     </w:rPrDefault>
     <w:pPrDefault/>
   </w:docDefaults>
-  <w:latentStyles w:defLockedState="0" w:defUIPriority="99" w:defSemiHidden="1" w:defUnhideWhenUsed="1" w:defQFormat="0" w:count="260">
-    <w:lsdException w:name="Normal" w:semiHidden="0" w:uiPriority="0" w:unhideWhenUsed="0" w:qFormat="1"/>
-    <w:lsdException w:name="heading 1" w:semiHidden="0" w:uiPriority="0" w:unhideWhenUsed="0" w:qFormat="1"/>
-    <w:lsdException w:name="heading 2" w:semiHidden="0" w:uiPriority="0" w:qFormat="1"/>
-    <w:lsdException w:name="heading 3" w:uiPriority="0" w:qFormat="1"/>
-    <w:lsdException w:name="heading 4" w:semiHidden="0" w:uiPriority="0" w:qFormat="1"/>
-    <w:lsdException w:name="heading 5" w:uiPriority="0" w:qFormat="1"/>
-    <w:lsdException w:name="heading 6" w:uiPriority="0" w:qFormat="1"/>
-    <w:lsdException w:name="heading 7" w:uiPriority="0" w:qFormat="1"/>
-    <w:lsdException w:name="heading 8" w:uiPriority="0" w:qFormat="1"/>
-    <w:lsdException w:name="heading 9" w:uiPriority="0" w:qFormat="1"/>
-    <w:lsdException w:name="index 1" w:semiHidden="0" w:uiPriority="0" w:unhideWhenUsed="0"/>
-    <w:lsdException w:name="index 2" w:semiHidden="0" w:uiPriority="0" w:unhideWhenUsed="0"/>
-    <w:lsdException w:name="index 3" w:semiHidden="0" w:uiPriority="0" w:unhideWhenUsed="0"/>
-    <w:lsdException w:name="index 4" w:semiHidden="0" w:uiPriority="0" w:unhideWhenUsed="0"/>
-    <w:lsdException w:name="index 5" w:semiHidden="0" w:uiPriority="0" w:unhideWhenUsed="0"/>
-    <w:lsdException w:name="index 6" w:semiHidden="0" w:uiPriority="0" w:unhideWhenUsed="0"/>
-    <w:lsdException w:name="index 7" w:semiHidden="0" w:uiPriority="0" w:unhideWhenUsed="0"/>
-    <w:lsdException w:name="index 8" w:semiHidden="0" w:uiPriority="0" w:unhideWhenUsed="0"/>
-    <w:lsdException w:name="index 9" w:semiHidden="0" w:uiPriority="0" w:unhideWhenUsed="0"/>
-    <w:lsdException w:name="toc 1" w:semiHidden="0" w:uiPriority="0" w:unhideWhenUsed="0" w:qFormat="1"/>
-    <w:lsdException w:name="toc 2" w:semiHidden="0" w:uiPriority="0" w:unhideWhenUsed="0" w:qFormat="1"/>
-    <w:lsdException w:name="toc 3" w:semiHidden="0" w:uiPriority="0" w:unhideWhenUsed="0" w:qFormat="1"/>
-    <w:lsdException w:name="toc 4" w:semiHidden="0" w:uiPriority="0" w:unhideWhenUsed="0"/>
-    <w:lsdException w:name="toc 5" w:semiHidden="0" w:uiPriority="0" w:unhideWhenUsed="0"/>
-    <w:lsdException w:name="toc 6" w:semiHidden="0" w:uiPriority="0" w:unhideWhenUsed="0"/>
-    <w:lsdException w:name="toc 7" w:semiHidden="0" w:uiPriority="0" w:unhideWhenUsed="0"/>
-    <w:lsdException w:name="toc 8" w:semiHidden="0" w:uiPriority="0" w:unhideWhenUsed="0"/>
-    <w:lsdException w:name="toc 9" w:semiHidden="0" w:uiPriority="0" w:unhideWhenUsed="0"/>
-    <w:lsdException w:name="Normal Indent" w:semiHidden="0" w:uiPriority="0" w:unhideWhenUsed="0"/>
-    <w:lsdException w:name="footnote text" w:semiHidden="0" w:uiPriority="0" w:unhideWhenUsed="0"/>
-    <w:lsdException w:name="annotation text" w:semiHidden="0" w:uiPriority="0" w:unhideWhenUsed="0" w:qFormat="1"/>
-    <w:lsdException w:name="header" w:semiHidden="0" w:uiPriority="0" w:unhideWhenUsed="0" w:qFormat="1"/>
-    <w:lsdException w:name="footer" w:semiHidden="0" w:uiPriority="0" w:unhideWhenUsed="0" w:qFormat="1"/>
-    <w:lsdException w:name="index heading" w:semiHidden="0" w:uiPriority="0" w:unhideWhenUsed="0"/>
-    <w:lsdException w:name="caption" w:uiPriority="0" w:qFormat="1"/>
-    <w:lsdException w:name="table of figures" w:semiHidden="0" w:uiPriority="0" w:unhideWhenUsed="0"/>
-    <w:lsdException w:name="envelope address" w:semiHidden="0" w:uiPriority="0" w:unhideWhenUsed="0"/>
-    <w:lsdException w:name="envelope return" w:semiHidden="0" w:uiPriority="0" w:unhideWhenUsed="0"/>
-    <w:lsdException w:name="footnote reference" w:semiHidden="0" w:uiPriority="0" w:unhideWhenUsed="0"/>
-    <w:lsdException w:name="annotation reference" w:semiHidden="0" w:uiPriority="0" w:unhideWhenUsed="0"/>
-    <w:lsdException w:name="line number" w:semiHidden="0" w:uiPriority="0" w:unhideWhenUsed="0"/>
-    <w:lsdException w:name="page number" w:semiHidden="0" w:uiPriority="0" w:unhideWhenUsed="0"/>
-    <w:lsdException w:name="endnote reference" w:semiHidden="0" w:uiPriority="0" w:unhideWhenUsed="0"/>
-    <w:lsdException w:name="endnote text" w:semiHidden="0" w:uiPriority="0" w:unhideWhenUsed="0"/>
-    <w:lsdException w:name="table of authorities" w:semiHidden="0" w:uiPriority="0" w:unhideWhenUsed="0"/>
-    <w:lsdException w:name="macro" w:semiHidden="0" w:uiPriority="0" w:unhideWhenUsed="0"/>
-    <w:lsdException w:name="toa heading" w:semiHidden="0" w:uiPriority="0" w:unhideWhenUsed="0"/>
-    <w:lsdException w:name="List" w:semiHidden="0" w:uiPriority="0" w:unhideWhenUsed="0"/>
-    <w:lsdException w:name="List Bullet" w:semiHidden="0" w:uiPriority="0" w:unhideWhenUsed="0"/>
-    <w:lsdException w:name="List Number" w:semiHidden="0" w:uiPriority="0" w:unhideWhenUsed="0"/>
-    <w:lsdException w:name="List 2" w:semiHidden="0" w:uiPriority="0" w:unhideWhenUsed="0"/>
-    <w:lsdException w:name="List 3" w:semiHidden="0" w:uiPriority="0" w:unhideWhenUsed="0"/>
-    <w:lsdException w:name="List 4" w:semiHidden="0" w:uiPriority="0" w:unhideWhenUsed="0"/>
-    <w:lsdException w:name="List 5" w:semiHidden="0" w:uiPriority="0" w:unhideWhenUsed="0"/>
-    <w:lsdException w:name="List Bullet 2" w:semiHidden="0" w:uiPriority="0" w:unhideWhenUsed="0"/>
-    <w:lsdException w:name="List Bullet 3" w:semiHidden="0" w:uiPriority="0" w:unhideWhenUsed="0"/>
-    <w:lsdException w:name="List Bullet 4" w:semiHidden="0" w:uiPriority="0" w:unhideWhenUsed="0"/>
-    <w:lsdException w:name="List Bullet 5" w:semiHidden="0" w:uiPriority="0" w:unhideWhenUsed="0"/>
-    <w:lsdException w:name="List Number 2" w:semiHidden="0" w:uiPriority="0" w:unhideWhenUsed="0"/>
-    <w:lsdException w:name="List Number 3" w:semiHidden="0" w:uiPriority="0" w:unhideWhenUsed="0"/>
-    <w:lsdException w:name="List Number 4" w:semiHidden="0" w:uiPriority="0" w:unhideWhenUsed="0"/>
-    <w:lsdException w:name="List Number 5" w:semiHidden="0" w:uiPriority="0" w:unhideWhenUsed="0"/>
-    <w:lsdException w:name="Title" w:semiHidden="0" w:uiPriority="0" w:unhideWhenUsed="0" w:qFormat="1"/>
-    <w:lsdException w:name="Closing" w:semiHidden="0" w:uiPriority="0" w:unhideWhenUsed="0"/>
-    <w:lsdException w:name="Signature" w:semiHidden="0" w:uiPriority="0" w:unhideWhenUsed="0"/>
-    <w:lsdException w:name="Default Paragraph Font" w:uiPriority="0" w:unhideWhenUsed="0" w:qFormat="1"/>
-    <w:lsdException w:name="Body Text" w:uiPriority="0" w:unhideWhenUsed="0" w:qFormat="1"/>
-    <w:lsdException w:name="Body Text Indent" w:semiHidden="0" w:uiPriority="0" w:unhideWhenUsed="0"/>
-    <w:lsdException w:name="List Continue" w:semiHidden="0" w:uiPriority="0" w:unhideWhenUsed="0"/>
-    <w:lsdException w:name="List Continue 2" w:semiHidden="0" w:uiPriority="0" w:unhideWhenUsed="0"/>
-    <w:lsdException w:name="List Continue 3" w:semiHidden="0" w:uiPriority="0" w:unhideWhenUsed="0"/>
-    <w:lsdException w:name="List Continue 4" w:semiHidden="0" w:uiPriority="0" w:unhideWhenUsed="0"/>
-    <w:lsdException w:name="List Continue 5" w:semiHidden="0" w:uiPriority="0" w:unhideWhenUsed="0"/>
-    <w:lsdException w:name="Message Header" w:semiHidden="0" w:uiPriority="0" w:unhideWhenUsed="0"/>
-    <w:lsdException w:name="Subtitle" w:semiHidden="0" w:uiPriority="0" w:unhideWhenUsed="0" w:qFormat="1"/>
-    <w:lsdException w:name="Salutation" w:semiHidden="0" w:uiPriority="0" w:unhideWhenUsed="0"/>
-    <w:lsdException w:name="Date" w:semiHidden="0" w:uiPriority="0" w:unhideWhenUsed="0"/>
-    <w:lsdException w:name="Body Text First Indent" w:semiHidden="0" w:uiPriority="0" w:unhideWhenUsed="0"/>
-    <w:lsdException w:name="Body Text First Indent 2" w:semiHidden="0" w:uiPriority="0" w:unhideWhenUsed="0"/>
-    <w:lsdException w:name="Body Text 2" w:semiHidden="0" w:uiPriority="0" w:unhideWhenUsed="0"/>
-    <w:lsdException w:name="Body Text 3" w:semiHidden="0" w:uiPriority="0" w:unhideWhenUsed="0"/>
-    <w:lsdException w:name="Body Text Indent 2" w:semiHidden="0" w:uiPriority="0" w:unhideWhenUsed="0"/>
-    <w:lsdException w:name="Body Text Indent 3" w:semiHidden="0" w:uiPriority="0" w:unhideWhenUsed="0"/>
-    <w:lsdException w:name="Block Text" w:semiHidden="0" w:uiPriority="0" w:unhideWhenUsed="0"/>
-    <w:lsdException w:name="Hyperlink" w:semiHidden="0" w:uiPriority="0" w:unhideWhenUsed="0"/>
-    <w:lsdException w:name="FollowedHyperlink" w:semiHidden="0" w:uiPriority="0" w:unhideWhenUsed="0"/>
-    <w:lsdException w:name="Strong" w:semiHidden="0" w:uiPriority="0" w:unhideWhenUsed="0" w:qFormat="1"/>
-    <w:lsdException w:name="Emphasis" w:semiHidden="0" w:uiPriority="0" w:unhideWhenUsed="0" w:qFormat="1"/>
-    <w:lsdException w:name="Document Map" w:semiHidden="0" w:uiPriority="0" w:unhideWhenUsed="0"/>
-    <w:lsdException w:name="Plain Text" w:semiHidden="0" w:uiPriority="0" w:unhideWhenUsed="0"/>
-    <w:lsdException w:name="E-mail Signature" w:semiHidden="0" w:uiPriority="0" w:unhideWhenUsed="0"/>
-    <w:lsdException w:name="Normal (Web)" w:semiHidden="0" w:uiPriority="0" w:unhideWhenUsed="0" w:qFormat="1"/>
-    <w:lsdException w:name="HTML Acronym" w:semiHidden="0" w:uiPriority="0" w:unhideWhenUsed="0"/>
-    <w:lsdException w:name="HTML Address" w:semiHidden="0" w:uiPriority="0" w:unhideWhenUsed="0"/>
-    <w:lsdException w:name="HTML Cite" w:semiHidden="0" w:uiPriority="0" w:unhideWhenUsed="0"/>
-    <w:lsdException w:name="HTML Code" w:semiHidden="0" w:uiPriority="0" w:unhideWhenUsed="0"/>
-    <w:lsdException w:name="HTML Definition" w:semiHidden="0" w:uiPriority="0" w:unhideWhenUsed="0"/>
-    <w:lsdException w:name="HTML Keyboard" w:semiHidden="0" w:uiPriority="0" w:unhideWhenUsed="0"/>
-    <w:lsdException w:name="HTML Preformatted" w:semiHidden="0" w:uiPriority="0" w:unhideWhenUsed="0"/>
-    <w:lsdException w:name="HTML Sample" w:semiHidden="0" w:uiPriority="0" w:unhideWhenUsed="0"/>
-    <w:lsdException w:name="HTML Typewriter" w:semiHidden="0" w:uiPriority="0" w:unhideWhenUsed="0"/>
-    <w:lsdException w:name="HTML Variable" w:semiHidden="0" w:uiPriority="0" w:unhideWhenUsed="0"/>
-    <w:lsdException w:name="Normal Table" w:uiPriority="0" w:unhideWhenUsed="0" w:qFormat="1"/>
-    <w:lsdException w:name="annotation subject" w:semiHidden="0" w:uiPriority="0" w:unhideWhenUsed="0"/>
-    <w:lsdException w:name="Table Simple 1" w:semiHidden="0" w:uiPriority="0" w:unhideWhenUsed="0"/>
-    <w:lsdException w:name="Table Simple 2" w:semiHidden="0" w:uiPriority="0" w:unhideWhenUsed="0"/>
-    <w:lsdException w:name="Table Simple 3" w:semiHidden="0" w:uiPriority="0" w:unhideWhenUsed="0"/>
-    <w:lsdException w:name="Table Classic 1" w:semiHidden="0" w:uiPriority="0" w:unhideWhenUsed="0"/>
-    <w:lsdException w:name="Table Classic 2" w:semiHidden="0" w:uiPriority="0" w:unhideWhenUsed="0"/>
-    <w:lsdException w:name="Table Classic 3" w:semiHidden="0" w:uiPriority="0" w:unhideWhenUsed="0"/>
-    <w:lsdException w:name="Table Classic 4" w:semiHidden="0" w:uiPriority="0" w:unhideWhenUsed="0"/>
-    <w:lsdException w:name="Table Colorful 1" w:semiHidden="0" w:uiPriority="0" w:unhideWhenUsed="0"/>
-    <w:lsdException w:name="Table Colorful 2" w:semiHidden="0" w:uiPriority="0" w:unhideWhenUsed="0"/>
-    <w:lsdException w:name="Table Colorful 3" w:semiHidden="0" w:uiPriority="0" w:unhideWhenUsed="0"/>
-    <w:lsdException w:name="Table Columns 1" w:semiHidden="0" w:uiPriority="0" w:unhideWhenUsed="0"/>
-    <w:lsdException w:name="Table Columns 2" w:semiHidden="0" w:uiPriority="0" w:unhideWhenUsed="0"/>
-    <w:lsdException w:name="Table Columns 3" w:semiHidden="0" w:uiPriority="0" w:unhideWhenUsed="0"/>
-    <w:lsdException w:name="Table Columns 4" w:semiHidden="0" w:uiPriority="0" w:unhideWhenUsed="0"/>
-    <w:lsdException w:name="Table Columns 5" w:semiHidden="0" w:uiPriority="0" w:unhideWhenUsed="0"/>
-    <w:lsdException w:name="Table Grid 1" w:semiHidden="0" w:uiPriority="0" w:unhideWhenUsed="0"/>
-    <w:lsdException w:name="Table Grid 2" w:semiHidden="0" w:uiPriority="0" w:unhideWhenUsed="0"/>
-    <w:lsdException w:name="Table Grid 3" w:semiHidden="0" w:uiPriority="0" w:unhideWhenUsed="0"/>
-    <w:lsdException w:name="Table Grid 4" w:semiHidden="0" w:uiPriority="0" w:unhideWhenUsed="0"/>
-    <w:lsdException w:name="Table Grid 5" w:semiHidden="0" w:uiPriority="0" w:unhideWhenUsed="0"/>
-    <w:lsdException w:name="Table Grid 6" w:semiHidden="0" w:uiPriority="0" w:unhideWhenUsed="0"/>
-    <w:lsdException w:name="Table Grid 7" w:semiHidden="0" w:uiPriority="0" w:unhideWhenUsed="0"/>
-    <w:lsdException w:name="Table Grid 8" w:semiHidden="0" w:uiPriority="0" w:unhideWhenUsed="0"/>
-    <w:lsdException w:name="Table List 1" w:semiHidden="0" w:uiPriority="0" w:unhideWhenUsed="0"/>
-    <w:lsdException w:name="Table List 2" w:semiHidden="0" w:uiPriority="0" w:unhideWhenUsed="0"/>
-    <w:lsdException w:name="Table List 3" w:semiHidden="0" w:uiPriority="0" w:unhideWhenUsed="0"/>
-    <w:lsdException w:name="Table List 4" w:semiHidden="0" w:uiPriority="0" w:unhideWhenUsed="0"/>
-    <w:lsdException w:name="Table List 5" w:semiHidden="0" w:uiPriority="0" w:unhideWhenUsed="0"/>
-    <w:lsdException w:name="Table List 6" w:semiHidden="0" w:uiPriority="0" w:unhideWhenUsed="0"/>
-    <w:lsdException w:name="Table List 7" w:semiHidden="0" w:uiPriority="0" w:unhideWhenUsed="0"/>
-    <w:lsdException w:name="Table List 8" w:semiHidden="0" w:uiPriority="0" w:unhideWhenUsed="0"/>
-    <w:lsdException w:name="Table 3D effects 1" w:semiHidden="0" w:uiPriority="0" w:unhideWhenUsed="0"/>
-    <w:lsdException w:name="Table 3D effects 2" w:semiHidden="0" w:uiPriority="0" w:unhideWhenUsed="0"/>
-    <w:lsdException w:name="Table 3D effects 3" w:semiHidden="0" w:uiPriority="0" w:unhideWhenUsed="0"/>
-    <w:lsdException w:name="Table Contemporary" w:semiHidden="0" w:uiPriority="0" w:unhideWhenUsed="0"/>
-    <w:lsdException w:name="Table Elegant" w:semiHidden="0" w:uiPriority="0" w:unhideWhenUsed="0"/>
-    <w:lsdException w:name="Table Professional" w:semiHidden="0" w:uiPriority="0" w:unhideWhenUsed="0"/>
-    <w:lsdException w:name="Table Subtle 1" w:semiHidden="0" w:uiPriority="0" w:unhideWhenUsed="0"/>
-    <w:lsdException w:name="Table Subtle 2" w:semiHidden="0" w:uiPriority="0" w:unhideWhenUsed="0"/>
-    <w:lsdException w:name="Table Web 1" w:semiHidden="0" w:uiPriority="0" w:unhideWhenUsed="0"/>
-    <w:lsdException w:name="Table Web 2" w:semiHidden="0" w:uiPriority="0" w:unhideWhenUsed="0"/>
-    <w:lsdException w:name="Table Web 3" w:semiHidden="0" w:uiPriority="0" w:unhideWhenUsed="0"/>
-    <w:lsdException w:name="Balloon Text" w:semiHidden="0" w:uiPriority="0" w:unhideWhenUsed="0"/>
-    <w:lsdException w:name="Table Grid" w:semiHidden="0" w:uiPriority="0" w:unhideWhenUsed="0" w:qFormat="1"/>
-    <w:lsdException w:name="Table Theme" w:semiHidden="0" w:uiPriority="0" w:unhideWhenUsed="0"/>
-    <w:lsdException w:name="Light Shading" w:semiHidden="0" w:uiPriority="60" w:unhideWhenUsed="0"/>
-    <w:lsdException w:name="Light List" w:semiHidden="0" w:uiPriority="61" w:unhideWhenUsed="0"/>
-    <w:lsdException w:name="Light Grid" w:semiHidden="0" w:uiPriority="62" w:unhideWhenUsed="0"/>
-    <w:lsdException w:name="Medium Shading 1" w:semiHidden="0" w:uiPriority="63" w:unhideWhenUsed="0"/>
-    <w:lsdException w:name="Medium Shading 2" w:semiHidden="0" w:uiPriority="64" w:unhideWhenUsed="0"/>
-    <w:lsdException w:name="Medium List 1" w:semiHidden="0" w:uiPriority="65" w:unhideWhenUsed="0"/>
-    <w:lsdException w:name="Medium List 2" w:semiHidden="0" w:uiPriority="66" w:unhideWhenUsed="0"/>
-    <w:lsdException w:name="Medium Grid 1" w:semiHidden="0" w:uiPriority="67" w:unhideWhenUsed="0"/>
-    <w:lsdException w:name="Medium Grid 2" w:semiHidden="0" w:uiPriority="68" w:unhideWhenUsed="0"/>
-    <w:lsdException w:name="Medium Grid 3" w:semiHidden="0" w:uiPriority="69" w:unhideWhenUsed="0"/>
-    <w:lsdException w:name="Dark List" w:semiHidden="0" w:uiPriority="70" w:unhideWhenUsed="0"/>
-    <w:lsdException w:name="Colorful Shading" w:semiHidden="0" w:uiPriority="71" w:unhideWhenUsed="0"/>
-    <w:lsdException w:name="Colorful List" w:semiHidden="0" w:uiPriority="72" w:unhideWhenUsed="0"/>
-    <w:lsdException w:name="Colorful Grid" w:semiHidden="0" w:uiPriority="73" w:unhideWhenUsed="0"/>
-    <w:lsdException w:name="Light Shading Accent 1" w:semiHidden="0" w:uiPriority="60" w:unhideWhenUsed="0"/>
-    <w:lsdException w:name="Light List Accent 1" w:semiHidden="0" w:uiPriority="61" w:unhideWhenUsed="0"/>
-    <w:lsdException w:name="Light Grid Accent 1" w:semiHidden="0" w:uiPriority="62" w:unhideWhenUsed="0"/>
-    <w:lsdException w:name="Medium Shading 1 Accent 1" w:semiHidden="0" w:uiPriority="63" w:unhideWhenUsed="0"/>
-    <w:lsdException w:name="Medium Shading 2 Accent 1" w:semiHidden="0" w:uiPriority="64" w:unhideWhenUsed="0"/>
-    <w:lsdException w:name="Medium List 1 Accent 1" w:semiHidden="0" w:uiPriority="65" w:unhideWhenUsed="0"/>
-    <w:lsdException w:name="Medium List 2 Accent 1" w:semiHidden="0" w:uiPriority="66" w:unhideWhenUsed="0"/>
-    <w:lsdException w:name="Medium Grid 1 Accent 1" w:semiHidden="0" w:uiPriority="67" w:unhideWhenUsed="0"/>
-    <w:lsdException w:name="Medium Grid 2 Accent 1" w:semiHidden="0" w:uiPriority="68" w:unhideWhenUsed="0"/>
-    <w:lsdException w:name="Medium Grid 3 Accent 1" w:semiHidden="0" w:uiPriority="69" w:unhideWhenUsed="0"/>
-    <w:lsdException w:name="Dark List Accent 1" w:semiHidden="0" w:uiPriority="70" w:unhideWhenUsed="0"/>
-    <w:lsdException w:name="Colorful Shading Accent 1" w:semiHidden="0" w:uiPriority="71" w:unhideWhenUsed="0"/>
-    <w:lsdException w:name="Colorful List Accent 1" w:semiHidden="0" w:uiPriority="72" w:unhideWhenUsed="0"/>
-    <w:lsdException w:name="Colorful Grid Accent 1" w:semiHidden="0" w:uiPriority="73" w:unhideWhenUsed="0"/>
-    <w:lsdException w:name="Light Shading Accent 2" w:semiHidden="0" w:uiPriority="60" w:unhideWhenUsed="0"/>
-    <w:lsdException w:name="Light List Accent 2" w:semiHidden="0" w:uiPriority="61" w:unhideWhenUsed="0"/>
-    <w:lsdException w:name="Light Grid Accent 2" w:semiHidden="0" w:uiPriority="62" w:unhideWhenUsed="0"/>
-    <w:lsdException w:name="Medium Shading 1 Accent 2" w:semiHidden="0" w:uiPriority="63" w:unhideWhenUsed="0"/>
-    <w:lsdException w:name="Medium Shading 2 Accent 2" w:semiHidden="0" w:uiPriority="64" w:unhideWhenUsed="0"/>
-    <w:lsdException w:name="Medium List 1 Accent 2" w:semiHidden="0" w:uiPriority="65" w:unhideWhenUsed="0"/>
-    <w:lsdException w:name="Medium List 2 Accent 2" w:semiHidden="0" w:uiPriority="66" w:unhideWhenUsed="0"/>
-    <w:lsdException w:name="Medium Grid 1 Accent 2" w:semiHidden="0" w:uiPriority="67" w:unhideWhenUsed="0"/>
-    <w:lsdException w:name="Medium Grid 2 Accent 2" w:semiHidden="0" w:uiPriority="68" w:unhideWhenUsed="0"/>
-    <w:lsdException w:name="Medium Grid 3 Accent 2" w:semiHidden="0" w:uiPriority="69" w:unhideWhenUsed="0"/>
-    <w:lsdException w:name="Dark List Accent 2" w:semiHidden="0" w:uiPriority="70" w:unhideWhenUsed="0"/>
-    <w:lsdException w:name="Colorful Shading Accent 2" w:semiHidden="0" w:uiPriority="71" w:unhideWhenUsed="0"/>
-    <w:lsdException w:name="Colorful List Accent 2" w:semiHidden="0" w:uiPriority="72" w:unhideWhenUsed="0"/>
-    <w:lsdException w:name="Colorful Grid Accent 2" w:semiHidden="0" w:uiPriority="73" w:unhideWhenUsed="0"/>
-    <w:lsdException w:name="Light Shading Accent 3" w:semiHidden="0" w:uiPriority="60" w:unhideWhenUsed="0"/>
-    <w:lsdException w:name="Light List Accent 3" w:semiHidden="0" w:uiPriority="61" w:unhideWhenUsed="0"/>
-    <w:lsdException w:name="Light Grid Accent 3" w:semiHidden="0" w:uiPriority="62" w:unhideWhenUsed="0"/>
-    <w:lsdException w:name="Medium Shading 1 Accent 3" w:semiHidden="0" w:uiPriority="63" w:unhideWhenUsed="0"/>
-    <w:lsdException w:name="Medium Shading 2 Accent 3" w:semiHidden="0" w:uiPriority="64" w:unhideWhenUsed="0"/>
-    <w:lsdException w:name="Medium List 1 Accent 3" w:semiHidden="0" w:uiPriority="65" w:unhideWhenUsed="0"/>
-    <w:lsdException w:name="Medium List 2 Accent 3" w:semiHidden="0" w:uiPriority="66" w:unhideWhenUsed="0"/>
-    <w:lsdException w:name="Medium Grid 1 Accent 3" w:semiHidden="0" w:uiPriority="67" w:unhideWhenUsed="0"/>
-    <w:lsdException w:name="Medium Grid 2 Accent 3" w:semiHidden="0" w:uiPriority="68" w:unhideWhenUsed="0"/>
-    <w:lsdException w:name="Medium Grid 3 Accent 3" w:semiHidden="0" w:uiPriority="69" w:unhideWhenUsed="0"/>
-    <w:lsdException w:name="Dark List Accent 3" w:semiHidden="0" w:uiPriority="70" w:unhideWhenUsed="0"/>
-    <w:lsdException w:name="Colorful Shading Accent 3" w:semiHidden="0" w:uiPriority="71" w:unhideWhenUsed="0"/>
-    <w:lsdException w:name="Colorful List Accent 3" w:semiHidden="0" w:uiPriority="72" w:unhideWhenUsed="0"/>
-    <w:lsdException w:name="Colorful Grid Accent 3" w:semiHidden="0" w:uiPriority="73" w:unhideWhenUsed="0"/>
-    <w:lsdException w:name="Light Shading Accent 4" w:semiHidden="0" w:uiPriority="60" w:unhideWhenUsed="0"/>
-    <w:lsdException w:name="Light List Accent 4" w:semiHidden="0" w:uiPriority="61" w:unhideWhenUsed="0"/>
-    <w:lsdException w:name="Light Grid Accent 4" w:semiHidden="0" w:uiPriority="62" w:unhideWhenUsed="0"/>
-    <w:lsdException w:name="Medium Shading 1 Accent 4" w:semiHidden="0" w:uiPriority="63" w:unhideWhenUsed="0"/>
-    <w:lsdException w:name="Medium Shading 2 Accent 4" w:semiHidden="0" w:uiPriority="64" w:unhideWhenUsed="0"/>
-    <w:lsdException w:name="Medium List 1 Accent 4" w:semiHidden="0" w:uiPriority="65" w:unhideWhenUsed="0"/>
-    <w:lsdException w:name="Medium List 2 Accent 4" w:semiHidden="0" w:uiPriority="66" w:unhideWhenUsed="0"/>
-    <w:lsdException w:name="Medium Grid 1 Accent 4" w:semiHidden="0" w:uiPriority="67" w:unhideWhenUsed="0"/>
-    <w:lsdException w:name="Medium Grid 2 Accent 4" w:semiHidden="0" w:uiPriority="68" w:unhideWhenUsed="0"/>
-    <w:lsdException w:name="Medium Grid 3 Accent 4" w:semiHidden="0" w:uiPriority="69" w:unhideWhenUsed="0"/>
-    <w:lsdException w:name="Dark List Accent 4" w:semiHidden="0" w:uiPriority="70" w:unhideWhenUsed="0"/>
-    <w:lsdException w:name="Colorful Shading Accent 4" w:semiHidden="0" w:uiPriority="71" w:unhideWhenUsed="0"/>
-    <w:lsdException w:name="Colorful List Accent 4" w:semiHidden="0" w:uiPriority="72" w:unhideWhenUsed="0"/>
-    <w:lsdException w:name="Colorful Grid Accent 4" w:semiHidden="0" w:uiPriority="73" w:unhideWhenUsed="0"/>
-    <w:lsdException w:name="Light Shading Accent 5" w:semiHidden="0" w:uiPriority="60" w:unhideWhenUsed="0"/>
-    <w:lsdException w:name="Light List Accent 5" w:semiHidden="0" w:uiPriority="61" w:unhideWhenUsed="0"/>
-    <w:lsdException w:name="Light Grid Accent 5" w:semiHidden="0" w:uiPriority="62" w:unhideWhenUsed="0"/>
-    <w:lsdException w:name="Medium Shading 1 Accent 5" w:semiHidden="0" w:uiPriority="63" w:unhideWhenUsed="0"/>
-    <w:lsdException w:name="Medium Shading 2 Accent 5" w:semiHidden="0" w:uiPriority="64" w:unhideWhenUsed="0"/>
-    <w:lsdException w:name="Medium List 1 Accent 5" w:semiHidden="0" w:uiPriority="65" w:unhideWhenUsed="0"/>
-    <w:lsdException w:name="Medium List 2 Accent 5" w:semiHidden="0" w:uiPriority="66" w:unhideWhenUsed="0"/>
-    <w:lsdException w:name="Medium Grid 1 Accent 5" w:semiHidden="0" w:uiPriority="67" w:unhideWhenUsed="0"/>
-    <w:lsdException w:name="Medium Grid 2 Accent 5" w:semiHidden="0" w:uiPriority="68" w:unhideWhenUsed="0"/>
-    <w:lsdException w:name="Medium Grid 3 Accent 5" w:semiHidden="0" w:uiPriority="69" w:unhideWhenUsed="0"/>
-    <w:lsdException w:name="Dark List Accent 5" w:semiHidden="0" w:uiPriority="70" w:unhideWhenUsed="0"/>
-    <w:lsdException w:name="Colorful Shading Accent 5" w:semiHidden="0" w:uiPriority="71" w:unhideWhenUsed="0"/>
-    <w:lsdException w:name="Colorful List Accent 5" w:semiHidden="0" w:uiPriority="72" w:unhideWhenUsed="0"/>
-    <w:lsdException w:name="Colorful Grid Accent 5" w:semiHidden="0" w:uiPriority="73" w:unhideWhenUsed="0"/>
-    <w:lsdException w:name="Light Shading Accent 6" w:semiHidden="0" w:uiPriority="60" w:unhideWhenUsed="0"/>
-    <w:lsdException w:name="Light List Accent 6" w:semiHidden="0" w:uiPriority="61" w:unhideWhenUsed="0"/>
-    <w:lsdException w:name="Light Grid Accent 6" w:semiHidden="0" w:uiPriority="62" w:unhideWhenUsed="0"/>
-    <w:lsdException w:name="Medium Shading 1 Accent 6" w:semiHidden="0" w:uiPriority="63" w:unhideWhenUsed="0"/>
-    <w:lsdException w:name="Medium Shading 2 Accent 6" w:semiHidden="0" w:uiPriority="64" w:unhideWhenUsed="0"/>
-    <w:lsdException w:name="Medium List 1 Accent 6" w:semiHidden="0" w:uiPriority="65" w:unhideWhenUsed="0"/>
-    <w:lsdException w:name="Medium List 2 Accent 6" w:semiHidden="0" w:uiPriority="66" w:unhideWhenUsed="0"/>
-    <w:lsdException w:name="Medium Grid 1 Accent 6" w:semiHidden="0" w:uiPriority="67" w:unhideWhenUsed="0"/>
-    <w:lsdException w:name="Medium Grid 2 Accent 6" w:semiHidden="0" w:uiPriority="68" w:unhideWhenUsed="0"/>
-    <w:lsdException w:name="Medium Grid 3 Accent 6" w:semiHidden="0" w:uiPriority="69" w:unhideWhenUsed="0"/>
-    <w:lsdException w:name="Dark List Accent 6" w:semiHidden="0" w:uiPriority="70" w:unhideWhenUsed="0"/>
-    <w:lsdException w:name="Colorful Shading Accent 6" w:semiHidden="0" w:uiPriority="71" w:unhideWhenUsed="0"/>
-    <w:lsdException w:name="Colorful List Accent 6" w:semiHidden="0" w:uiPriority="72" w:unhideWhenUsed="0"/>
-    <w:lsdException w:name="Colorful Grid Accent 6" w:semiHidden="0" w:uiPriority="73" w:unhideWhenUsed="0"/>
+  <w:latentStyles w:count="260" w:defQFormat="0" w:defUnhideWhenUsed="1" w:defSemiHidden="1" w:defUIPriority="99" w:defLockedState="0">
+    <w:lsdException w:qFormat="1" w:unhideWhenUsed="0" w:uiPriority="0" w:semiHidden="0" w:name="Normal"/>
+    <w:lsdException w:qFormat="1" w:unhideWhenUsed="0" w:uiPriority="0" w:semiHidden="0" w:name="heading 1"/>
+    <w:lsdException w:qFormat="1" w:uiPriority="0" w:semiHidden="0" w:name="heading 2"/>
+    <w:lsdException w:qFormat="1" w:uiPriority="0" w:name="heading 3"/>
+    <w:lsdException w:qFormat="1" w:uiPriority="0" w:semiHidden="0" w:name="heading 4"/>
+    <w:lsdException w:qFormat="1" w:uiPriority="0" w:name="heading 5"/>
+    <w:lsdException w:qFormat="1" w:uiPriority="0" w:name="heading 6"/>
+    <w:lsdException w:qFormat="1" w:uiPriority="0" w:name="heading 7"/>
+    <w:lsdException w:qFormat="1" w:uiPriority="0" w:name="heading 8"/>
+    <w:lsdException w:qFormat="1" w:uiPriority="0" w:name="heading 9"/>
+    <w:lsdException w:unhideWhenUsed="0" w:uiPriority="0" w:semiHidden="0" w:name="index 1"/>
+    <w:lsdException w:unhideWhenUsed="0" w:uiPriority="0" w:semiHidden="0" w:name="index 2"/>
+    <w:lsdException w:unhideWhenUsed="0" w:uiPriority="0" w:semiHidden="0" w:name="index 3"/>
+    <w:lsdException w:unhideWhenUsed="0" w:uiPriority="0" w:semiHidden="0" w:name="index 4"/>
+    <w:lsdException w:unhideWhenUsed="0" w:uiPriority="0" w:semiHidden="0" w:name="index 5"/>
+    <w:lsdException w:unhideWhenUsed="0" w:uiPriority="0" w:semiHidden="0" w:name="index 6"/>
+    <w:lsdException w:unhideWhenUsed="0" w:uiPriority="0" w:semiHidden="0" w:name="index 7"/>
+    <w:lsdException w:unhideWhenUsed="0" w:uiPriority="0" w:semiHidden="0" w:name="index 8"/>
+    <w:lsdException w:unhideWhenUsed="0" w:uiPriority="0" w:semiHidden="0" w:name="index 9"/>
+    <w:lsdException w:qFormat="1" w:unhideWhenUsed="0" w:uiPriority="0" w:semiHidden="0" w:name="toc 1"/>
+    <w:lsdException w:qFormat="1" w:unhideWhenUsed="0" w:uiPriority="0" w:semiHidden="0" w:name="toc 2"/>
+    <w:lsdException w:qFormat="1" w:unhideWhenUsed="0" w:uiPriority="0" w:semiHidden="0" w:name="toc 3"/>
+    <w:lsdException w:unhideWhenUsed="0" w:uiPriority="0" w:semiHidden="0" w:name="toc 4"/>
+    <w:lsdException w:unhideWhenUsed="0" w:uiPriority="0" w:semiHidden="0" w:name="toc 5"/>
+    <w:lsdException w:unhideWhenUsed="0" w:uiPriority="0" w:semiHidden="0" w:name="toc 6"/>
+    <w:lsdException w:unhideWhenUsed="0" w:uiPriority="0" w:semiHidden="0" w:name="toc 7"/>
+    <w:lsdException w:unhideWhenUsed="0" w:uiPriority="0" w:semiHidden="0" w:name="toc 8"/>
+    <w:lsdException w:unhideWhenUsed="0" w:uiPriority="0" w:semiHidden="0" w:name="toc 9"/>
+    <w:lsdException w:unhideWhenUsed="0" w:uiPriority="0" w:semiHidden="0" w:name="Normal Indent"/>
+    <w:lsdException w:unhideWhenUsed="0" w:uiPriority="0" w:semiHidden="0" w:name="footnote text"/>
+    <w:lsdException w:qFormat="1" w:unhideWhenUsed="0" w:uiPriority="0" w:semiHidden="0" w:name="annotation text"/>
+    <w:lsdException w:qFormat="1" w:unhideWhenUsed="0" w:uiPriority="0" w:semiHidden="0" w:name="header"/>
+    <w:lsdException w:qFormat="1" w:unhideWhenUsed="0" w:uiPriority="0" w:semiHidden="0" w:name="footer"/>
+    <w:lsdException w:unhideWhenUsed="0" w:uiPriority="0" w:semiHidden="0" w:name="index heading"/>
+    <w:lsdException w:qFormat="1" w:uiPriority="0" w:name="caption"/>
+    <w:lsdException w:unhideWhenUsed="0" w:uiPriority="0" w:semiHidden="0" w:name="table of figures"/>
+    <w:lsdException w:unhideWhenUsed="0" w:uiPriority="0" w:semiHidden="0" w:name="envelope address"/>
+    <w:lsdException w:unhideWhenUsed="0" w:uiPriority="0" w:semiHidden="0" w:name="envelope return"/>
+    <w:lsdException w:unhideWhenUsed="0" w:uiPriority="0" w:semiHidden="0" w:name="footnote reference"/>
+    <w:lsdException w:unhideWhenUsed="0" w:uiPriority="0" w:semiHidden="0" w:name="annotation reference"/>
+    <w:lsdException w:unhideWhenUsed="0" w:uiPriority="0" w:semiHidden="0" w:name="line number"/>
+    <w:lsdException w:unhideWhenUsed="0" w:uiPriority="0" w:semiHidden="0" w:name="page number"/>
+    <w:lsdException w:unhideWhenUsed="0" w:uiPriority="0" w:semiHidden="0" w:name="endnote reference"/>
+    <w:lsdException w:unhideWhenUsed="0" w:uiPriority="0" w:semiHidden="0" w:name="endnote text"/>
+    <w:lsdException w:unhideWhenUsed="0" w:uiPriority="0" w:semiHidden="0" w:name="table of authorities"/>
+    <w:lsdException w:unhideWhenUsed="0" w:uiPriority="0" w:semiHidden="0" w:name="macro"/>
+    <w:lsdException w:unhideWhenUsed="0" w:uiPriority="0" w:semiHidden="0" w:name="toa heading"/>
+    <w:lsdException w:unhideWhenUsed="0" w:uiPriority="0" w:semiHidden="0" w:name="List"/>
+    <w:lsdException w:unhideWhenUsed="0" w:uiPriority="0" w:semiHidden="0" w:name="List Bullet"/>
+    <w:lsdException w:unhideWhenUsed="0" w:uiPriority="0" w:semiHidden="0" w:name="List Number"/>
+    <w:lsdException w:unhideWhenUsed="0" w:uiPriority="0" w:semiHidden="0" w:name="List 2"/>
+    <w:lsdException w:unhideWhenUsed="0" w:uiPriority="0" w:semiHidden="0" w:name="List 3"/>
+    <w:lsdException w:unhideWhenUsed="0" w:uiPriority="0" w:semiHidden="0" w:name="List 4"/>
+    <w:lsdException w:unhideWhenUsed="0" w:uiPriority="0" w:semiHidden="0" w:name="List 5"/>
+    <w:lsdException w:unhideWhenUsed="0" w:uiPriority="0" w:semiHidden="0" w:name="List Bullet 2"/>
+    <w:lsdException w:unhideWhenUsed="0" w:uiPriority="0" w:semiHidden="0" w:name="List Bullet 3"/>
+    <w:lsdException w:unhideWhenUsed="0" w:uiPriority="0" w:semiHidden="0" w:name="List Bullet 4"/>
+    <w:lsdException w:unhideWhenUsed="0" w:uiPriority="0" w:semiHidden="0" w:name="List Bullet 5"/>
+    <w:lsdException w:unhideWhenUsed="0" w:uiPriority="0" w:semiHidden="0" w:name="List Number 2"/>
+    <w:lsdException w:unhideWhenUsed="0" w:uiPriority="0" w:semiHidden="0" w:name="List Number 3"/>
+    <w:lsdException w:unhideWhenUsed="0" w:uiPriority="0" w:semiHidden="0" w:name="List Number 4"/>
+    <w:lsdException w:unhideWhenUsed="0" w:uiPriority="0" w:semiHidden="0" w:name="List Number 5"/>
+    <w:lsdException w:qFormat="1" w:unhideWhenUsed="0" w:uiPriority="0" w:semiHidden="0" w:name="Title"/>
+    <w:lsdException w:unhideWhenUsed="0" w:uiPriority="0" w:semiHidden="0" w:name="Closing"/>
+    <w:lsdException w:unhideWhenUsed="0" w:uiPriority="0" w:semiHidden="0" w:name="Signature"/>
+    <w:lsdException w:qFormat="1" w:unhideWhenUsed="0" w:uiPriority="0" w:name="Default Paragraph Font"/>
+    <w:lsdException w:qFormat="1" w:unhideWhenUsed="0" w:uiPriority="0" w:name="Body Text"/>
+    <w:lsdException w:unhideWhenUsed="0" w:uiPriority="0" w:semiHidden="0" w:name="Body Text Indent"/>
+    <w:lsdException w:unhideWhenUsed="0" w:uiPriority="0" w:semiHidden="0" w:name="List Continue"/>
+    <w:lsdException w:unhideWhenUsed="0" w:uiPriority="0" w:semiHidden="0" w:name="List Continue 2"/>
+    <w:lsdException w:unhideWhenUsed="0" w:uiPriority="0" w:semiHidden="0" w:name="List Continue 3"/>
+    <w:lsdException w:unhideWhenUsed="0" w:uiPriority="0" w:semiHidden="0" w:name="List Continue 4"/>
+    <w:lsdException w:unhideWhenUsed="0" w:uiPriority="0" w:semiHidden="0" w:name="List Continue 5"/>
+    <w:lsdException w:unhideWhenUsed="0" w:uiPriority="0" w:semiHidden="0" w:name="Message Header"/>
+    <w:lsdException w:qFormat="1" w:unhideWhenUsed="0" w:uiPriority="0" w:semiHidden="0" w:name="Subtitle"/>
+    <w:lsdException w:unhideWhenUsed="0" w:uiPriority="0" w:semiHidden="0" w:name="Salutation"/>
+    <w:lsdException w:unhideWhenUsed="0" w:uiPriority="0" w:semiHidden="0" w:name="Date"/>
+    <w:lsdException w:unhideWhenUsed="0" w:uiPriority="0" w:semiHidden="0" w:name="Body Text First Indent"/>
+    <w:lsdException w:unhideWhenUsed="0" w:uiPriority="0" w:semiHidden="0" w:name="Body Text First Indent 2"/>
+    <w:lsdException w:uiPriority="99" w:name="Note Heading"/>
+    <w:lsdException w:unhideWhenUsed="0" w:uiPriority="0" w:semiHidden="0" w:name="Body Text 2"/>
+    <w:lsdException w:unhideWhenUsed="0" w:uiPriority="0" w:semiHidden="0" w:name="Body Text 3"/>
+    <w:lsdException w:unhideWhenUsed="0" w:uiPriority="0" w:semiHidden="0" w:name="Body Text Indent 2"/>
+    <w:lsdException w:unhideWhenUsed="0" w:uiPriority="0" w:semiHidden="0" w:name="Body Text Indent 3"/>
+    <w:lsdException w:unhideWhenUsed="0" w:uiPriority="0" w:semiHidden="0" w:name="Block Text"/>
+    <w:lsdException w:unhideWhenUsed="0" w:uiPriority="0" w:semiHidden="0" w:name="Hyperlink"/>
+    <w:lsdException w:unhideWhenUsed="0" w:uiPriority="0" w:semiHidden="0" w:name="FollowedHyperlink"/>
+    <w:lsdException w:qFormat="1" w:unhideWhenUsed="0" w:uiPriority="0" w:semiHidden="0" w:name="Strong"/>
+    <w:lsdException w:qFormat="1" w:unhideWhenUsed="0" w:uiPriority="0" w:semiHidden="0" w:name="Emphasis"/>
+    <w:lsdException w:unhideWhenUsed="0" w:uiPriority="0" w:semiHidden="0" w:name="Document Map"/>
+    <w:lsdException w:unhideWhenUsed="0" w:uiPriority="0" w:semiHidden="0" w:name="Plain Text"/>
+    <w:lsdException w:unhideWhenUsed="0" w:uiPriority="0" w:semiHidden="0" w:name="E-mail Signature"/>
+    <w:lsdException w:qFormat="1" w:unhideWhenUsed="0" w:uiPriority="0" w:semiHidden="0" w:name="Normal (Web)"/>
+    <w:lsdException w:unhideWhenUsed="0" w:uiPriority="0" w:semiHidden="0" w:name="HTML Acronym"/>
+    <w:lsdException w:unhideWhenUsed="0" w:uiPriority="0" w:semiHidden="0" w:name="HTML Address"/>
+    <w:lsdException w:unhideWhenUsed="0" w:uiPriority="0" w:semiHidden="0" w:name="HTML Cite"/>
+    <w:lsdException w:unhideWhenUsed="0" w:uiPriority="0" w:semiHidden="0" w:name="HTML Code"/>
+    <w:lsdException w:unhideWhenUsed="0" w:uiPriority="0" w:semiHidden="0" w:name="HTML Definition"/>
+    <w:lsdException w:unhideWhenUsed="0" w:uiPriority="0" w:semiHidden="0" w:name="HTML Keyboard"/>
+    <w:lsdException w:unhideWhenUsed="0" w:uiPriority="0" w:semiHidden="0" w:name="HTML Preformatted"/>
+    <w:lsdException w:unhideWhenUsed="0" w:uiPriority="0" w:semiHidden="0" w:name="HTML Sample"/>
+    <w:lsdException w:unhideWhenUsed="0" w:uiPriority="0" w:semiHidden="0" w:name="HTML Typewriter"/>
+    <w:lsdException w:unhideWhenUsed="0" w:uiPriority="0" w:semiHidden="0" w:name="HTML Variable"/>
+    <w:lsdException w:qFormat="1" w:unhideWhenUsed="0" w:uiPriority="0" w:name="Normal Table"/>
+    <w:lsdException w:unhideWhenUsed="0" w:uiPriority="0" w:semiHidden="0" w:name="annotation subject"/>
+    <w:lsdException w:unhideWhenUsed="0" w:uiPriority="0" w:semiHidden="0" w:name="Table Simple 1"/>
+    <w:lsdException w:unhideWhenUsed="0" w:uiPriority="0" w:semiHidden="0" w:name="Table Simple 2"/>
+    <w:lsdException w:unhideWhenUsed="0" w:uiPriority="0" w:semiHidden="0" w:name="Table Simple 3"/>
+    <w:lsdException w:unhideWhenUsed="0" w:uiPriority="0" w:semiHidden="0" w:name="Table Classic 1"/>
+    <w:lsdException w:unhideWhenUsed="0" w:uiPriority="0" w:semiHidden="0" w:name="Table Classic 2"/>
+    <w:lsdException w:unhideWhenUsed="0" w:uiPriority="0" w:semiHidden="0" w:name="Table Classic 3"/>
+    <w:lsdException w:unhideWhenUsed="0" w:uiPriority="0" w:semiHidden="0" w:name="Table Classic 4"/>
+    <w:lsdException w:unhideWhenUsed="0" w:uiPriority="0" w:semiHidden="0" w:name="Table Colorful 1"/>
+    <w:lsdException w:unhideWhenUsed="0" w:uiPriority="0" w:semiHidden="0" w:name="Table Colorful 2"/>
+    <w:lsdException w:unhideWhenUsed="0" w:uiPriority="0" w:semiHidden="0" w:name="Table Colorful 3"/>
+    <w:lsdException w:unhideWhenUsed="0" w:uiPriority="0" w:semiHidden="0" w:name="Table Columns 1"/>
+    <w:lsdException w:unhideWhenUsed="0" w:uiPriority="0" w:semiHidden="0" w:name="Table Columns 2"/>
+    <w:lsdException w:unhideWhenUsed="0" w:uiPriority="0" w:semiHidden="0" w:name="Table Columns 3"/>
+    <w:lsdException w:unhideWhenUsed="0" w:uiPriority="0" w:semiHidden="0" w:name="Table Columns 4"/>
+    <w:lsdException w:unhideWhenUsed="0" w:uiPriority="0" w:semiHidden="0" w:name="Table Columns 5"/>
+    <w:lsdException w:unhideWhenUsed="0" w:uiPriority="0" w:semiHidden="0" w:name="Table Grid 1"/>
+    <w:lsdException w:unhideWhenUsed="0" w:uiPriority="0" w:semiHidden="0" w:name="Table Grid 2"/>
+    <w:lsdException w:unhideWhenUsed="0" w:uiPriority="0" w:semiHidden="0" w:name="Table Grid 3"/>
+    <w:lsdException w:unhideWhenUsed="0" w:uiPriority="0" w:semiHidden="0" w:name="Table Grid 4"/>
+    <w:lsdException w:unhideWhenUsed="0" w:uiPriority="0" w:semiHidden="0" w:name="Table Grid 5"/>
+    <w:lsdException w:unhideWhenUsed="0" w:uiPriority="0" w:semiHidden="0" w:name="Table Grid 6"/>
+    <w:lsdException w:unhideWhenUsed="0" w:uiPriority="0" w:semiHidden="0" w:name="Table Grid 7"/>
+    <w:lsdException w:unhideWhenUsed="0" w:uiPriority="0" w:semiHidden="0" w:name="Table Grid 8"/>
+    <w:lsdException w:unhideWhenUsed="0" w:uiPriority="0" w:semiHidden="0" w:name="Table List 1"/>
+    <w:lsdException w:unhideWhenUsed="0" w:uiPriority="0" w:semiHidden="0" w:name="Table List 2"/>
+    <w:lsdException w:unhideWhenUsed="0" w:uiPriority="0" w:semiHidden="0" w:name="Table List 3"/>
+    <w:lsdException w:unhideWhenUsed="0" w:uiPriority="0" w:semiHidden="0" w:name="Table List 4"/>
+    <w:lsdException w:unhideWhenUsed="0" w:uiPriority="0" w:semiHidden="0" w:name="Table List 5"/>
+    <w:lsdException w:unhideWhenUsed="0" w:uiPriority="0" w:semiHidden="0" w:name="Table List 6"/>
+    <w:lsdException w:unhideWhenUsed="0" w:uiPriority="0" w:semiHidden="0" w:name="Table List 7"/>
+    <w:lsdException w:unhideWhenUsed="0" w:uiPriority="0" w:semiHidden="0" w:name="Table List 8"/>
+    <w:lsdException w:unhideWhenUsed="0" w:uiPriority="0" w:semiHidden="0" w:name="Table 3D effects 1"/>
+    <w:lsdException w:unhideWhenUsed="0" w:uiPriority="0" w:semiHidden="0" w:name="Table 3D effects 2"/>
+    <w:lsdException w:unhideWhenUsed="0" w:uiPriority="0" w:semiHidden="0" w:name="Table 3D effects 3"/>
+    <w:lsdException w:unhideWhenUsed="0" w:uiPriority="0" w:semiHidden="0" w:name="Table Contemporary"/>
+    <w:lsdException w:unhideWhenUsed="0" w:uiPriority="0" w:semiHidden="0" w:name="Table Elegant"/>
+    <w:lsdException w:unhideWhenUsed="0" w:uiPriority="0" w:semiHidden="0" w:name="Table Professional"/>
+    <w:lsdException w:unhideWhenUsed="0" w:uiPriority="0" w:semiHidden="0" w:name="Table Subtle 1"/>
+    <w:lsdException w:unhideWhenUsed="0" w:uiPriority="0" w:semiHidden="0" w:name="Table Subtle 2"/>
+    <w:lsdException w:unhideWhenUsed="0" w:uiPriority="0" w:semiHidden="0" w:name="Table Web 1"/>
+    <w:lsdException w:unhideWhenUsed="0" w:uiPriority="0" w:semiHidden="0" w:name="Table Web 2"/>
+    <w:lsdException w:unhideWhenUsed="0" w:uiPriority="0" w:semiHidden="0" w:name="Table Web 3"/>
+    <w:lsdException w:unhideWhenUsed="0" w:uiPriority="0" w:semiHidden="0" w:name="Balloon Text"/>
+    <w:lsdException w:qFormat="1" w:unhideWhenUsed="0" w:uiPriority="0" w:semiHidden="0" w:name="Table Grid"/>
+    <w:lsdException w:unhideWhenUsed="0" w:uiPriority="0" w:semiHidden="0" w:name="Table Theme"/>
+    <w:lsdException w:unhideWhenUsed="0" w:uiPriority="60" w:semiHidden="0" w:name="Light Shading"/>
+    <w:lsdException w:unhideWhenUsed="0" w:uiPriority="61" w:semiHidden="0" w:name="Light List"/>
+    <w:lsdException w:unhideWhenUsed="0" w:uiPriority="62" w:semiHidden="0" w:name="Light Grid"/>
+    <w:lsdException w:unhideWhenUsed="0" w:uiPriority="63" w:semiHidden="0" w:name="Medium Shading 1"/>
+    <w:lsdException w:unhideWhenUsed="0" w:uiPriority="64" w:semiHidden="0" w:name="Medium Shading 2"/>
+    <w:lsdException w:unhideWhenUsed="0" w:uiPriority="65" w:semiHidden="0" w:name="Medium List 1"/>
+    <w:lsdException w:unhideWhenUsed="0" w:uiPriority="66" w:semiHidden="0" w:name="Medium List 2"/>
+    <w:lsdException w:unhideWhenUsed="0" w:uiPriority="67" w:semiHidden="0" w:name="Medium Grid 1"/>
+    <w:lsdException w:unhideWhenUsed="0" w:uiPriority="68" w:semiHidden="0" w:name="Medium Grid 2"/>
+    <w:lsdException w:unhideWhenUsed="0" w:uiPriority="69" w:semiHidden="0" w:name="Medium Grid 3"/>
+    <w:lsdException w:unhideWhenUsed="0" w:uiPriority="70" w:semiHidden="0" w:name="Dark List"/>
+    <w:lsdException w:unhideWhenUsed="0" w:uiPriority="71" w:semiHidden="0" w:name="Colorful Shading"/>
+    <w:lsdException w:unhideWhenUsed="0" w:uiPriority="72" w:semiHidden="0" w:name="Colorful List"/>
+    <w:lsdException w:unhideWhenUsed="0" w:uiPriority="73" w:semiHidden="0" w:name="Colorful Grid"/>
+    <w:lsdException w:unhideWhenUsed="0" w:uiPriority="60" w:semiHidden="0" w:name="Light Shading Accent 1"/>
+    <w:lsdException w:unhideWhenUsed="0" w:uiPriority="61" w:semiHidden="0" w:name="Light List Accent 1"/>
+    <w:lsdException w:unhideWhenUsed="0" w:uiPriority="62" w:semiHidden="0" w:name="Light Grid Accent 1"/>
+    <w:lsdException w:unhideWhenUsed="0" w:uiPriority="63" w:semiHidden="0" w:name="Medium Shading 1 Accent 1"/>
+    <w:lsdException w:unhideWhenUsed="0" w:uiPriority="64" w:semiHidden="0" w:name="Medium Shading 2 Accent 1"/>
+    <w:lsdException w:unhideWhenUsed="0" w:uiPriority="65" w:semiHidden="0" w:name="Medium List 1 Accent 1"/>
+    <w:lsdException w:unhideWhenUsed="0" w:uiPriority="66" w:semiHidden="0" w:name="Medium List 2 Accent 1"/>
+    <w:lsdException w:unhideWhenUsed="0" w:uiPriority="67" w:semiHidden="0" w:name="Medium Grid 1 Accent 1"/>
+    <w:lsdException w:unhideWhenUsed="0" w:uiPriority="68" w:semiHidden="0" w:name="Medium Grid 2 Accent 1"/>
+    <w:lsdException w:unhideWhenUsed="0" w:uiPriority="69" w:semiHidden="0" w:name="Medium Grid 3 Accent 1"/>
+    <w:lsdException w:unhideWhenUsed="0" w:uiPriority="70" w:semiHidden="0" w:name="Dark List Accent 1"/>
+    <w:lsdException w:unhideWhenUsed="0" w:uiPriority="71" w:semiHidden="0" w:name="Colorful Shading Accent 1"/>
+    <w:lsdException w:unhideWhenUsed="0" w:uiPriority="72" w:semiHidden="0" w:name="Colorful List Accent 1"/>
+    <w:lsdException w:unhideWhenUsed="0" w:uiPriority="73" w:semiHidden="0" w:name="Colorful Grid Accent 1"/>
+    <w:lsdException w:unhideWhenUsed="0" w:uiPriority="60" w:semiHidden="0" w:name="Light Shading Accent 2"/>
+    <w:lsdException w:unhideWhenUsed="0" w:uiPriority="61" w:semiHidden="0" w:name="Light List Accent 2"/>
+    <w:lsdException w:unhideWhenUsed="0" w:uiPriority="62" w:semiHidden="0" w:name="Light Grid Accent 2"/>
+    <w:lsdException w:unhideWhenUsed="0" w:uiPriority="63" w:semiHidden="0" w:name="Medium Shading 1 Accent 2"/>
+    <w:lsdException w:unhideWhenUsed="0" w:uiPriority="64" w:semiHidden="0" w:name="Medium Shading 2 Accent 2"/>
+    <w:lsdException w:unhideWhenUsed="0" w:uiPriority="65" w:semiHidden="0" w:name="Medium List 1 Accent 2"/>
+    <w:lsdException w:unhideWhenUsed="0" w:uiPriority="66" w:semiHidden="0" w:name="Medium List 2 Accent 2"/>
+    <w:lsdException w:unhideWhenUsed="0" w:uiPriority="67" w:semiHidden="0" w:name="Medium Grid 1 Accent 2"/>
+    <w:lsdException w:unhideWhenUsed="0" w:uiPriority="68" w:semiHidden="0" w:name="Medium Grid 2 Accent 2"/>
+    <w:lsdException w:unhideWhenUsed="0" w:uiPriority="69" w:semiHidden="0" w:name="Medium Grid 3 Accent 2"/>
+    <w:lsdException w:unhideWhenUsed="0" w:uiPriority="70" w:semiHidden="0" w:name="Dark List Accent 2"/>
+    <w:lsdException w:unhideWhenUsed="0" w:uiPriority="71" w:semiHidden="0" w:name="Colorful Shading Accent 2"/>
+    <w:lsdException w:unhideWhenUsed="0" w:uiPriority="72" w:semiHidden="0" w:name="Colorful List Accent 2"/>
+    <w:lsdException w:unhideWhenUsed="0" w:uiPriority="73" w:semiHidden="0" w:name="Colorful Grid Accent 2"/>
+    <w:lsdException w:unhideWhenUsed="0" w:uiPriority="60" w:semiHidden="0" w:name="Light Shading Accent 3"/>
+    <w:lsdException w:unhideWhenUsed="0" w:uiPriority="61" w:semiHidden="0" w:name="Light List Accent 3"/>
+    <w:lsdException w:unhideWhenUsed="0" w:uiPriority="62" w:semiHidden="0" w:name="Light Grid Accent 3"/>
+    <w:lsdException w:unhideWhenUsed="0" w:uiPriority="63" w:semiHidden="0" w:name="Medium Shading 1 Accent 3"/>
+    <w:lsdException w:unhideWhenUsed="0" w:uiPriority="64" w:semiHidden="0" w:name="Medium Shading 2 Accent 3"/>
+    <w:lsdException w:unhideWhenUsed="0" w:uiPriority="65" w:semiHidden="0" w:name="Medium List 1 Accent 3"/>
+    <w:lsdException w:unhideWhenUsed="0" w:uiPriority="66" w:semiHidden="0" w:name="Medium List 2 Accent 3"/>
+    <w:lsdException w:unhideWhenUsed="0" w:uiPriority="67" w:semiHidden="0" w:name="Medium Grid 1 Accent 3"/>
+    <w:lsdException w:unhideWhenUsed="0" w:uiPriority="68" w:semiHidden="0" w:name="Medium Grid 2 Accent 3"/>
+    <w:lsdException w:unhideWhenUsed="0" w:uiPriority="69" w:semiHidden="0" w:name="Medium Grid 3 Accent 3"/>
+    <w:lsdException w:unhideWhenUsed="0" w:uiPriority="70" w:semiHidden="0" w:name="Dark List Accent 3"/>
+    <w:lsdException w:unhideWhenUsed="0" w:uiPriority="71" w:semiHidden="0" w:name="Colorful Shading Accent 3"/>
+    <w:lsdException w:unhideWhenUsed="0" w:uiPriority="72" w:semiHidden="0" w:name="Colorful List Accent 3"/>
+    <w:lsdException w:unhideWhenUsed="0" w:uiPriority="73" w:semiHidden="0" w:name="Colorful Grid Accent 3"/>
+    <w:lsdException w:unhideWhenUsed="0" w:uiPriority="60" w:semiHidden="0" w:name="Light Shading Accent 4"/>
+    <w:lsdException w:unhideWhenUsed="0" w:uiPriority="61" w:semiHidden="0" w:name="Light List Accent 4"/>
+    <w:lsdException w:unhideWhenUsed="0" w:uiPriority="62" w:semiHidden="0" w:name="Light Grid Accent 4"/>
+    <w:lsdException w:unhideWhenUsed="0" w:uiPriority="63" w:semiHidden="0" w:name="Medium Shading 1 Accent 4"/>
+    <w:lsdException w:unhideWhenUsed="0" w:uiPriority="64" w:semiHidden="0" w:name="Medium Shading 2 Accent 4"/>
+    <w:lsdException w:unhideWhenUsed="0" w:uiPriority="65" w:semiHidden="0" w:name="Medium List 1 Accent 4"/>
+    <w:lsdException w:unhideWhenUsed="0" w:uiPriority="66" w:semiHidden="0" w:name="Medium List 2 Accent 4"/>
+    <w:lsdException w:unhideWhenUsed="0" w:uiPriority="67" w:semiHidden="0" w:name="Medium Grid 1 Accent 4"/>
+    <w:lsdException w:unhideWhenUsed="0" w:uiPriority="68" w:semiHidden="0" w:name="Medium Grid 2 Accent 4"/>
+    <w:lsdException w:unhideWhenUsed="0" w:uiPriority="69" w:semiHidden="0" w:name="Medium Grid 3 Accent 4"/>
+    <w:lsdException w:unhideWhenUsed="0" w:uiPriority="70" w:semiHidden="0" w:name="Dark List Accent 4"/>
+    <w:lsdException w:unhideWhenUsed="0" w:uiPriority="71" w:semiHidden="0" w:name="Colorful Shading Accent 4"/>
+    <w:lsdException w:unhideWhenUsed="0" w:uiPriority="72" w:semiHidden="0" w:name="Colorful List Accent 4"/>
+    <w:lsdException w:unhideWhenUsed="0" w:uiPriority="73" w:semiHidden="0" w:name="Colorful Grid Accent 4"/>
+    <w:lsdException w:unhideWhenUsed="0" w:uiPriority="60" w:semiHidden="0" w:name="Light Shading Accent 5"/>
+    <w:lsdException w:unhideWhenUsed="0" w:uiPriority="61" w:semiHidden="0" w:name="Light List Accent 5"/>
+    <w:lsdException w:unhideWhenUsed="0" w:uiPriority="62" w:semiHidden="0" w:name="Light Grid Accent 5"/>
+    <w:lsdException w:unhideWhenUsed="0" w:uiPriority="63" w:semiHidden="0" w:name="Medium Shading 1 Accent 5"/>
+    <w:lsdException w:unhideWhenUsed="0" w:uiPriority="64" w:semiHidden="0" w:name="Medium Shading 2 Accent 5"/>
+    <w:lsdException w:unhideWhenUsed="0" w:uiPriority="65" w:semiHidden="0" w:name="Medium List 1 Accent 5"/>
+    <w:lsdException w:unhideWhenUsed="0" w:uiPriority="66" w:semiHidden="0" w:name="Medium List 2 Accent 5"/>
+    <w:lsdException w:unhideWhenUsed="0" w:uiPriority="67" w:semiHidden="0" w:name="Medium Grid 1 Accent 5"/>
+    <w:lsdException w:unhideWhenUsed="0" w:uiPriority="68" w:semiHidden="0" w:name="Medium Grid 2 Accent 5"/>
+    <w:lsdException w:unhideWhenUsed="0" w:uiPriority="69" w:semiHidden="0" w:name="Medium Grid 3 Accent 5"/>
+    <w:lsdException w:unhideWhenUsed="0" w:uiPriority="70" w:semiHidden="0" w:name="Dark List Accent 5"/>
+    <w:lsdException w:unhideWhenUsed="0" w:uiPriority="71" w:semiHidden="0" w:name="Colorful Shading Accent 5"/>
+    <w:lsdException w:unhideWhenUsed="0" w:uiPriority="72" w:semiHidden="0" w:name="Colorful List Accent 5"/>
+    <w:lsdException w:unhideWhenUsed="0" w:uiPriority="73" w:semiHidden="0" w:name="Colorful Grid Accent 5"/>
+    <w:lsdException w:unhideWhenUsed="0" w:uiPriority="60" w:semiHidden="0" w:name="Light Shading Accent 6"/>
+    <w:lsdException w:unhideWhenUsed="0" w:uiPriority="61" w:semiHidden="0" w:name="Light List Accent 6"/>
+    <w:lsdException w:unhideWhenUsed="0" w:uiPriority="62" w:semiHidden="0" w:name="Light Grid Accent 6"/>
+    <w:lsdException w:unhideWhenUsed="0" w:uiPriority="63" w:semiHidden="0" w:name="Medium Shading 1 Accent 6"/>
+    <w:lsdException w:unhideWhenUsed="0" w:uiPriority="64" w:semiHidden="0" w:name="Medium Shading 2 Accent 6"/>
+    <w:lsdException w:unhideWhenUsed="0" w:uiPriority="65" w:semiHidden="0" w:name="Medium List 1 Accent 6"/>
+    <w:lsdException w:unhideWhenUsed="0" w:uiPriority="66" w:semiHidden="0" w:name="Medium List 2 Accent 6"/>
+    <w:lsdException w:unhideWhenUsed="0" w:uiPriority="67" w:semiHidden="0" w:name="Medium Grid 1 Accent 6"/>
+    <w:lsdException w:unhideWhenUsed="0" w:uiPriority="68" w:semiHidden="0" w:name="Medium Grid 2 Accent 6"/>
+    <w:lsdException w:unhideWhenUsed="0" w:uiPriority="69" w:semiHidden="0" w:name="Medium Grid 3 Accent 6"/>
+    <w:lsdException w:unhideWhenUsed="0" w:uiPriority="70" w:semiHidden="0" w:name="Dark List Accent 6"/>
+    <w:lsdException w:unhideWhenUsed="0" w:uiPriority="71" w:semiHidden="0" w:name="Colorful Shading Accent 6"/>
+    <w:lsdException w:unhideWhenUsed="0" w:uiPriority="72" w:semiHidden="0" w:name="Colorful List Accent 6"/>
+    <w:lsdException w:unhideWhenUsed="0" w:uiPriority="73" w:semiHidden="0" w:name="Colorful Grid Accent 6"/>
   </w:latentStyles>
-  <w:style w:type="paragraph" w:default="1" w:styleId="Normal">
+  <w:style w:type="paragraph" w:default="1" w:styleId="1">
     <w:name w:val="Normal"/>
     <w:qFormat/>
+    <w:uiPriority w:val="0"/>
     <w:pPr>
       <w:kinsoku w:val="0"/>
       <w:autoSpaceDE w:val="0"/>
@@ -5801,7 +5872,7 @@
       <w:textAlignment w:val="baseline"/>
     </w:pPr>
     <w:rPr>
-      <w:rFonts w:ascii="Arial" w:eastAsia="宋体" w:hAnsi="Arial" w:cs="Arial"/>
+      <w:rFonts w:ascii="Arial" w:hAnsi="Arial" w:eastAsia="宋体" w:cs="Arial"/>
       <w:snapToGrid w:val="0"/>
       <w:color w:val="000000"/>
       <w:kern w:val="0"/>
@@ -5810,11 +5881,12 @@
       <w:lang w:val="en-US" w:eastAsia="en-US" w:bidi="ar-SA"/>
     </w:rPr>
   </w:style>
-  <w:style w:type="paragraph" w:styleId="Heading1">
+  <w:style w:type="paragraph" w:styleId="2">
     <w:name w:val="heading 1"/>
-    <w:basedOn w:val="Normal"/>
-    <w:next w:val="Normal"/>
+    <w:basedOn w:val="1"/>
+    <w:next w:val="1"/>
     <w:qFormat/>
+    <w:uiPriority w:val="0"/>
     <w:pPr>
       <w:keepNext/>
       <w:keepLines/>
@@ -5832,12 +5904,13 @@
       <w:sz w:val="44"/>
     </w:rPr>
   </w:style>
-  <w:style w:type="paragraph" w:styleId="Heading2">
+  <w:style w:type="paragraph" w:styleId="3">
     <w:name w:val="heading 2"/>
-    <w:basedOn w:val="Normal"/>
-    <w:next w:val="Normal"/>
+    <w:basedOn w:val="1"/>
+    <w:next w:val="1"/>
     <w:unhideWhenUsed/>
     <w:qFormat/>
+    <w:uiPriority w:val="0"/>
     <w:pPr>
       <w:keepNext/>
       <w:keepLines/>
@@ -5850,18 +5923,19 @@
       <w:outlineLvl w:val="1"/>
     </w:pPr>
     <w:rPr>
-      <w:rFonts w:ascii="Arial" w:eastAsia="黑体" w:hAnsi="Arial"/>
+      <w:rFonts w:ascii="Arial" w:hAnsi="Arial" w:eastAsia="黑体"/>
       <w:b/>
       <w:sz w:val="32"/>
     </w:rPr>
   </w:style>
-  <w:style w:type="paragraph" w:styleId="Heading3">
+  <w:style w:type="paragraph" w:styleId="4">
     <w:name w:val="heading 3"/>
-    <w:basedOn w:val="Normal"/>
-    <w:next w:val="Normal"/>
+    <w:basedOn w:val="1"/>
+    <w:next w:val="1"/>
     <w:semiHidden/>
     <w:unhideWhenUsed/>
     <w:qFormat/>
+    <w:uiPriority w:val="0"/>
     <w:pPr>
       <w:keepNext/>
       <w:keepLines/>
@@ -5878,12 +5952,13 @@
       <w:sz w:val="32"/>
     </w:rPr>
   </w:style>
-  <w:style w:type="paragraph" w:styleId="Heading4">
+  <w:style w:type="paragraph" w:styleId="5">
     <w:name w:val="heading 4"/>
-    <w:basedOn w:val="Normal"/>
-    <w:next w:val="Normal"/>
+    <w:basedOn w:val="1"/>
+    <w:next w:val="1"/>
     <w:unhideWhenUsed/>
     <w:qFormat/>
+    <w:uiPriority w:val="0"/>
     <w:pPr>
       <w:keepNext/>
       <w:keepLines/>
@@ -5896,18 +5971,19 @@
       <w:outlineLvl w:val="3"/>
     </w:pPr>
     <w:rPr>
-      <w:rFonts w:ascii="Arial" w:eastAsia="黑体" w:hAnsi="Arial"/>
+      <w:rFonts w:ascii="Arial" w:hAnsi="Arial" w:eastAsia="黑体"/>
       <w:b/>
       <w:sz w:val="28"/>
     </w:rPr>
   </w:style>
-  <w:style w:type="paragraph" w:styleId="Heading5">
+  <w:style w:type="paragraph" w:styleId="6">
     <w:name w:val="heading 5"/>
-    <w:basedOn w:val="Normal"/>
-    <w:next w:val="Normal"/>
+    <w:basedOn w:val="1"/>
+    <w:next w:val="1"/>
     <w:semiHidden/>
     <w:unhideWhenUsed/>
     <w:qFormat/>
+    <w:uiPriority w:val="0"/>
     <w:pPr>
       <w:keepNext/>
       <w:keepLines/>
@@ -5924,13 +6000,14 @@
       <w:sz w:val="28"/>
     </w:rPr>
   </w:style>
-  <w:style w:type="paragraph" w:styleId="Heading6">
+  <w:style w:type="paragraph" w:styleId="7">
     <w:name w:val="heading 6"/>
-    <w:basedOn w:val="Normal"/>
-    <w:next w:val="Normal"/>
+    <w:basedOn w:val="1"/>
+    <w:next w:val="1"/>
     <w:semiHidden/>
     <w:unhideWhenUsed/>
     <w:qFormat/>
+    <w:uiPriority w:val="0"/>
     <w:pPr>
       <w:keepNext/>
       <w:keepLines/>
@@ -5943,18 +6020,19 @@
       <w:outlineLvl w:val="5"/>
     </w:pPr>
     <w:rPr>
-      <w:rFonts w:ascii="Arial" w:eastAsia="黑体" w:hAnsi="Arial"/>
+      <w:rFonts w:ascii="Arial" w:hAnsi="Arial" w:eastAsia="黑体"/>
       <w:b/>
       <w:sz w:val="24"/>
     </w:rPr>
   </w:style>
-  <w:style w:type="paragraph" w:styleId="Heading7">
+  <w:style w:type="paragraph" w:styleId="8">
     <w:name w:val="heading 7"/>
-    <w:basedOn w:val="Normal"/>
-    <w:next w:val="Normal"/>
+    <w:basedOn w:val="1"/>
+    <w:next w:val="1"/>
     <w:semiHidden/>
     <w:unhideWhenUsed/>
     <w:qFormat/>
+    <w:uiPriority w:val="0"/>
     <w:pPr>
       <w:keepNext/>
       <w:keepLines/>
@@ -5971,13 +6049,14 @@
       <w:sz w:val="24"/>
     </w:rPr>
   </w:style>
-  <w:style w:type="paragraph" w:styleId="Heading8">
+  <w:style w:type="paragraph" w:styleId="9">
     <w:name w:val="heading 8"/>
-    <w:basedOn w:val="Normal"/>
-    <w:next w:val="Normal"/>
+    <w:basedOn w:val="1"/>
+    <w:next w:val="1"/>
     <w:semiHidden/>
     <w:unhideWhenUsed/>
     <w:qFormat/>
+    <w:uiPriority w:val="0"/>
     <w:pPr>
       <w:keepNext/>
       <w:keepLines/>
@@ -5990,17 +6069,18 @@
       <w:outlineLvl w:val="7"/>
     </w:pPr>
     <w:rPr>
-      <w:rFonts w:ascii="Arial" w:eastAsia="黑体" w:hAnsi="Arial"/>
+      <w:rFonts w:ascii="Arial" w:hAnsi="Arial" w:eastAsia="黑体"/>
       <w:sz w:val="24"/>
     </w:rPr>
   </w:style>
-  <w:style w:type="paragraph" w:styleId="Heading9">
+  <w:style w:type="paragraph" w:styleId="10">
     <w:name w:val="heading 9"/>
-    <w:basedOn w:val="Normal"/>
-    <w:next w:val="Normal"/>
+    <w:basedOn w:val="1"/>
+    <w:next w:val="1"/>
     <w:semiHidden/>
     <w:unhideWhenUsed/>
     <w:qFormat/>
+    <w:uiPriority w:val="0"/>
     <w:pPr>
       <w:keepNext/>
       <w:keepLines/>
@@ -6013,19 +6093,21 @@
       <w:outlineLvl w:val="8"/>
     </w:pPr>
     <w:rPr>
-      <w:rFonts w:ascii="Arial" w:eastAsia="黑体" w:hAnsi="Arial"/>
+      <w:rFonts w:ascii="Arial" w:hAnsi="Arial" w:eastAsia="黑体"/>
       <w:sz w:val="21"/>
     </w:rPr>
   </w:style>
-  <w:style w:type="character" w:default="1" w:styleId="DefaultParagraphFont">
+  <w:style w:type="character" w:default="1" w:styleId="22">
     <w:name w:val="Default Paragraph Font"/>
     <w:semiHidden/>
     <w:qFormat/>
+    <w:uiPriority w:val="0"/>
   </w:style>
-  <w:style w:type="table" w:default="1" w:styleId="TableNormal">
+  <w:style w:type="table" w:default="1" w:styleId="20">
     <w:name w:val="Normal Table"/>
     <w:semiHidden/>
     <w:qFormat/>
+    <w:uiPriority w:val="0"/>
     <w:tblPr>
       <w:tblCellMar>
         <w:top w:w="0" w:type="dxa"/>
@@ -6035,39 +6117,43 @@
       </w:tblCellMar>
     </w:tblPr>
   </w:style>
-  <w:style w:type="paragraph" w:styleId="CommentText">
+  <w:style w:type="paragraph" w:styleId="11">
     <w:name w:val="annotation text"/>
-    <w:basedOn w:val="Normal"/>
+    <w:basedOn w:val="1"/>
     <w:qFormat/>
+    <w:uiPriority w:val="0"/>
     <w:pPr>
       <w:jc w:val="left"/>
     </w:pPr>
   </w:style>
-  <w:style w:type="paragraph" w:styleId="BodyText">
+  <w:style w:type="paragraph" w:styleId="12">
     <w:name w:val="Body Text"/>
-    <w:basedOn w:val="Normal"/>
+    <w:basedOn w:val="1"/>
     <w:semiHidden/>
     <w:qFormat/>
+    <w:uiPriority w:val="0"/>
     <w:rPr>
-      <w:rFonts w:ascii="Arial" w:eastAsia="Arial" w:hAnsi="Arial" w:cs="Arial"/>
+      <w:rFonts w:ascii="Arial" w:hAnsi="Arial" w:eastAsia="Arial" w:cs="Arial"/>
       <w:sz w:val="21"/>
       <w:szCs w:val="21"/>
       <w:lang w:val="en-US" w:eastAsia="en-US" w:bidi="ar-SA"/>
     </w:rPr>
   </w:style>
-  <w:style w:type="paragraph" w:styleId="TOC3">
+  <w:style w:type="paragraph" w:styleId="13">
     <w:name w:val="toc 3"/>
-    <w:basedOn w:val="Normal"/>
-    <w:next w:val="Normal"/>
+    <w:basedOn w:val="1"/>
+    <w:next w:val="1"/>
     <w:qFormat/>
+    <w:uiPriority w:val="0"/>
     <w:pPr>
       <w:ind w:left="840" w:leftChars="400"/>
     </w:pPr>
   </w:style>
-  <w:style w:type="paragraph" w:styleId="Footer">
+  <w:style w:type="paragraph" w:styleId="14">
     <w:name w:val="footer"/>
-    <w:basedOn w:val="Normal"/>
+    <w:basedOn w:val="1"/>
     <w:qFormat/>
+    <w:uiPriority w:val="0"/>
     <w:pPr>
       <w:tabs>
         <w:tab w:val="center" w:pos="4153"/>
@@ -6080,16 +6166,17 @@
       <w:sz w:val="18"/>
     </w:rPr>
   </w:style>
-  <w:style w:type="paragraph" w:styleId="Header">
+  <w:style w:type="paragraph" w:styleId="15">
     <w:name w:val="header"/>
-    <w:basedOn w:val="Normal"/>
+    <w:basedOn w:val="1"/>
     <w:qFormat/>
+    <w:uiPriority w:val="0"/>
     <w:pPr>
       <w:pBdr>
-        <w:top w:val="nil"/>
-        <w:left w:val="nil"/>
-        <w:bottom w:val="nil"/>
-        <w:right w:val="nil"/>
+        <w:top w:val="none" w:color="auto" w:sz="0" w:space="0"/>
+        <w:left w:val="none" w:color="auto" w:sz="0" w:space="0"/>
+        <w:bottom w:val="none" w:color="auto" w:sz="0" w:space="0"/>
+        <w:right w:val="none" w:color="auto" w:sz="0" w:space="0"/>
       </w:pBdr>
       <w:tabs>
         <w:tab w:val="center" w:pos="4153"/>
@@ -6104,37 +6191,41 @@
       <w:sz w:val="18"/>
     </w:rPr>
   </w:style>
-  <w:style w:type="paragraph" w:styleId="TOC1">
+  <w:style w:type="paragraph" w:styleId="16">
     <w:name w:val="toc 1"/>
-    <w:basedOn w:val="Normal"/>
-    <w:next w:val="Normal"/>
+    <w:basedOn w:val="1"/>
+    <w:next w:val="1"/>
     <w:qFormat/>
+    <w:uiPriority w:val="0"/>
     <w:rPr>
-      <w:rFonts w:ascii="Arial" w:eastAsia="Microsoft JhengHei" w:hAnsi="Arial"/>
+      <w:rFonts w:ascii="Arial" w:hAnsi="Arial" w:eastAsia="Microsoft JhengHei"/>
       <w:sz w:val="24"/>
     </w:rPr>
   </w:style>
-  <w:style w:type="paragraph" w:styleId="TOC2">
+  <w:style w:type="paragraph" w:styleId="17">
     <w:name w:val="toc 2"/>
-    <w:basedOn w:val="Normal"/>
-    <w:next w:val="Normal"/>
+    <w:basedOn w:val="1"/>
+    <w:next w:val="1"/>
     <w:qFormat/>
+    <w:uiPriority w:val="0"/>
     <w:pPr>
       <w:ind w:left="420" w:leftChars="200"/>
     </w:pPr>
   </w:style>
-  <w:style w:type="paragraph" w:styleId="NormalWeb">
+  <w:style w:type="paragraph" w:styleId="18">
     <w:name w:val="Normal (Web)"/>
-    <w:basedOn w:val="Normal"/>
+    <w:basedOn w:val="1"/>
     <w:qFormat/>
+    <w:uiPriority w:val="0"/>
     <w:rPr>
       <w:sz w:val="24"/>
     </w:rPr>
   </w:style>
-  <w:style w:type="paragraph" w:styleId="Title">
+  <w:style w:type="paragraph" w:styleId="19">
     <w:name w:val="Title"/>
-    <w:basedOn w:val="Normal"/>
+    <w:basedOn w:val="1"/>
     <w:qFormat/>
+    <w:uiPriority w:val="0"/>
     <w:pPr>
       <w:spacing w:before="240" w:beforeLines="0" w:beforeAutospacing="0" w:after="60" w:afterLines="0" w:afterAutospacing="0"/>
       <w:jc w:val="center"/>
@@ -6146,68 +6237,73 @@
       <w:sz w:val="32"/>
     </w:rPr>
   </w:style>
-  <w:style w:type="table" w:styleId="TableGrid">
+  <w:style w:type="table" w:styleId="21">
     <w:name w:val="Table Grid"/>
-    <w:basedOn w:val="TableNormal"/>
+    <w:basedOn w:val="20"/>
     <w:qFormat/>
+    <w:uiPriority w:val="0"/>
     <w:pPr>
       <w:widowControl w:val="0"/>
       <w:jc w:val="both"/>
     </w:pPr>
     <w:tblPr>
       <w:tblBorders>
-        <w:top w:val="single" w:sz="4" w:space="0" w:color="auto"/>
-        <w:left w:val="single" w:sz="4" w:space="0" w:color="auto"/>
-        <w:bottom w:val="single" w:sz="4" w:space="0" w:color="auto"/>
-        <w:right w:val="single" w:sz="4" w:space="0" w:color="auto"/>
-        <w:insideH w:val="single" w:sz="4" w:space="0" w:color="auto"/>
-        <w:insideV w:val="single" w:sz="4" w:space="0" w:color="auto"/>
+        <w:top w:val="single" w:color="auto" w:sz="4" w:space="0"/>
+        <w:left w:val="single" w:color="auto" w:sz="4" w:space="0"/>
+        <w:bottom w:val="single" w:color="auto" w:sz="4" w:space="0"/>
+        <w:right w:val="single" w:color="auto" w:sz="4" w:space="0"/>
+        <w:insideH w:val="single" w:color="auto" w:sz="4" w:space="0"/>
+        <w:insideV w:val="single" w:color="auto" w:sz="4" w:space="0"/>
       </w:tblBorders>
     </w:tblPr>
   </w:style>
-  <w:style w:type="character" w:styleId="Strong">
+  <w:style w:type="character" w:styleId="23">
     <w:name w:val="Strong"/>
-    <w:basedOn w:val="DefaultParagraphFont"/>
+    <w:basedOn w:val="22"/>
     <w:qFormat/>
+    <w:uiPriority w:val="0"/>
     <w:rPr>
       <w:b/>
     </w:rPr>
   </w:style>
-  <w:style w:type="paragraph" w:customStyle="1" w:styleId="a">
+  <w:style w:type="paragraph" w:customStyle="1" w:styleId="24">
     <w:name w:val="柴_公司名"/>
-    <w:basedOn w:val="Title"/>
+    <w:basedOn w:val="19"/>
     <w:qFormat/>
+    <w:uiPriority w:val="0"/>
     <w:pPr>
       <w:spacing w:after="600" w:afterLines="600"/>
     </w:pPr>
     <w:rPr>
-      <w:rFonts w:ascii="宋体" w:eastAsia="宋体" w:hAnsi="宋体" w:cs="宋体" w:hint="eastAsia"/>
+      <w:rFonts w:hint="eastAsia" w:ascii="宋体" w:hAnsi="宋体" w:eastAsia="宋体" w:cs="宋体"/>
       <w:bCs/>
       <w:spacing w:val="-6"/>
       <w:sz w:val="52"/>
       <w:szCs w:val="52"/>
     </w:rPr>
   </w:style>
-  <w:style w:type="paragraph" w:customStyle="1" w:styleId="a0">
+  <w:style w:type="paragraph" w:customStyle="1" w:styleId="25">
     <w:name w:val="柴_文档名"/>
-    <w:basedOn w:val="Title"/>
+    <w:basedOn w:val="19"/>
     <w:qFormat/>
+    <w:uiPriority w:val="0"/>
     <w:pPr>
       <w:spacing w:after="900" w:afterLines="900"/>
     </w:pPr>
     <w:rPr>
-      <w:rFonts w:ascii="黑体" w:eastAsia="黑体" w:hAnsi="黑体" w:cs="黑体"/>
+      <w:rFonts w:ascii="黑体" w:hAnsi="黑体" w:eastAsia="黑体" w:cs="黑体"/>
       <w:bCs/>
       <w:spacing w:val="-7"/>
       <w:sz w:val="52"/>
       <w:szCs w:val="52"/>
     </w:rPr>
   </w:style>
-  <w:style w:type="table" w:customStyle="1" w:styleId="TableNormal0">
+  <w:style w:type="table" w:customStyle="1" w:styleId="26">
     <w:name w:val="Table Normal_0"/>
     <w:semiHidden/>
     <w:unhideWhenUsed/>
     <w:qFormat/>
+    <w:uiPriority w:val="0"/>
     <w:tblPr>
       <w:tblCellMar>
         <w:top w:w="0" w:type="dxa"/>
@@ -6217,82 +6313,88 @@
       </w:tblCellMar>
     </w:tblPr>
   </w:style>
-  <w:style w:type="paragraph" w:customStyle="1" w:styleId="TableText">
+  <w:style w:type="paragraph" w:customStyle="1" w:styleId="27">
     <w:name w:val="Table Text"/>
-    <w:basedOn w:val="Normal"/>
+    <w:basedOn w:val="1"/>
     <w:semiHidden/>
     <w:qFormat/>
+    <w:uiPriority w:val="0"/>
     <w:rPr>
-      <w:rFonts w:ascii="宋体" w:eastAsia="宋体" w:hAnsi="宋体" w:cs="宋体"/>
+      <w:rFonts w:ascii="宋体" w:hAnsi="宋体" w:eastAsia="宋体" w:cs="宋体"/>
       <w:sz w:val="21"/>
       <w:szCs w:val="21"/>
       <w:lang w:val="en-US" w:eastAsia="en-US" w:bidi="ar-SA"/>
     </w:rPr>
   </w:style>
-  <w:style w:type="paragraph" w:customStyle="1" w:styleId="1">
+  <w:style w:type="paragraph" w:customStyle="1" w:styleId="28">
     <w:name w:val="柴_标题1"/>
-    <w:basedOn w:val="Heading1"/>
-    <w:next w:val="a1"/>
-    <w:link w:val="1Char"/>
+    <w:basedOn w:val="2"/>
+    <w:next w:val="29"/>
+    <w:link w:val="38"/>
     <w:qFormat/>
+    <w:uiPriority w:val="0"/>
     <w:pPr>
       <w:spacing w:before="100" w:after="90" w:line="360" w:lineRule="auto"/>
     </w:pPr>
     <w:rPr>
-      <w:rFonts w:ascii="Arial" w:eastAsia="宋体" w:hAnsi="Arial"/>
+      <w:rFonts w:ascii="Arial" w:hAnsi="Arial" w:eastAsia="宋体"/>
       <w:sz w:val="32"/>
     </w:rPr>
   </w:style>
-  <w:style w:type="paragraph" w:customStyle="1" w:styleId="a1">
+  <w:style w:type="paragraph" w:customStyle="1" w:styleId="29">
     <w:name w:val="柴_正文"/>
-    <w:basedOn w:val="BodyText"/>
-    <w:link w:val="Char"/>
+    <w:basedOn w:val="12"/>
+    <w:link w:val="41"/>
     <w:qFormat/>
+    <w:uiPriority w:val="0"/>
     <w:pPr>
       <w:spacing w:line="360" w:lineRule="auto"/>
       <w:ind w:firstLine="470" w:firstLineChars="200"/>
     </w:pPr>
     <w:rPr>
-      <w:rFonts w:ascii="Arial" w:eastAsia="宋体" w:hAnsi="Arial"/>
+      <w:rFonts w:ascii="Arial" w:hAnsi="Arial" w:eastAsia="宋体"/>
       <w:sz w:val="24"/>
       <w:lang w:eastAsia="zh-CN"/>
     </w:rPr>
   </w:style>
-  <w:style w:type="paragraph" w:customStyle="1" w:styleId="2">
+  <w:style w:type="paragraph" w:customStyle="1" w:styleId="30">
     <w:name w:val="柴_标题2"/>
-    <w:basedOn w:val="Heading2"/>
-    <w:next w:val="a1"/>
+    <w:basedOn w:val="3"/>
+    <w:next w:val="29"/>
     <w:qFormat/>
+    <w:uiPriority w:val="0"/>
     <w:pPr>
       <w:spacing w:line="360" w:lineRule="auto"/>
     </w:pPr>
     <w:rPr>
-      <w:rFonts w:ascii="Arial" w:eastAsia="宋体" w:hAnsi="Arial"/>
+      <w:rFonts w:ascii="Arial" w:hAnsi="Arial" w:eastAsia="宋体"/>
       <w:sz w:val="28"/>
     </w:rPr>
   </w:style>
-  <w:style w:type="paragraph" w:customStyle="1" w:styleId="3">
+  <w:style w:type="paragraph" w:customStyle="1" w:styleId="31">
     <w:name w:val="柴_标题3"/>
-    <w:basedOn w:val="Heading3"/>
-    <w:next w:val="a1"/>
-    <w:link w:val="3Char"/>
+    <w:basedOn w:val="4"/>
+    <w:next w:val="29"/>
+    <w:link w:val="43"/>
     <w:qFormat/>
+    <w:uiPriority w:val="0"/>
     <w:pPr>
       <w:spacing w:line="360" w:lineRule="auto"/>
       <w:ind w:left="0" w:firstLine="472" w:firstLineChars="200"/>
     </w:pPr>
     <w:rPr>
-      <w:rFonts w:ascii="宋体" w:eastAsia="宋体" w:hAnsi="宋体" w:cs="宋体"/>
+      <w:rFonts w:ascii="宋体" w:hAnsi="宋体" w:eastAsia="宋体" w:cs="宋体"/>
       <w:spacing w:val="-2"/>
       <w:sz w:val="24"/>
       <w:szCs w:val="24"/>
     </w:rPr>
   </w:style>
-  <w:style w:type="paragraph" w:customStyle="1" w:styleId="a2">
+  <w:style w:type="paragraph" w:customStyle="1" w:styleId="32">
     <w:name w:val="柴_目录"/>
-    <w:basedOn w:val="Normal"/>
-    <w:next w:val="BodyText"/>
+    <w:basedOn w:val="1"/>
+    <w:next w:val="12"/>
     <w:qFormat/>
+    <w:uiPriority w:val="0"/>
     <w:pPr>
       <w:tabs>
         <w:tab w:val="right" w:leader="dot" w:pos="8442"/>
@@ -6300,59 +6402,64 @@
       <w:ind w:left="0" w:leftChars="0"/>
     </w:pPr>
     <w:rPr>
-      <w:rFonts w:ascii="Arial" w:eastAsia="Microsoft JhengHei" w:hAnsi="Arial"/>
+      <w:rFonts w:ascii="Arial" w:hAnsi="Arial" w:eastAsia="Microsoft JhengHei"/>
       <w:sz w:val="24"/>
     </w:rPr>
   </w:style>
-  <w:style w:type="paragraph" w:customStyle="1" w:styleId="WPSOffice1">
+  <w:style w:type="paragraph" w:customStyle="1" w:styleId="33">
     <w:name w:val="WPSOffice手动目录 1"/>
     <w:qFormat/>
+    <w:uiPriority w:val="0"/>
     <w:pPr>
       <w:ind w:leftChars="0"/>
     </w:pPr>
     <w:rPr>
-      <w:rFonts w:ascii="Times New Roman" w:eastAsia="宋体" w:hAnsi="Times New Roman" w:cs="Times New Roman"/>
+      <w:rFonts w:ascii="Times New Roman" w:hAnsi="Times New Roman" w:eastAsia="宋体" w:cs="Times New Roman"/>
       <w:sz w:val="20"/>
       <w:szCs w:val="20"/>
     </w:rPr>
   </w:style>
-  <w:style w:type="paragraph" w:customStyle="1" w:styleId="WPSOffice2">
+  <w:style w:type="paragraph" w:customStyle="1" w:styleId="34">
     <w:name w:val="WPSOffice手动目录 2"/>
     <w:qFormat/>
+    <w:uiPriority w:val="0"/>
     <w:pPr>
       <w:ind w:leftChars="200"/>
     </w:pPr>
     <w:rPr>
-      <w:rFonts w:ascii="Times New Roman" w:eastAsia="宋体" w:hAnsi="Times New Roman" w:cs="Times New Roman"/>
+      <w:rFonts w:ascii="Times New Roman" w:hAnsi="Times New Roman" w:eastAsia="宋体" w:cs="Times New Roman"/>
       <w:sz w:val="20"/>
       <w:szCs w:val="20"/>
     </w:rPr>
   </w:style>
-  <w:style w:type="paragraph" w:customStyle="1" w:styleId="WPSOffice3">
+  <w:style w:type="paragraph" w:customStyle="1" w:styleId="35">
     <w:name w:val="WPSOffice手动目录 3"/>
     <w:qFormat/>
+    <w:uiPriority w:val="0"/>
     <w:pPr>
       <w:ind w:leftChars="400"/>
     </w:pPr>
     <w:rPr>
-      <w:rFonts w:ascii="Times New Roman" w:eastAsia="宋体" w:hAnsi="Times New Roman" w:cs="Times New Roman"/>
+      <w:rFonts w:ascii="Times New Roman" w:hAnsi="Times New Roman" w:eastAsia="宋体" w:cs="Times New Roman"/>
       <w:sz w:val="20"/>
       <w:szCs w:val="20"/>
     </w:rPr>
   </w:style>
-  <w:style w:type="paragraph" w:customStyle="1" w:styleId="Compact">
+  <w:style w:type="paragraph" w:customStyle="1" w:styleId="36">
     <w:name w:val="Compact"/>
-    <w:basedOn w:val="BodyText"/>
+    <w:basedOn w:val="12"/>
     <w:qFormat/>
+    <w:uiPriority w:val="0"/>
     <w:pPr>
       <w:spacing w:before="36" w:after="36"/>
     </w:pPr>
   </w:style>
-  <w:style w:type="table" w:customStyle="1" w:styleId="Table">
+  <w:style w:type="table" w:customStyle="1" w:styleId="37">
     <w:name w:val="Table"/>
     <w:semiHidden/>
     <w:unhideWhenUsed/>
     <w:qFormat/>
+    <w:uiPriority w:val="0"/>
     <w:tblPr>
       <w:tblCellMar>
         <w:top w:w="0" w:type="dxa"/>
@@ -6364,25 +6471,27 @@
     <w:tblStylePr w:type="firstRow">
       <w:tcPr>
         <w:tcBorders>
-          <w:bottom w:val="single" w:sz="0" w:space="0" w:color="auto"/>
+          <w:bottom w:val="single" w:color="auto" w:sz="0" w:space="0"/>
         </w:tcBorders>
         <w:vAlign w:val="bottom"/>
       </w:tcPr>
     </w:tblStylePr>
   </w:style>
-  <w:style w:type="character" w:customStyle="1" w:styleId="1Char">
+  <w:style w:type="character" w:customStyle="1" w:styleId="38">
     <w:name w:val="柴_标题1 Char"/>
-    <w:link w:val="1"/>
+    <w:link w:val="28"/>
     <w:qFormat/>
+    <w:uiPriority w:val="0"/>
     <w:rPr>
-      <w:rFonts w:ascii="Arial" w:eastAsia="宋体" w:hAnsi="Arial"/>
+      <w:rFonts w:ascii="Arial" w:hAnsi="Arial" w:eastAsia="宋体"/>
       <w:sz w:val="32"/>
     </w:rPr>
   </w:style>
-  <w:style w:type="paragraph" w:customStyle="1" w:styleId="a3">
+  <w:style w:type="paragraph" w:customStyle="1" w:styleId="39">
     <w:name w:val="柴_正文_无缩进"/>
-    <w:basedOn w:val="Normal"/>
+    <w:basedOn w:val="1"/>
     <w:qFormat/>
+    <w:uiPriority w:val="0"/>
     <w:pPr>
       <w:ind w:firstLine="0" w:firstLineChars="0"/>
     </w:pPr>
@@ -6392,38 +6501,41 @@
       <w:lang w:eastAsia="zh-CN"/>
     </w:rPr>
   </w:style>
-  <w:style w:type="paragraph" w:customStyle="1" w:styleId="4">
+  <w:style w:type="paragraph" w:customStyle="1" w:styleId="40">
     <w:name w:val="柴_标题4"/>
-    <w:basedOn w:val="Heading4"/>
-    <w:next w:val="Normal"/>
+    <w:basedOn w:val="5"/>
+    <w:next w:val="1"/>
     <w:qFormat/>
+    <w:uiPriority w:val="0"/>
     <w:pPr>
       <w:widowControl w:val="0"/>
       <w:spacing w:before="160" w:line="360" w:lineRule="auto"/>
-      <w:ind w:left="981" w:hanging="862" w:leftChars="300"/>
+      <w:ind w:left="981" w:leftChars="300" w:hanging="862"/>
     </w:pPr>
     <w:rPr>
-      <w:rFonts w:ascii="Calibri" w:eastAsia="宋体" w:hAnsi="Calibri" w:cs="宋体" w:hint="eastAsia"/>
+      <w:rFonts w:hint="eastAsia" w:ascii="Calibri" w:hAnsi="Calibri" w:eastAsia="宋体" w:cs="宋体"/>
       <w:sz w:val="24"/>
       <w:szCs w:val="24"/>
       <w:lang w:eastAsia="zh-CN" w:bidi="zh-CN"/>
     </w:rPr>
   </w:style>
-  <w:style w:type="character" w:customStyle="1" w:styleId="Char">
+  <w:style w:type="character" w:customStyle="1" w:styleId="41">
     <w:name w:val="柴_正文 Char"/>
-    <w:link w:val="a1"/>
+    <w:link w:val="29"/>
     <w:qFormat/>
+    <w:uiPriority w:val="0"/>
     <w:rPr>
-      <w:rFonts w:ascii="Arial" w:eastAsia="宋体" w:hAnsi="Arial"/>
+      <w:rFonts w:ascii="Arial" w:hAnsi="Arial" w:eastAsia="宋体"/>
       <w:sz w:val="24"/>
       <w:lang w:eastAsia="zh-CN"/>
     </w:rPr>
   </w:style>
-  <w:style w:type="table" w:customStyle="1" w:styleId="TableNormal00">
+  <w:style w:type="table" w:customStyle="1" w:styleId="42">
     <w:name w:val="Table Normal_0_0"/>
     <w:semiHidden/>
     <w:unhideWhenUsed/>
     <w:qFormat/>
+    <w:uiPriority w:val="0"/>
     <w:tblPr>
       <w:tblCellMar>
         <w:top w:w="0" w:type="dxa"/>
@@ -6433,12 +6545,13 @@
       </w:tblCellMar>
     </w:tblPr>
   </w:style>
-  <w:style w:type="character" w:customStyle="1" w:styleId="3Char">
+  <w:style w:type="character" w:customStyle="1" w:styleId="43">
     <w:name w:val="柴_标题3 Char"/>
-    <w:link w:val="3"/>
+    <w:link w:val="31"/>
     <w:qFormat/>
+    <w:uiPriority w:val="0"/>
     <w:rPr>
-      <w:rFonts w:ascii="宋体" w:eastAsia="宋体" w:hAnsi="宋体" w:cs="宋体"/>
+      <w:rFonts w:ascii="宋体" w:hAnsi="宋体" w:eastAsia="宋体" w:cs="宋体"/>
       <w:spacing w:val="-2"/>
       <w:sz w:val="24"/>
       <w:szCs w:val="24"/>
